--- a/final_report.docx
+++ b/final_report.docx
@@ -96,29 +96,29 @@
           <w:sz w:val="48"/>
           <w:szCs w:val="48"/>
         </w:rPr>
-        <w:t xml:space="preserve">Agile vs Waterfall in Software Engineering  </w:t>
-      </w:r>
-      <w:r>
+        <w:t xml:space="preserve">Agile vs Waterfall in Software Engineering   </w:t>
+      </w:r>
+    </w:p>
+    <w:p>
+      <w:pPr>
+        <w:spacing w:line="259" w:lineRule="auto"/>
+        <w:jc w:val="center"/>
         <w:rPr>
           <w:b/>
           <w:bCs/>
           <w:sz w:val="48"/>
           <w:szCs w:val="48"/>
         </w:rPr>
-        <w:t xml:space="preserve"> </w:t>
-      </w:r>
-    </w:p>
-    <w:p>
-      <w:pPr>
-        <w:spacing w:line="259" w:lineRule="auto"/>
-        <w:jc w:val="center"/>
+      </w:pPr>
+      <w:r>
         <w:rPr>
           <w:b/>
           <w:bCs/>
           <w:sz w:val="48"/>
           <w:szCs w:val="48"/>
         </w:rPr>
-      </w:pPr>
+        <w:t>-</w:t>
+      </w:r>
       <w:r>
         <w:rPr>
           <w:b/>
@@ -126,7 +126,7 @@
           <w:sz w:val="48"/>
           <w:szCs w:val="48"/>
         </w:rPr>
-        <w:t>-</w:t>
+        <w:t xml:space="preserve"> </w:t>
       </w:r>
       <w:r>
         <w:rPr>
@@ -135,25 +135,7 @@
           <w:sz w:val="48"/>
           <w:szCs w:val="48"/>
         </w:rPr>
-        <w:t xml:space="preserve"> </w:t>
-      </w:r>
-      <w:r>
-        <w:rPr>
-          <w:b/>
-          <w:bCs/>
-          <w:sz w:val="48"/>
-          <w:szCs w:val="48"/>
-        </w:rPr>
-        <w:t>A Systematic Literature Review</w:t>
-      </w:r>
-      <w:r>
-        <w:rPr>
-          <w:b/>
-          <w:bCs/>
-          <w:sz w:val="48"/>
-          <w:szCs w:val="48"/>
-        </w:rPr>
-        <w:t xml:space="preserve"> -</w:t>
+        <w:t>A Systematic Literature Review -</w:t>
       </w:r>
     </w:p>
     <w:p>
@@ -258,6 +240,12 @@
         </w:rPr>
         <w:t xml:space="preserve"> Report</w:t>
       </w:r>
+    </w:p>
+    <w:p>
+      <w:pPr>
+        <w:spacing w:line="259" w:lineRule="auto"/>
+        <w:jc w:val="left"/>
+      </w:pPr>
     </w:p>
     <w:p>
       <w:pPr>
@@ -418,6 +406,7 @@
     </w:p>
     <w:p>
       <w:pPr>
+        <w:spacing w:after="0"/>
         <w:sectPr>
           <w:headerReference w:type="default" r:id="rId8"/>
           <w:pgSz w:w="11906" w:h="16838"/>
@@ -440,7 +429,21 @@
           <w:sz w:val="24"/>
           <w:szCs w:val="28"/>
         </w:rPr>
-        <w:t xml:space="preserve"> 7</w:t>
+        <w:t xml:space="preserve"> </w:t>
+      </w:r>
+      <w:r>
+        <w:rPr>
+          <w:sz w:val="24"/>
+          <w:szCs w:val="28"/>
+        </w:rPr>
+        <w:t>0</w:t>
+      </w:r>
+      <w:r>
+        <w:rPr>
+          <w:sz w:val="24"/>
+          <w:szCs w:val="28"/>
+        </w:rPr>
+        <w:t>7</w:t>
       </w:r>
       <w:r>
         <w:rPr>
@@ -522,13 +525,13 @@
           <w:r>
             <w:fldChar w:fldCharType="separate"/>
           </w:r>
-          <w:hyperlink w:anchor="_Toc233898744" w:history="1">
+          <w:hyperlink w:anchor="_Toc236940518" w:history="1">
             <w:r>
               <w:rPr>
                 <w:rStyle w:val="Hyperlink"/>
                 <w:noProof/>
               </w:rPr>
-              <w:t>Table of Tables</w:t>
+              <w:t>Table of Figures</w:t>
             </w:r>
             <w:r>
               <w:rPr>
@@ -549,7 +552,7 @@
                 <w:noProof/>
                 <w:webHidden/>
               </w:rPr>
-              <w:instrText xml:space="preserve"> PAGEREF _Toc233898744 \h </w:instrText>
+              <w:instrText xml:space="preserve"> PAGEREF _Toc236940518 \h </w:instrText>
             </w:r>
             <w:r>
               <w:rPr>
@@ -569,7 +572,7 @@
                 <w:noProof/>
                 <w:webHidden/>
               </w:rPr>
-              <w:t>2</w:t>
+              <w:t>3</w:t>
             </w:r>
             <w:r>
               <w:rPr>
@@ -594,12 +597,84 @@
               <w:lang w:eastAsia="en-GB"/>
             </w:rPr>
           </w:pPr>
-          <w:hyperlink w:anchor="_Toc233898745" w:history="1">
+          <w:hyperlink w:anchor="_Toc236940519" w:history="1">
             <w:r>
               <w:rPr>
                 <w:rStyle w:val="Hyperlink"/>
                 <w:noProof/>
               </w:rPr>
+              <w:t>Table of Tables</w:t>
+            </w:r>
+            <w:r>
+              <w:rPr>
+                <w:noProof/>
+                <w:webHidden/>
+              </w:rPr>
+              <w:tab/>
+            </w:r>
+            <w:r>
+              <w:rPr>
+                <w:noProof/>
+                <w:webHidden/>
+              </w:rPr>
+              <w:fldChar w:fldCharType="begin"/>
+            </w:r>
+            <w:r>
+              <w:rPr>
+                <w:noProof/>
+                <w:webHidden/>
+              </w:rPr>
+              <w:instrText xml:space="preserve"> PAGEREF _Toc236940519 \h </w:instrText>
+            </w:r>
+            <w:r>
+              <w:rPr>
+                <w:noProof/>
+                <w:webHidden/>
+              </w:rPr>
+            </w:r>
+            <w:r>
+              <w:rPr>
+                <w:noProof/>
+                <w:webHidden/>
+              </w:rPr>
+              <w:fldChar w:fldCharType="separate"/>
+            </w:r>
+            <w:r>
+              <w:rPr>
+                <w:noProof/>
+                <w:webHidden/>
+              </w:rPr>
+              <w:t>4</w:t>
+            </w:r>
+            <w:r>
+              <w:rPr>
+                <w:noProof/>
+                <w:webHidden/>
+              </w:rPr>
+              <w:fldChar w:fldCharType="end"/>
+            </w:r>
+          </w:hyperlink>
+        </w:p>
+        <w:p>
+          <w:pPr>
+            <w:pStyle w:val="TOC1"/>
+            <w:tabs>
+              <w:tab w:val="right" w:leader="dot" w:pos="9016"/>
+            </w:tabs>
+            <w:rPr>
+              <w:rFonts w:eastAsiaTheme="minorEastAsia"/>
+              <w:noProof/>
+              <w:sz w:val="24"/>
+              <w:szCs w:val="24"/>
+              <w:lang w:eastAsia="en-GB"/>
+            </w:rPr>
+          </w:pPr>
+          <w:hyperlink w:anchor="_Toc236940520" w:history="1">
+            <w:r>
+              <w:rPr>
+                <w:rStyle w:val="Hyperlink"/>
+                <w:noProof/>
+              </w:rPr>
               <w:t>Chapter 1 : Introduction</w:t>
             </w:r>
             <w:r>
@@ -621,7 +696,7 @@
                 <w:noProof/>
                 <w:webHidden/>
               </w:rPr>
-              <w:instrText xml:space="preserve"> PAGEREF _Toc233898745 \h </w:instrText>
+              <w:instrText xml:space="preserve"> PAGEREF _Toc236940520 \h </w:instrText>
             </w:r>
             <w:r>
               <w:rPr>
@@ -641,7 +716,7 @@
                 <w:noProof/>
                 <w:webHidden/>
               </w:rPr>
-              <w:t>3</w:t>
+              <w:t>5</w:t>
             </w:r>
             <w:r>
               <w:rPr>
@@ -666,7 +741,7 @@
               <w:lang w:eastAsia="en-GB"/>
             </w:rPr>
           </w:pPr>
-          <w:hyperlink w:anchor="_Toc233898746" w:history="1">
+          <w:hyperlink w:anchor="_Toc236940521" w:history="1">
             <w:r>
               <w:rPr>
                 <w:rStyle w:val="Hyperlink"/>
@@ -693,7 +768,7 @@
                 <w:noProof/>
                 <w:webHidden/>
               </w:rPr>
-              <w:instrText xml:space="preserve"> PAGEREF _Toc233898746 \h </w:instrText>
+              <w:instrText xml:space="preserve"> PAGEREF _Toc236940521 \h </w:instrText>
             </w:r>
             <w:r>
               <w:rPr>
@@ -713,7 +788,7 @@
                 <w:noProof/>
                 <w:webHidden/>
               </w:rPr>
-              <w:t>3</w:t>
+              <w:t>5</w:t>
             </w:r>
             <w:r>
               <w:rPr>
@@ -738,7 +813,7 @@
               <w:lang w:eastAsia="en-GB"/>
             </w:rPr>
           </w:pPr>
-          <w:hyperlink w:anchor="_Toc233898747" w:history="1">
+          <w:hyperlink w:anchor="_Toc236940522" w:history="1">
             <w:r>
               <w:rPr>
                 <w:rStyle w:val="Hyperlink"/>
@@ -765,7 +840,7 @@
                 <w:noProof/>
                 <w:webHidden/>
               </w:rPr>
-              <w:instrText xml:space="preserve"> PAGEREF _Toc233898747 \h </w:instrText>
+              <w:instrText xml:space="preserve"> PAGEREF _Toc236940522 \h </w:instrText>
             </w:r>
             <w:r>
               <w:rPr>
@@ -785,7 +860,7 @@
                 <w:noProof/>
                 <w:webHidden/>
               </w:rPr>
-              <w:t>3</w:t>
+              <w:t>5</w:t>
             </w:r>
             <w:r>
               <w:rPr>
@@ -810,13 +885,13 @@
               <w:lang w:eastAsia="en-GB"/>
             </w:rPr>
           </w:pPr>
-          <w:hyperlink w:anchor="_Toc233898748" w:history="1">
+          <w:hyperlink w:anchor="_Toc236940523" w:history="1">
             <w:r>
               <w:rPr>
                 <w:rStyle w:val="Hyperlink"/>
                 <w:noProof/>
               </w:rPr>
-              <w:t>1.3 Aim</w:t>
+              <w:t>1.3 Research Question</w:t>
             </w:r>
             <w:r>
               <w:rPr>
@@ -837,7 +912,7 @@
                 <w:noProof/>
                 <w:webHidden/>
               </w:rPr>
-              <w:instrText xml:space="preserve"> PAGEREF _Toc233898748 \h </w:instrText>
+              <w:instrText xml:space="preserve"> PAGEREF _Toc236940523 \h </w:instrText>
             </w:r>
             <w:r>
               <w:rPr>
@@ -857,7 +932,151 @@
                 <w:noProof/>
                 <w:webHidden/>
               </w:rPr>
-              <w:t>3</w:t>
+              <w:t>5</w:t>
+            </w:r>
+            <w:r>
+              <w:rPr>
+                <w:noProof/>
+                <w:webHidden/>
+              </w:rPr>
+              <w:fldChar w:fldCharType="end"/>
+            </w:r>
+          </w:hyperlink>
+        </w:p>
+        <w:p>
+          <w:pPr>
+            <w:pStyle w:val="TOC2"/>
+            <w:tabs>
+              <w:tab w:val="right" w:leader="dot" w:pos="9016"/>
+            </w:tabs>
+            <w:rPr>
+              <w:rFonts w:eastAsiaTheme="minorEastAsia"/>
+              <w:noProof/>
+              <w:sz w:val="24"/>
+              <w:szCs w:val="24"/>
+              <w:lang w:eastAsia="en-GB"/>
+            </w:rPr>
+          </w:pPr>
+          <w:hyperlink w:anchor="_Toc236940524" w:history="1">
+            <w:r>
+              <w:rPr>
+                <w:rStyle w:val="Hyperlink"/>
+                <w:noProof/>
+              </w:rPr>
+              <w:t>1.4 Aim</w:t>
+            </w:r>
+            <w:r>
+              <w:rPr>
+                <w:noProof/>
+                <w:webHidden/>
+              </w:rPr>
+              <w:tab/>
+            </w:r>
+            <w:r>
+              <w:rPr>
+                <w:noProof/>
+                <w:webHidden/>
+              </w:rPr>
+              <w:fldChar w:fldCharType="begin"/>
+            </w:r>
+            <w:r>
+              <w:rPr>
+                <w:noProof/>
+                <w:webHidden/>
+              </w:rPr>
+              <w:instrText xml:space="preserve"> PAGEREF _Toc236940524 \h </w:instrText>
+            </w:r>
+            <w:r>
+              <w:rPr>
+                <w:noProof/>
+                <w:webHidden/>
+              </w:rPr>
+            </w:r>
+            <w:r>
+              <w:rPr>
+                <w:noProof/>
+                <w:webHidden/>
+              </w:rPr>
+              <w:fldChar w:fldCharType="separate"/>
+            </w:r>
+            <w:r>
+              <w:rPr>
+                <w:noProof/>
+                <w:webHidden/>
+              </w:rPr>
+              <w:t>5</w:t>
+            </w:r>
+            <w:r>
+              <w:rPr>
+                <w:noProof/>
+                <w:webHidden/>
+              </w:rPr>
+              <w:fldChar w:fldCharType="end"/>
+            </w:r>
+          </w:hyperlink>
+        </w:p>
+        <w:p>
+          <w:pPr>
+            <w:pStyle w:val="TOC2"/>
+            <w:tabs>
+              <w:tab w:val="right" w:leader="dot" w:pos="9016"/>
+            </w:tabs>
+            <w:rPr>
+              <w:rFonts w:eastAsiaTheme="minorEastAsia"/>
+              <w:noProof/>
+              <w:sz w:val="24"/>
+              <w:szCs w:val="24"/>
+              <w:lang w:eastAsia="en-GB"/>
+            </w:rPr>
+          </w:pPr>
+          <w:hyperlink w:anchor="_Toc236940525" w:history="1">
+            <w:r>
+              <w:rPr>
+                <w:rStyle w:val="Hyperlink"/>
+                <w:noProof/>
+              </w:rPr>
+              <w:t>1.5 Research Methods</w:t>
+            </w:r>
+            <w:r>
+              <w:rPr>
+                <w:noProof/>
+                <w:webHidden/>
+              </w:rPr>
+              <w:tab/>
+            </w:r>
+            <w:r>
+              <w:rPr>
+                <w:noProof/>
+                <w:webHidden/>
+              </w:rPr>
+              <w:fldChar w:fldCharType="begin"/>
+            </w:r>
+            <w:r>
+              <w:rPr>
+                <w:noProof/>
+                <w:webHidden/>
+              </w:rPr>
+              <w:instrText xml:space="preserve"> PAGEREF _Toc236940525 \h </w:instrText>
+            </w:r>
+            <w:r>
+              <w:rPr>
+                <w:noProof/>
+                <w:webHidden/>
+              </w:rPr>
+            </w:r>
+            <w:r>
+              <w:rPr>
+                <w:noProof/>
+                <w:webHidden/>
+              </w:rPr>
+              <w:fldChar w:fldCharType="separate"/>
+            </w:r>
+            <w:r>
+              <w:rPr>
+                <w:noProof/>
+                <w:webHidden/>
+              </w:rPr>
+              <w:t>5</w:t>
             </w:r>
             <w:r>
               <w:rPr>
@@ -882,7 +1101,7 @@
               <w:lang w:eastAsia="en-GB"/>
             </w:rPr>
           </w:pPr>
-          <w:hyperlink w:anchor="_Toc233898749" w:history="1">
+          <w:hyperlink w:anchor="_Toc236940526" w:history="1">
             <w:r>
               <w:rPr>
                 <w:rStyle w:val="Hyperlink"/>
@@ -909,7 +1128,7 @@
                 <w:noProof/>
                 <w:webHidden/>
               </w:rPr>
-              <w:instrText xml:space="preserve"> PAGEREF _Toc233898749 \h </w:instrText>
+              <w:instrText xml:space="preserve"> PAGEREF _Toc236940526 \h </w:instrText>
             </w:r>
             <w:r>
               <w:rPr>
@@ -929,7 +1148,7 @@
                 <w:noProof/>
                 <w:webHidden/>
               </w:rPr>
-              <w:t>4</w:t>
+              <w:t>6</w:t>
             </w:r>
             <w:r>
               <w:rPr>
@@ -954,7 +1173,7 @@
               <w:lang w:eastAsia="en-GB"/>
             </w:rPr>
           </w:pPr>
-          <w:hyperlink w:anchor="_Toc233898750" w:history="1">
+          <w:hyperlink w:anchor="_Toc236940527" w:history="1">
             <w:r>
               <w:rPr>
                 <w:rStyle w:val="Hyperlink"/>
@@ -981,7 +1200,7 @@
                 <w:noProof/>
                 <w:webHidden/>
               </w:rPr>
-              <w:instrText xml:space="preserve"> PAGEREF _Toc233898750 \h </w:instrText>
+              <w:instrText xml:space="preserve"> PAGEREF _Toc236940527 \h </w:instrText>
             </w:r>
             <w:r>
               <w:rPr>
@@ -1001,7 +1220,7 @@
                 <w:noProof/>
                 <w:webHidden/>
               </w:rPr>
-              <w:t>4</w:t>
+              <w:t>6</w:t>
             </w:r>
             <w:r>
               <w:rPr>
@@ -1026,7 +1245,7 @@
               <w:lang w:eastAsia="en-GB"/>
             </w:rPr>
           </w:pPr>
-          <w:hyperlink w:anchor="_Toc233898751" w:history="1">
+          <w:hyperlink w:anchor="_Toc236940528" w:history="1">
             <w:r>
               <w:rPr>
                 <w:rStyle w:val="Hyperlink"/>
@@ -1053,7 +1272,7 @@
                 <w:noProof/>
                 <w:webHidden/>
               </w:rPr>
-              <w:instrText xml:space="preserve"> PAGEREF _Toc233898751 \h </w:instrText>
+              <w:instrText xml:space="preserve"> PAGEREF _Toc236940528 \h </w:instrText>
             </w:r>
             <w:r>
               <w:rPr>
@@ -1073,7 +1292,7 @@
                 <w:noProof/>
                 <w:webHidden/>
               </w:rPr>
-              <w:t>4</w:t>
+              <w:t>6</w:t>
             </w:r>
             <w:r>
               <w:rPr>
@@ -1098,7 +1317,7 @@
               <w:lang w:eastAsia="en-GB"/>
             </w:rPr>
           </w:pPr>
-          <w:hyperlink w:anchor="_Toc233898752" w:history="1">
+          <w:hyperlink w:anchor="_Toc236940529" w:history="1">
             <w:r>
               <w:rPr>
                 <w:rStyle w:val="Hyperlink"/>
@@ -1125,7 +1344,7 @@
                 <w:noProof/>
                 <w:webHidden/>
               </w:rPr>
-              <w:instrText xml:space="preserve"> PAGEREF _Toc233898752 \h </w:instrText>
+              <w:instrText xml:space="preserve"> PAGEREF _Toc236940529 \h </w:instrText>
             </w:r>
             <w:r>
               <w:rPr>
@@ -1145,7 +1364,151 @@
                 <w:noProof/>
                 <w:webHidden/>
               </w:rPr>
-              <w:t>4</w:t>
+              <w:t>6</w:t>
+            </w:r>
+            <w:r>
+              <w:rPr>
+                <w:noProof/>
+                <w:webHidden/>
+              </w:rPr>
+              <w:fldChar w:fldCharType="end"/>
+            </w:r>
+          </w:hyperlink>
+        </w:p>
+        <w:p>
+          <w:pPr>
+            <w:pStyle w:val="TOC2"/>
+            <w:tabs>
+              <w:tab w:val="right" w:leader="dot" w:pos="9016"/>
+            </w:tabs>
+            <w:rPr>
+              <w:rFonts w:eastAsiaTheme="minorEastAsia"/>
+              <w:noProof/>
+              <w:sz w:val="24"/>
+              <w:szCs w:val="24"/>
+              <w:lang w:eastAsia="en-GB"/>
+            </w:rPr>
+          </w:pPr>
+          <w:hyperlink w:anchor="_Toc236940530" w:history="1">
+            <w:r>
+              <w:rPr>
+                <w:rStyle w:val="Hyperlink"/>
+                <w:noProof/>
+              </w:rPr>
+              <w:t>2.4 State of Art</w:t>
+            </w:r>
+            <w:r>
+              <w:rPr>
+                <w:noProof/>
+                <w:webHidden/>
+              </w:rPr>
+              <w:tab/>
+            </w:r>
+            <w:r>
+              <w:rPr>
+                <w:noProof/>
+                <w:webHidden/>
+              </w:rPr>
+              <w:fldChar w:fldCharType="begin"/>
+            </w:r>
+            <w:r>
+              <w:rPr>
+                <w:noProof/>
+                <w:webHidden/>
+              </w:rPr>
+              <w:instrText xml:space="preserve"> PAGEREF _Toc236940530 \h </w:instrText>
+            </w:r>
+            <w:r>
+              <w:rPr>
+                <w:noProof/>
+                <w:webHidden/>
+              </w:rPr>
+            </w:r>
+            <w:r>
+              <w:rPr>
+                <w:noProof/>
+                <w:webHidden/>
+              </w:rPr>
+              <w:fldChar w:fldCharType="separate"/>
+            </w:r>
+            <w:r>
+              <w:rPr>
+                <w:noProof/>
+                <w:webHidden/>
+              </w:rPr>
+              <w:t>7</w:t>
+            </w:r>
+            <w:r>
+              <w:rPr>
+                <w:noProof/>
+                <w:webHidden/>
+              </w:rPr>
+              <w:fldChar w:fldCharType="end"/>
+            </w:r>
+          </w:hyperlink>
+        </w:p>
+        <w:p>
+          <w:pPr>
+            <w:pStyle w:val="TOC2"/>
+            <w:tabs>
+              <w:tab w:val="right" w:leader="dot" w:pos="9016"/>
+            </w:tabs>
+            <w:rPr>
+              <w:rFonts w:eastAsiaTheme="minorEastAsia"/>
+              <w:noProof/>
+              <w:sz w:val="24"/>
+              <w:szCs w:val="24"/>
+              <w:lang w:eastAsia="en-GB"/>
+            </w:rPr>
+          </w:pPr>
+          <w:hyperlink w:anchor="_Toc236940531" w:history="1">
+            <w:r>
+              <w:rPr>
+                <w:rStyle w:val="Hyperlink"/>
+                <w:noProof/>
+              </w:rPr>
+              <w:t>2.5 Research Gap and The Need for Systematic Review</w:t>
+            </w:r>
+            <w:r>
+              <w:rPr>
+                <w:noProof/>
+                <w:webHidden/>
+              </w:rPr>
+              <w:tab/>
+            </w:r>
+            <w:r>
+              <w:rPr>
+                <w:noProof/>
+                <w:webHidden/>
+              </w:rPr>
+              <w:fldChar w:fldCharType="begin"/>
+            </w:r>
+            <w:r>
+              <w:rPr>
+                <w:noProof/>
+                <w:webHidden/>
+              </w:rPr>
+              <w:instrText xml:space="preserve"> PAGEREF _Toc236940531 \h </w:instrText>
+            </w:r>
+            <w:r>
+              <w:rPr>
+                <w:noProof/>
+                <w:webHidden/>
+              </w:rPr>
+            </w:r>
+            <w:r>
+              <w:rPr>
+                <w:noProof/>
+                <w:webHidden/>
+              </w:rPr>
+              <w:fldChar w:fldCharType="separate"/>
+            </w:r>
+            <w:r>
+              <w:rPr>
+                <w:noProof/>
+                <w:webHidden/>
+              </w:rPr>
+              <w:t>7</w:t>
             </w:r>
             <w:r>
               <w:rPr>
@@ -1170,13 +1533,13 @@
               <w:lang w:eastAsia="en-GB"/>
             </w:rPr>
           </w:pPr>
-          <w:hyperlink w:anchor="_Toc233898753" w:history="1">
+          <w:hyperlink w:anchor="_Toc236940532" w:history="1">
             <w:r>
               <w:rPr>
                 <w:rStyle w:val="Hyperlink"/>
                 <w:noProof/>
               </w:rPr>
-              <w:t>Chapter 3 : Literature Review Protocol</w:t>
+              <w:t>Chapter 3 : Literature Review</w:t>
             </w:r>
             <w:r>
               <w:rPr>
@@ -1197,7 +1560,7 @@
                 <w:noProof/>
                 <w:webHidden/>
               </w:rPr>
-              <w:instrText xml:space="preserve"> PAGEREF _Toc233898753 \h </w:instrText>
+              <w:instrText xml:space="preserve"> PAGEREF _Toc236940532 \h </w:instrText>
             </w:r>
             <w:r>
               <w:rPr>
@@ -1217,7 +1580,7 @@
                 <w:noProof/>
                 <w:webHidden/>
               </w:rPr>
-              <w:t>5</w:t>
+              <w:t>7</w:t>
             </w:r>
             <w:r>
               <w:rPr>
@@ -1242,7 +1605,7 @@
               <w:lang w:eastAsia="en-GB"/>
             </w:rPr>
           </w:pPr>
-          <w:hyperlink w:anchor="_Toc233898754" w:history="1">
+          <w:hyperlink w:anchor="_Toc236940533" w:history="1">
             <w:r>
               <w:rPr>
                 <w:rStyle w:val="Hyperlink"/>
@@ -1269,7 +1632,7 @@
                 <w:noProof/>
                 <w:webHidden/>
               </w:rPr>
-              <w:instrText xml:space="preserve"> PAGEREF _Toc233898754 \h </w:instrText>
+              <w:instrText xml:space="preserve"> PAGEREF _Toc236940533 \h </w:instrText>
             </w:r>
             <w:r>
               <w:rPr>
@@ -1289,7 +1652,151 @@
                 <w:noProof/>
                 <w:webHidden/>
               </w:rPr>
-              <w:t>5</w:t>
+              <w:t>7</w:t>
+            </w:r>
+            <w:r>
+              <w:rPr>
+                <w:noProof/>
+                <w:webHidden/>
+              </w:rPr>
+              <w:fldChar w:fldCharType="end"/>
+            </w:r>
+          </w:hyperlink>
+        </w:p>
+        <w:p>
+          <w:pPr>
+            <w:pStyle w:val="TOC3"/>
+            <w:tabs>
+              <w:tab w:val="right" w:leader="dot" w:pos="9016"/>
+            </w:tabs>
+            <w:rPr>
+              <w:rFonts w:eastAsiaTheme="minorEastAsia"/>
+              <w:noProof/>
+              <w:sz w:val="24"/>
+              <w:szCs w:val="24"/>
+              <w:lang w:eastAsia="en-GB"/>
+            </w:rPr>
+          </w:pPr>
+          <w:hyperlink w:anchor="_Toc236940534" w:history="1">
+            <w:r>
+              <w:rPr>
+                <w:rStyle w:val="Hyperlink"/>
+                <w:noProof/>
+              </w:rPr>
+              <w:t>3.1.1 Keywords</w:t>
+            </w:r>
+            <w:r>
+              <w:rPr>
+                <w:noProof/>
+                <w:webHidden/>
+              </w:rPr>
+              <w:tab/>
+            </w:r>
+            <w:r>
+              <w:rPr>
+                <w:noProof/>
+                <w:webHidden/>
+              </w:rPr>
+              <w:fldChar w:fldCharType="begin"/>
+            </w:r>
+            <w:r>
+              <w:rPr>
+                <w:noProof/>
+                <w:webHidden/>
+              </w:rPr>
+              <w:instrText xml:space="preserve"> PAGEREF _Toc236940534 \h </w:instrText>
+            </w:r>
+            <w:r>
+              <w:rPr>
+                <w:noProof/>
+                <w:webHidden/>
+              </w:rPr>
+            </w:r>
+            <w:r>
+              <w:rPr>
+                <w:noProof/>
+                <w:webHidden/>
+              </w:rPr>
+              <w:fldChar w:fldCharType="separate"/>
+            </w:r>
+            <w:r>
+              <w:rPr>
+                <w:noProof/>
+                <w:webHidden/>
+              </w:rPr>
+              <w:t>8</w:t>
+            </w:r>
+            <w:r>
+              <w:rPr>
+                <w:noProof/>
+                <w:webHidden/>
+              </w:rPr>
+              <w:fldChar w:fldCharType="end"/>
+            </w:r>
+          </w:hyperlink>
+        </w:p>
+        <w:p>
+          <w:pPr>
+            <w:pStyle w:val="TOC3"/>
+            <w:tabs>
+              <w:tab w:val="right" w:leader="dot" w:pos="9016"/>
+            </w:tabs>
+            <w:rPr>
+              <w:rFonts w:eastAsiaTheme="minorEastAsia"/>
+              <w:noProof/>
+              <w:sz w:val="24"/>
+              <w:szCs w:val="24"/>
+              <w:lang w:eastAsia="en-GB"/>
+            </w:rPr>
+          </w:pPr>
+          <w:hyperlink w:anchor="_Toc236940535" w:history="1">
+            <w:r>
+              <w:rPr>
+                <w:rStyle w:val="Hyperlink"/>
+                <w:noProof/>
+              </w:rPr>
+              <w:t>3.1.2 Synonyms</w:t>
+            </w:r>
+            <w:r>
+              <w:rPr>
+                <w:noProof/>
+                <w:webHidden/>
+              </w:rPr>
+              <w:tab/>
+            </w:r>
+            <w:r>
+              <w:rPr>
+                <w:noProof/>
+                <w:webHidden/>
+              </w:rPr>
+              <w:fldChar w:fldCharType="begin"/>
+            </w:r>
+            <w:r>
+              <w:rPr>
+                <w:noProof/>
+                <w:webHidden/>
+              </w:rPr>
+              <w:instrText xml:space="preserve"> PAGEREF _Toc236940535 \h </w:instrText>
+            </w:r>
+            <w:r>
+              <w:rPr>
+                <w:noProof/>
+                <w:webHidden/>
+              </w:rPr>
+            </w:r>
+            <w:r>
+              <w:rPr>
+                <w:noProof/>
+                <w:webHidden/>
+              </w:rPr>
+              <w:fldChar w:fldCharType="separate"/>
+            </w:r>
+            <w:r>
+              <w:rPr>
+                <w:noProof/>
+                <w:webHidden/>
+              </w:rPr>
+              <w:t>8</w:t>
             </w:r>
             <w:r>
               <w:rPr>
@@ -1314,7 +1821,7 @@
               <w:lang w:eastAsia="en-GB"/>
             </w:rPr>
           </w:pPr>
-          <w:hyperlink w:anchor="_Toc233898755" w:history="1">
+          <w:hyperlink w:anchor="_Toc236940536" w:history="1">
             <w:r>
               <w:rPr>
                 <w:rStyle w:val="Hyperlink"/>
@@ -1341,7 +1848,7 @@
                 <w:noProof/>
                 <w:webHidden/>
               </w:rPr>
-              <w:instrText xml:space="preserve"> PAGEREF _Toc233898755 \h </w:instrText>
+              <w:instrText xml:space="preserve"> PAGEREF _Toc236940536 \h </w:instrText>
             </w:r>
             <w:r>
               <w:rPr>
@@ -1361,7 +1868,7 @@
                 <w:noProof/>
                 <w:webHidden/>
               </w:rPr>
-              <w:t>5</w:t>
+              <w:t>8</w:t>
             </w:r>
             <w:r>
               <w:rPr>
@@ -1386,7 +1893,7 @@
               <w:lang w:eastAsia="en-GB"/>
             </w:rPr>
           </w:pPr>
-          <w:hyperlink w:anchor="_Toc233898756" w:history="1">
+          <w:hyperlink w:anchor="_Toc236940537" w:history="1">
             <w:r>
               <w:rPr>
                 <w:rStyle w:val="Hyperlink"/>
@@ -1413,7 +1920,7 @@
                 <w:noProof/>
                 <w:webHidden/>
               </w:rPr>
-              <w:instrText xml:space="preserve"> PAGEREF _Toc233898756 \h </w:instrText>
+              <w:instrText xml:space="preserve"> PAGEREF _Toc236940537 \h </w:instrText>
             </w:r>
             <w:r>
               <w:rPr>
@@ -1433,7 +1940,79 @@
                 <w:noProof/>
                 <w:webHidden/>
               </w:rPr>
-              <w:t>6</w:t>
+              <w:t>9</w:t>
+            </w:r>
+            <w:r>
+              <w:rPr>
+                <w:noProof/>
+                <w:webHidden/>
+              </w:rPr>
+              <w:fldChar w:fldCharType="end"/>
+            </w:r>
+          </w:hyperlink>
+        </w:p>
+        <w:p>
+          <w:pPr>
+            <w:pStyle w:val="TOC2"/>
+            <w:tabs>
+              <w:tab w:val="right" w:leader="dot" w:pos="9016"/>
+            </w:tabs>
+            <w:rPr>
+              <w:rFonts w:eastAsiaTheme="minorEastAsia"/>
+              <w:noProof/>
+              <w:sz w:val="24"/>
+              <w:szCs w:val="24"/>
+              <w:lang w:eastAsia="en-GB"/>
+            </w:rPr>
+          </w:pPr>
+          <w:hyperlink w:anchor="_Toc236940538" w:history="1">
+            <w:r>
+              <w:rPr>
+                <w:rStyle w:val="Hyperlink"/>
+                <w:noProof/>
+              </w:rPr>
+              <w:t>3.4 Screening Process</w:t>
+            </w:r>
+            <w:r>
+              <w:rPr>
+                <w:noProof/>
+                <w:webHidden/>
+              </w:rPr>
+              <w:tab/>
+            </w:r>
+            <w:r>
+              <w:rPr>
+                <w:noProof/>
+                <w:webHidden/>
+              </w:rPr>
+              <w:fldChar w:fldCharType="begin"/>
+            </w:r>
+            <w:r>
+              <w:rPr>
+                <w:noProof/>
+                <w:webHidden/>
+              </w:rPr>
+              <w:instrText xml:space="preserve"> PAGEREF _Toc236940538 \h </w:instrText>
+            </w:r>
+            <w:r>
+              <w:rPr>
+                <w:noProof/>
+                <w:webHidden/>
+              </w:rPr>
+            </w:r>
+            <w:r>
+              <w:rPr>
+                <w:noProof/>
+                <w:webHidden/>
+              </w:rPr>
+              <w:fldChar w:fldCharType="separate"/>
+            </w:r>
+            <w:r>
+              <w:rPr>
+                <w:noProof/>
+                <w:webHidden/>
+              </w:rPr>
+              <w:t>9</w:t>
             </w:r>
             <w:r>
               <w:rPr>
@@ -1458,12 +2037,807 @@
               <w:lang w:eastAsia="en-GB"/>
             </w:rPr>
           </w:pPr>
-          <w:hyperlink w:anchor="_Toc233898757" w:history="1">
+          <w:hyperlink w:anchor="_Toc236940539" w:history="1">
             <w:r>
               <w:rPr>
                 <w:rStyle w:val="Hyperlink"/>
                 <w:noProof/>
               </w:rPr>
+              <w:t>Chapter 4 : Results</w:t>
+            </w:r>
+            <w:r>
+              <w:rPr>
+                <w:noProof/>
+                <w:webHidden/>
+              </w:rPr>
+              <w:tab/>
+            </w:r>
+            <w:r>
+              <w:rPr>
+                <w:noProof/>
+                <w:webHidden/>
+              </w:rPr>
+              <w:fldChar w:fldCharType="begin"/>
+            </w:r>
+            <w:r>
+              <w:rPr>
+                <w:noProof/>
+                <w:webHidden/>
+              </w:rPr>
+              <w:instrText xml:space="preserve"> PAGEREF _Toc236940539 \h </w:instrText>
+            </w:r>
+            <w:r>
+              <w:rPr>
+                <w:noProof/>
+                <w:webHidden/>
+              </w:rPr>
+            </w:r>
+            <w:r>
+              <w:rPr>
+                <w:noProof/>
+                <w:webHidden/>
+              </w:rPr>
+              <w:fldChar w:fldCharType="separate"/>
+            </w:r>
+            <w:r>
+              <w:rPr>
+                <w:noProof/>
+                <w:webHidden/>
+              </w:rPr>
+              <w:t>10</w:t>
+            </w:r>
+            <w:r>
+              <w:rPr>
+                <w:noProof/>
+                <w:webHidden/>
+              </w:rPr>
+              <w:fldChar w:fldCharType="end"/>
+            </w:r>
+          </w:hyperlink>
+        </w:p>
+        <w:p>
+          <w:pPr>
+            <w:pStyle w:val="TOC2"/>
+            <w:tabs>
+              <w:tab w:val="right" w:leader="dot" w:pos="9016"/>
+            </w:tabs>
+            <w:rPr>
+              <w:rFonts w:eastAsiaTheme="minorEastAsia"/>
+              <w:noProof/>
+              <w:sz w:val="24"/>
+              <w:szCs w:val="24"/>
+              <w:lang w:eastAsia="en-GB"/>
+            </w:rPr>
+          </w:pPr>
+          <w:hyperlink w:anchor="_Toc236940540" w:history="1">
+            <w:r>
+              <w:rPr>
+                <w:rStyle w:val="Hyperlink"/>
+                <w:noProof/>
+                <w:lang w:val="en-IE"/>
+              </w:rPr>
+              <w:t>4.1 Paper Selection Process</w:t>
+            </w:r>
+            <w:r>
+              <w:rPr>
+                <w:noProof/>
+                <w:webHidden/>
+              </w:rPr>
+              <w:tab/>
+            </w:r>
+            <w:r>
+              <w:rPr>
+                <w:noProof/>
+                <w:webHidden/>
+              </w:rPr>
+              <w:fldChar w:fldCharType="begin"/>
+            </w:r>
+            <w:r>
+              <w:rPr>
+                <w:noProof/>
+                <w:webHidden/>
+              </w:rPr>
+              <w:instrText xml:space="preserve"> PAGEREF _Toc236940540 \h </w:instrText>
+            </w:r>
+            <w:r>
+              <w:rPr>
+                <w:noProof/>
+                <w:webHidden/>
+              </w:rPr>
+            </w:r>
+            <w:r>
+              <w:rPr>
+                <w:noProof/>
+                <w:webHidden/>
+              </w:rPr>
+              <w:fldChar w:fldCharType="separate"/>
+            </w:r>
+            <w:r>
+              <w:rPr>
+                <w:noProof/>
+                <w:webHidden/>
+              </w:rPr>
+              <w:t>10</w:t>
+            </w:r>
+            <w:r>
+              <w:rPr>
+                <w:noProof/>
+                <w:webHidden/>
+              </w:rPr>
+              <w:fldChar w:fldCharType="end"/>
+            </w:r>
+          </w:hyperlink>
+        </w:p>
+        <w:p>
+          <w:pPr>
+            <w:pStyle w:val="TOC2"/>
+            <w:tabs>
+              <w:tab w:val="right" w:leader="dot" w:pos="9016"/>
+            </w:tabs>
+            <w:rPr>
+              <w:rFonts w:eastAsiaTheme="minorEastAsia"/>
+              <w:noProof/>
+              <w:sz w:val="24"/>
+              <w:szCs w:val="24"/>
+              <w:lang w:eastAsia="en-GB"/>
+            </w:rPr>
+          </w:pPr>
+          <w:hyperlink w:anchor="_Toc236940541" w:history="1">
+            <w:r>
+              <w:rPr>
+                <w:rStyle w:val="Hyperlink"/>
+                <w:noProof/>
+                <w:lang w:val="en-IE"/>
+              </w:rPr>
+              <w:t>4.2 Data Extraction</w:t>
+            </w:r>
+            <w:r>
+              <w:rPr>
+                <w:noProof/>
+                <w:webHidden/>
+              </w:rPr>
+              <w:tab/>
+            </w:r>
+            <w:r>
+              <w:rPr>
+                <w:noProof/>
+                <w:webHidden/>
+              </w:rPr>
+              <w:fldChar w:fldCharType="begin"/>
+            </w:r>
+            <w:r>
+              <w:rPr>
+                <w:noProof/>
+                <w:webHidden/>
+              </w:rPr>
+              <w:instrText xml:space="preserve"> PAGEREF _Toc236940541 \h </w:instrText>
+            </w:r>
+            <w:r>
+              <w:rPr>
+                <w:noProof/>
+                <w:webHidden/>
+              </w:rPr>
+            </w:r>
+            <w:r>
+              <w:rPr>
+                <w:noProof/>
+                <w:webHidden/>
+              </w:rPr>
+              <w:fldChar w:fldCharType="separate"/>
+            </w:r>
+            <w:r>
+              <w:rPr>
+                <w:noProof/>
+                <w:webHidden/>
+              </w:rPr>
+              <w:t>10</w:t>
+            </w:r>
+            <w:r>
+              <w:rPr>
+                <w:noProof/>
+                <w:webHidden/>
+              </w:rPr>
+              <w:fldChar w:fldCharType="end"/>
+            </w:r>
+          </w:hyperlink>
+        </w:p>
+        <w:p>
+          <w:pPr>
+            <w:pStyle w:val="TOC2"/>
+            <w:tabs>
+              <w:tab w:val="right" w:leader="dot" w:pos="9016"/>
+            </w:tabs>
+            <w:rPr>
+              <w:rFonts w:eastAsiaTheme="minorEastAsia"/>
+              <w:noProof/>
+              <w:sz w:val="24"/>
+              <w:szCs w:val="24"/>
+              <w:lang w:eastAsia="en-GB"/>
+            </w:rPr>
+          </w:pPr>
+          <w:hyperlink w:anchor="_Toc236940542" w:history="1">
+            <w:r>
+              <w:rPr>
+                <w:rStyle w:val="Hyperlink"/>
+                <w:noProof/>
+                <w:lang w:val="en-IE"/>
+              </w:rPr>
+              <w:t>4.3  Data Synthesis</w:t>
+            </w:r>
+            <w:r>
+              <w:rPr>
+                <w:noProof/>
+                <w:webHidden/>
+              </w:rPr>
+              <w:tab/>
+            </w:r>
+            <w:r>
+              <w:rPr>
+                <w:noProof/>
+                <w:webHidden/>
+              </w:rPr>
+              <w:fldChar w:fldCharType="begin"/>
+            </w:r>
+            <w:r>
+              <w:rPr>
+                <w:noProof/>
+                <w:webHidden/>
+              </w:rPr>
+              <w:instrText xml:space="preserve"> PAGEREF _Toc236940542 \h </w:instrText>
+            </w:r>
+            <w:r>
+              <w:rPr>
+                <w:noProof/>
+                <w:webHidden/>
+              </w:rPr>
+            </w:r>
+            <w:r>
+              <w:rPr>
+                <w:noProof/>
+                <w:webHidden/>
+              </w:rPr>
+              <w:fldChar w:fldCharType="separate"/>
+            </w:r>
+            <w:r>
+              <w:rPr>
+                <w:noProof/>
+                <w:webHidden/>
+              </w:rPr>
+              <w:t>11</w:t>
+            </w:r>
+            <w:r>
+              <w:rPr>
+                <w:noProof/>
+                <w:webHidden/>
+              </w:rPr>
+              <w:fldChar w:fldCharType="end"/>
+            </w:r>
+          </w:hyperlink>
+        </w:p>
+        <w:p>
+          <w:pPr>
+            <w:pStyle w:val="TOC1"/>
+            <w:tabs>
+              <w:tab w:val="right" w:leader="dot" w:pos="9016"/>
+            </w:tabs>
+            <w:rPr>
+              <w:rFonts w:eastAsiaTheme="minorEastAsia"/>
+              <w:noProof/>
+              <w:sz w:val="24"/>
+              <w:szCs w:val="24"/>
+              <w:lang w:eastAsia="en-GB"/>
+            </w:rPr>
+          </w:pPr>
+          <w:hyperlink w:anchor="_Toc236940543" w:history="1">
+            <w:r>
+              <w:rPr>
+                <w:rStyle w:val="Hyperlink"/>
+                <w:noProof/>
+              </w:rPr>
+              <w:t>Chapter 5 Conclusion</w:t>
+            </w:r>
+            <w:r>
+              <w:rPr>
+                <w:noProof/>
+                <w:webHidden/>
+              </w:rPr>
+              <w:tab/>
+            </w:r>
+            <w:r>
+              <w:rPr>
+                <w:noProof/>
+                <w:webHidden/>
+              </w:rPr>
+              <w:fldChar w:fldCharType="begin"/>
+            </w:r>
+            <w:r>
+              <w:rPr>
+                <w:noProof/>
+                <w:webHidden/>
+              </w:rPr>
+              <w:instrText xml:space="preserve"> PAGEREF _Toc236940543 \h </w:instrText>
+            </w:r>
+            <w:r>
+              <w:rPr>
+                <w:noProof/>
+                <w:webHidden/>
+              </w:rPr>
+            </w:r>
+            <w:r>
+              <w:rPr>
+                <w:noProof/>
+                <w:webHidden/>
+              </w:rPr>
+              <w:fldChar w:fldCharType="separate"/>
+            </w:r>
+            <w:r>
+              <w:rPr>
+                <w:noProof/>
+                <w:webHidden/>
+              </w:rPr>
+              <w:t>11</w:t>
+            </w:r>
+            <w:r>
+              <w:rPr>
+                <w:noProof/>
+                <w:webHidden/>
+              </w:rPr>
+              <w:fldChar w:fldCharType="end"/>
+            </w:r>
+          </w:hyperlink>
+        </w:p>
+        <w:p>
+          <w:pPr>
+            <w:pStyle w:val="TOC2"/>
+            <w:tabs>
+              <w:tab w:val="right" w:leader="dot" w:pos="9016"/>
+            </w:tabs>
+            <w:rPr>
+              <w:rFonts w:eastAsiaTheme="minorEastAsia"/>
+              <w:noProof/>
+              <w:sz w:val="24"/>
+              <w:szCs w:val="24"/>
+              <w:lang w:eastAsia="en-GB"/>
+            </w:rPr>
+          </w:pPr>
+          <w:hyperlink w:anchor="_Toc236940544" w:history="1">
+            <w:r>
+              <w:rPr>
+                <w:rStyle w:val="Hyperlink"/>
+                <w:noProof/>
+              </w:rPr>
+              <w:t>5.1 Restating the Research Question</w:t>
+            </w:r>
+            <w:r>
+              <w:rPr>
+                <w:noProof/>
+                <w:webHidden/>
+              </w:rPr>
+              <w:tab/>
+            </w:r>
+            <w:r>
+              <w:rPr>
+                <w:noProof/>
+                <w:webHidden/>
+              </w:rPr>
+              <w:fldChar w:fldCharType="begin"/>
+            </w:r>
+            <w:r>
+              <w:rPr>
+                <w:noProof/>
+                <w:webHidden/>
+              </w:rPr>
+              <w:instrText xml:space="preserve"> PAGEREF _Toc236940544 \h </w:instrText>
+            </w:r>
+            <w:r>
+              <w:rPr>
+                <w:noProof/>
+                <w:webHidden/>
+              </w:rPr>
+            </w:r>
+            <w:r>
+              <w:rPr>
+                <w:noProof/>
+                <w:webHidden/>
+              </w:rPr>
+              <w:fldChar w:fldCharType="separate"/>
+            </w:r>
+            <w:r>
+              <w:rPr>
+                <w:noProof/>
+                <w:webHidden/>
+              </w:rPr>
+              <w:t>11</w:t>
+            </w:r>
+            <w:r>
+              <w:rPr>
+                <w:noProof/>
+                <w:webHidden/>
+              </w:rPr>
+              <w:fldChar w:fldCharType="end"/>
+            </w:r>
+          </w:hyperlink>
+        </w:p>
+        <w:p>
+          <w:pPr>
+            <w:pStyle w:val="TOC2"/>
+            <w:tabs>
+              <w:tab w:val="right" w:leader="dot" w:pos="9016"/>
+            </w:tabs>
+            <w:rPr>
+              <w:rFonts w:eastAsiaTheme="minorEastAsia"/>
+              <w:noProof/>
+              <w:sz w:val="24"/>
+              <w:szCs w:val="24"/>
+              <w:lang w:eastAsia="en-GB"/>
+            </w:rPr>
+          </w:pPr>
+          <w:hyperlink w:anchor="_Toc236940545" w:history="1">
+            <w:r>
+              <w:rPr>
+                <w:rStyle w:val="Hyperlink"/>
+                <w:noProof/>
+              </w:rPr>
+              <w:t>5.2 Summary of the SLR Process</w:t>
+            </w:r>
+            <w:r>
+              <w:rPr>
+                <w:noProof/>
+                <w:webHidden/>
+              </w:rPr>
+              <w:tab/>
+            </w:r>
+            <w:r>
+              <w:rPr>
+                <w:noProof/>
+                <w:webHidden/>
+              </w:rPr>
+              <w:fldChar w:fldCharType="begin"/>
+            </w:r>
+            <w:r>
+              <w:rPr>
+                <w:noProof/>
+                <w:webHidden/>
+              </w:rPr>
+              <w:instrText xml:space="preserve"> PAGEREF _Toc236940545 \h </w:instrText>
+            </w:r>
+            <w:r>
+              <w:rPr>
+                <w:noProof/>
+                <w:webHidden/>
+              </w:rPr>
+            </w:r>
+            <w:r>
+              <w:rPr>
+                <w:noProof/>
+                <w:webHidden/>
+              </w:rPr>
+              <w:fldChar w:fldCharType="separate"/>
+            </w:r>
+            <w:r>
+              <w:rPr>
+                <w:noProof/>
+                <w:webHidden/>
+              </w:rPr>
+              <w:t>11</w:t>
+            </w:r>
+            <w:r>
+              <w:rPr>
+                <w:noProof/>
+                <w:webHidden/>
+              </w:rPr>
+              <w:fldChar w:fldCharType="end"/>
+            </w:r>
+          </w:hyperlink>
+        </w:p>
+        <w:p>
+          <w:pPr>
+            <w:pStyle w:val="TOC2"/>
+            <w:tabs>
+              <w:tab w:val="right" w:leader="dot" w:pos="9016"/>
+            </w:tabs>
+            <w:rPr>
+              <w:rFonts w:eastAsiaTheme="minorEastAsia"/>
+              <w:noProof/>
+              <w:sz w:val="24"/>
+              <w:szCs w:val="24"/>
+              <w:lang w:eastAsia="en-GB"/>
+            </w:rPr>
+          </w:pPr>
+          <w:hyperlink w:anchor="_Toc236940546" w:history="1">
+            <w:r>
+              <w:rPr>
+                <w:rStyle w:val="Hyperlink"/>
+                <w:noProof/>
+              </w:rPr>
+              <w:t>5.3 Summary of Findings</w:t>
+            </w:r>
+            <w:r>
+              <w:rPr>
+                <w:noProof/>
+                <w:webHidden/>
+              </w:rPr>
+              <w:tab/>
+            </w:r>
+            <w:r>
+              <w:rPr>
+                <w:noProof/>
+                <w:webHidden/>
+              </w:rPr>
+              <w:fldChar w:fldCharType="begin"/>
+            </w:r>
+            <w:r>
+              <w:rPr>
+                <w:noProof/>
+                <w:webHidden/>
+              </w:rPr>
+              <w:instrText xml:space="preserve"> PAGEREF _Toc236940546 \h </w:instrText>
+            </w:r>
+            <w:r>
+              <w:rPr>
+                <w:noProof/>
+                <w:webHidden/>
+              </w:rPr>
+            </w:r>
+            <w:r>
+              <w:rPr>
+                <w:noProof/>
+                <w:webHidden/>
+              </w:rPr>
+              <w:fldChar w:fldCharType="separate"/>
+            </w:r>
+            <w:r>
+              <w:rPr>
+                <w:noProof/>
+                <w:webHidden/>
+              </w:rPr>
+              <w:t>11</w:t>
+            </w:r>
+            <w:r>
+              <w:rPr>
+                <w:noProof/>
+                <w:webHidden/>
+              </w:rPr>
+              <w:fldChar w:fldCharType="end"/>
+            </w:r>
+          </w:hyperlink>
+        </w:p>
+        <w:p>
+          <w:pPr>
+            <w:pStyle w:val="TOC2"/>
+            <w:tabs>
+              <w:tab w:val="right" w:leader="dot" w:pos="9016"/>
+            </w:tabs>
+            <w:rPr>
+              <w:rFonts w:eastAsiaTheme="minorEastAsia"/>
+              <w:noProof/>
+              <w:sz w:val="24"/>
+              <w:szCs w:val="24"/>
+              <w:lang w:eastAsia="en-GB"/>
+            </w:rPr>
+          </w:pPr>
+          <w:hyperlink w:anchor="_Toc236940547" w:history="1">
+            <w:r>
+              <w:rPr>
+                <w:rStyle w:val="Hyperlink"/>
+                <w:noProof/>
+              </w:rPr>
+              <w:t>5.4 Themes Identified</w:t>
+            </w:r>
+            <w:r>
+              <w:rPr>
+                <w:noProof/>
+                <w:webHidden/>
+              </w:rPr>
+              <w:tab/>
+            </w:r>
+            <w:r>
+              <w:rPr>
+                <w:noProof/>
+                <w:webHidden/>
+              </w:rPr>
+              <w:fldChar w:fldCharType="begin"/>
+            </w:r>
+            <w:r>
+              <w:rPr>
+                <w:noProof/>
+                <w:webHidden/>
+              </w:rPr>
+              <w:instrText xml:space="preserve"> PAGEREF _Toc236940547 \h </w:instrText>
+            </w:r>
+            <w:r>
+              <w:rPr>
+                <w:noProof/>
+                <w:webHidden/>
+              </w:rPr>
+            </w:r>
+            <w:r>
+              <w:rPr>
+                <w:noProof/>
+                <w:webHidden/>
+              </w:rPr>
+              <w:fldChar w:fldCharType="separate"/>
+            </w:r>
+            <w:r>
+              <w:rPr>
+                <w:noProof/>
+                <w:webHidden/>
+              </w:rPr>
+              <w:t>12</w:t>
+            </w:r>
+            <w:r>
+              <w:rPr>
+                <w:noProof/>
+                <w:webHidden/>
+              </w:rPr>
+              <w:fldChar w:fldCharType="end"/>
+            </w:r>
+          </w:hyperlink>
+        </w:p>
+        <w:p>
+          <w:pPr>
+            <w:pStyle w:val="TOC2"/>
+            <w:tabs>
+              <w:tab w:val="right" w:leader="dot" w:pos="9016"/>
+            </w:tabs>
+            <w:rPr>
+              <w:rFonts w:eastAsiaTheme="minorEastAsia"/>
+              <w:noProof/>
+              <w:sz w:val="24"/>
+              <w:szCs w:val="24"/>
+              <w:lang w:eastAsia="en-GB"/>
+            </w:rPr>
+          </w:pPr>
+          <w:hyperlink w:anchor="_Toc236940548" w:history="1">
+            <w:r>
+              <w:rPr>
+                <w:rStyle w:val="Hyperlink"/>
+                <w:noProof/>
+              </w:rPr>
+              <w:t>5.5 Answering the Research Question</w:t>
+            </w:r>
+            <w:r>
+              <w:rPr>
+                <w:noProof/>
+                <w:webHidden/>
+              </w:rPr>
+              <w:tab/>
+            </w:r>
+            <w:r>
+              <w:rPr>
+                <w:noProof/>
+                <w:webHidden/>
+              </w:rPr>
+              <w:fldChar w:fldCharType="begin"/>
+            </w:r>
+            <w:r>
+              <w:rPr>
+                <w:noProof/>
+                <w:webHidden/>
+              </w:rPr>
+              <w:instrText xml:space="preserve"> PAGEREF _Toc236940548 \h </w:instrText>
+            </w:r>
+            <w:r>
+              <w:rPr>
+                <w:noProof/>
+                <w:webHidden/>
+              </w:rPr>
+            </w:r>
+            <w:r>
+              <w:rPr>
+                <w:noProof/>
+                <w:webHidden/>
+              </w:rPr>
+              <w:fldChar w:fldCharType="separate"/>
+            </w:r>
+            <w:r>
+              <w:rPr>
+                <w:noProof/>
+                <w:webHidden/>
+              </w:rPr>
+              <w:t>12</w:t>
+            </w:r>
+            <w:r>
+              <w:rPr>
+                <w:noProof/>
+                <w:webHidden/>
+              </w:rPr>
+              <w:fldChar w:fldCharType="end"/>
+            </w:r>
+          </w:hyperlink>
+        </w:p>
+        <w:p>
+          <w:pPr>
+            <w:pStyle w:val="TOC2"/>
+            <w:tabs>
+              <w:tab w:val="right" w:leader="dot" w:pos="9016"/>
+            </w:tabs>
+            <w:rPr>
+              <w:rFonts w:eastAsiaTheme="minorEastAsia"/>
+              <w:noProof/>
+              <w:sz w:val="24"/>
+              <w:szCs w:val="24"/>
+              <w:lang w:eastAsia="en-GB"/>
+            </w:rPr>
+          </w:pPr>
+          <w:hyperlink w:anchor="_Toc236940549" w:history="1">
+            <w:r>
+              <w:rPr>
+                <w:rStyle w:val="Hyperlink"/>
+                <w:noProof/>
+              </w:rPr>
+              <w:t>5.6 Limitations and Future Work</w:t>
+            </w:r>
+            <w:r>
+              <w:rPr>
+                <w:noProof/>
+                <w:webHidden/>
+              </w:rPr>
+              <w:tab/>
+            </w:r>
+            <w:r>
+              <w:rPr>
+                <w:noProof/>
+                <w:webHidden/>
+              </w:rPr>
+              <w:fldChar w:fldCharType="begin"/>
+            </w:r>
+            <w:r>
+              <w:rPr>
+                <w:noProof/>
+                <w:webHidden/>
+              </w:rPr>
+              <w:instrText xml:space="preserve"> PAGEREF _Toc236940549 \h </w:instrText>
+            </w:r>
+            <w:r>
+              <w:rPr>
+                <w:noProof/>
+                <w:webHidden/>
+              </w:rPr>
+            </w:r>
+            <w:r>
+              <w:rPr>
+                <w:noProof/>
+                <w:webHidden/>
+              </w:rPr>
+              <w:fldChar w:fldCharType="separate"/>
+            </w:r>
+            <w:r>
+              <w:rPr>
+                <w:noProof/>
+                <w:webHidden/>
+              </w:rPr>
+              <w:t>12</w:t>
+            </w:r>
+            <w:r>
+              <w:rPr>
+                <w:noProof/>
+                <w:webHidden/>
+              </w:rPr>
+              <w:fldChar w:fldCharType="end"/>
+            </w:r>
+          </w:hyperlink>
+        </w:p>
+        <w:p>
+          <w:pPr>
+            <w:pStyle w:val="TOC1"/>
+            <w:tabs>
+              <w:tab w:val="right" w:leader="dot" w:pos="9016"/>
+            </w:tabs>
+            <w:rPr>
+              <w:rFonts w:eastAsiaTheme="minorEastAsia"/>
+              <w:noProof/>
+              <w:sz w:val="24"/>
+              <w:szCs w:val="24"/>
+              <w:lang w:eastAsia="en-GB"/>
+            </w:rPr>
+          </w:pPr>
+          <w:hyperlink w:anchor="_Toc236940550" w:history="1">
+            <w:r>
+              <w:rPr>
+                <w:rStyle w:val="Hyperlink"/>
+                <w:noProof/>
+              </w:rPr>
               <w:t>Bibliography</w:t>
             </w:r>
             <w:r>
@@ -1485,7 +2859,7 @@
                 <w:noProof/>
                 <w:webHidden/>
               </w:rPr>
-              <w:instrText xml:space="preserve"> PAGEREF _Toc233898757 \h </w:instrText>
+              <w:instrText xml:space="preserve"> PAGEREF _Toc236940550 \h </w:instrText>
             </w:r>
             <w:r>
               <w:rPr>
@@ -1505,7 +2879,79 @@
                 <w:noProof/>
                 <w:webHidden/>
               </w:rPr>
-              <w:t>7</w:t>
+              <w:t>13</w:t>
+            </w:r>
+            <w:r>
+              <w:rPr>
+                <w:noProof/>
+                <w:webHidden/>
+              </w:rPr>
+              <w:fldChar w:fldCharType="end"/>
+            </w:r>
+          </w:hyperlink>
+        </w:p>
+        <w:p>
+          <w:pPr>
+            <w:pStyle w:val="TOC1"/>
+            <w:tabs>
+              <w:tab w:val="right" w:leader="dot" w:pos="9016"/>
+            </w:tabs>
+            <w:rPr>
+              <w:rFonts w:eastAsiaTheme="minorEastAsia"/>
+              <w:noProof/>
+              <w:sz w:val="24"/>
+              <w:szCs w:val="24"/>
+              <w:lang w:eastAsia="en-GB"/>
+            </w:rPr>
+          </w:pPr>
+          <w:hyperlink w:anchor="_Toc236940551" w:history="1">
+            <w:r>
+              <w:rPr>
+                <w:rStyle w:val="Hyperlink"/>
+                <w:noProof/>
+              </w:rPr>
+              <w:t>Appendices</w:t>
+            </w:r>
+            <w:r>
+              <w:rPr>
+                <w:noProof/>
+                <w:webHidden/>
+              </w:rPr>
+              <w:tab/>
+            </w:r>
+            <w:r>
+              <w:rPr>
+                <w:noProof/>
+                <w:webHidden/>
+              </w:rPr>
+              <w:fldChar w:fldCharType="begin"/>
+            </w:r>
+            <w:r>
+              <w:rPr>
+                <w:noProof/>
+                <w:webHidden/>
+              </w:rPr>
+              <w:instrText xml:space="preserve"> PAGEREF _Toc236940551 \h </w:instrText>
+            </w:r>
+            <w:r>
+              <w:rPr>
+                <w:noProof/>
+                <w:webHidden/>
+              </w:rPr>
+            </w:r>
+            <w:r>
+              <w:rPr>
+                <w:noProof/>
+                <w:webHidden/>
+              </w:rPr>
+              <w:fldChar w:fldCharType="separate"/>
+            </w:r>
+            <w:r>
+              <w:rPr>
+                <w:noProof/>
+                <w:webHidden/>
+              </w:rPr>
+              <w:t>15</w:t>
             </w:r>
             <w:r>
               <w:rPr>
@@ -1566,10 +3012,10 @@
       <w:pPr>
         <w:pStyle w:val="Heading1"/>
       </w:pPr>
-      <w:bookmarkStart w:id="0" w:name="_Toc233898744"/>
+      <w:bookmarkStart w:id="0" w:name="_Toc236940518"/>
       <w:r>
         <w:lastRenderedPageBreak/>
-        <w:t>Table of Tables</w:t>
+        <w:t>Table of Figures</w:t>
       </w:r>
       <w:bookmarkEnd w:id="0"/>
     </w:p>
@@ -1591,12 +3037,338 @@
         <w:fldChar w:fldCharType="begin"/>
       </w:r>
       <w:r>
+        <w:instrText xml:space="preserve"> TOC \h \z \c "Figure" </w:instrText>
+      </w:r>
+      <w:r>
+        <w:fldChar w:fldCharType="separate"/>
+      </w:r>
+      <w:hyperlink w:anchor="_Toc236940507" w:history="1">
+        <w:r>
+          <w:rPr>
+            <w:rStyle w:val="Hyperlink"/>
+            <w:noProof/>
+          </w:rPr>
+          <w:t>Figure 1 COMMAND SEARCH IN IEEE</w:t>
+        </w:r>
+        <w:r>
+          <w:rPr>
+            <w:noProof/>
+            <w:webHidden/>
+          </w:rPr>
+          <w:tab/>
+        </w:r>
+        <w:r>
+          <w:rPr>
+            <w:noProof/>
+            <w:webHidden/>
+          </w:rPr>
+          <w:fldChar w:fldCharType="begin"/>
+        </w:r>
+        <w:r>
+          <w:rPr>
+            <w:noProof/>
+            <w:webHidden/>
+          </w:rPr>
+          <w:instrText xml:space="preserve"> PAGEREF _Toc236940507 \h </w:instrText>
+        </w:r>
+        <w:r>
+          <w:rPr>
+            <w:noProof/>
+            <w:webHidden/>
+          </w:rPr>
+        </w:r>
+        <w:r>
+          <w:rPr>
+            <w:noProof/>
+            <w:webHidden/>
+          </w:rPr>
+          <w:fldChar w:fldCharType="separate"/>
+        </w:r>
+        <w:r>
+          <w:rPr>
+            <w:noProof/>
+            <w:webHidden/>
+          </w:rPr>
+          <w:t>15</w:t>
+        </w:r>
+        <w:r>
+          <w:rPr>
+            <w:noProof/>
+            <w:webHidden/>
+          </w:rPr>
+          <w:fldChar w:fldCharType="end"/>
+        </w:r>
+      </w:hyperlink>
+    </w:p>
+    <w:p>
+      <w:pPr>
+        <w:pStyle w:val="TableofFigures"/>
+        <w:tabs>
+          <w:tab w:val="right" w:leader="dot" w:pos="9016"/>
+        </w:tabs>
+        <w:rPr>
+          <w:rFonts w:eastAsiaTheme="minorEastAsia"/>
+          <w:noProof/>
+          <w:sz w:val="24"/>
+          <w:szCs w:val="24"/>
+          <w:lang w:eastAsia="en-GB"/>
+        </w:rPr>
+      </w:pPr>
+      <w:hyperlink w:anchor="_Toc236940508" w:history="1">
+        <w:r>
+          <w:rPr>
+            <w:rStyle w:val="Hyperlink"/>
+            <w:noProof/>
+          </w:rPr>
+          <w:t>Figure 2 RESULTS INCLUDING CONFERENCES, JOURNALS, BOOKS AND MAGAZINES</w:t>
+        </w:r>
+        <w:r>
+          <w:rPr>
+            <w:noProof/>
+            <w:webHidden/>
+          </w:rPr>
+          <w:tab/>
+        </w:r>
+        <w:r>
+          <w:rPr>
+            <w:noProof/>
+            <w:webHidden/>
+          </w:rPr>
+          <w:fldChar w:fldCharType="begin"/>
+        </w:r>
+        <w:r>
+          <w:rPr>
+            <w:noProof/>
+            <w:webHidden/>
+          </w:rPr>
+          <w:instrText xml:space="preserve"> PAGEREF _Toc236940508 \h </w:instrText>
+        </w:r>
+        <w:r>
+          <w:rPr>
+            <w:noProof/>
+            <w:webHidden/>
+          </w:rPr>
+        </w:r>
+        <w:r>
+          <w:rPr>
+            <w:noProof/>
+            <w:webHidden/>
+          </w:rPr>
+          <w:fldChar w:fldCharType="separate"/>
+        </w:r>
+        <w:r>
+          <w:rPr>
+            <w:noProof/>
+            <w:webHidden/>
+          </w:rPr>
+          <w:t>15</w:t>
+        </w:r>
+        <w:r>
+          <w:rPr>
+            <w:noProof/>
+            <w:webHidden/>
+          </w:rPr>
+          <w:fldChar w:fldCharType="end"/>
+        </w:r>
+      </w:hyperlink>
+    </w:p>
+    <w:p>
+      <w:pPr>
+        <w:pStyle w:val="TableofFigures"/>
+        <w:tabs>
+          <w:tab w:val="right" w:leader="dot" w:pos="9016"/>
+        </w:tabs>
+        <w:rPr>
+          <w:rFonts w:eastAsiaTheme="minorEastAsia"/>
+          <w:noProof/>
+          <w:sz w:val="24"/>
+          <w:szCs w:val="24"/>
+          <w:lang w:eastAsia="en-GB"/>
+        </w:rPr>
+      </w:pPr>
+      <w:hyperlink w:anchor="_Toc236940509" w:history="1">
+        <w:r>
+          <w:rPr>
+            <w:rStyle w:val="Hyperlink"/>
+            <w:noProof/>
+          </w:rPr>
+          <w:t>FIGURE 3 RESULTS AFTER APPLIED FILTERS</w:t>
+        </w:r>
+        <w:r>
+          <w:rPr>
+            <w:noProof/>
+            <w:webHidden/>
+          </w:rPr>
+          <w:tab/>
+        </w:r>
+        <w:r>
+          <w:rPr>
+            <w:noProof/>
+            <w:webHidden/>
+          </w:rPr>
+          <w:fldChar w:fldCharType="begin"/>
+        </w:r>
+        <w:r>
+          <w:rPr>
+            <w:noProof/>
+            <w:webHidden/>
+          </w:rPr>
+          <w:instrText xml:space="preserve"> PAGEREF _Toc236940509 \h </w:instrText>
+        </w:r>
+        <w:r>
+          <w:rPr>
+            <w:noProof/>
+            <w:webHidden/>
+          </w:rPr>
+        </w:r>
+        <w:r>
+          <w:rPr>
+            <w:noProof/>
+            <w:webHidden/>
+          </w:rPr>
+          <w:fldChar w:fldCharType="separate"/>
+        </w:r>
+        <w:r>
+          <w:rPr>
+            <w:noProof/>
+            <w:webHidden/>
+          </w:rPr>
+          <w:t>16</w:t>
+        </w:r>
+        <w:r>
+          <w:rPr>
+            <w:noProof/>
+            <w:webHidden/>
+          </w:rPr>
+          <w:fldChar w:fldCharType="end"/>
+        </w:r>
+      </w:hyperlink>
+    </w:p>
+    <w:p>
+      <w:pPr>
+        <w:pStyle w:val="TableofFigures"/>
+        <w:tabs>
+          <w:tab w:val="right" w:leader="dot" w:pos="9016"/>
+        </w:tabs>
+        <w:rPr>
+          <w:rFonts w:eastAsiaTheme="minorEastAsia"/>
+          <w:noProof/>
+          <w:sz w:val="24"/>
+          <w:szCs w:val="24"/>
+          <w:lang w:eastAsia="en-GB"/>
+        </w:rPr>
+      </w:pPr>
+      <w:hyperlink w:anchor="_Toc236940510" w:history="1">
+        <w:r>
+          <w:rPr>
+            <w:rStyle w:val="Hyperlink"/>
+            <w:noProof/>
+          </w:rPr>
+          <w:t>Figure 4 GROUP MEMBERS CONTRIBUTION</w:t>
+        </w:r>
+        <w:r>
+          <w:rPr>
+            <w:noProof/>
+            <w:webHidden/>
+          </w:rPr>
+          <w:tab/>
+        </w:r>
+        <w:r>
+          <w:rPr>
+            <w:noProof/>
+            <w:webHidden/>
+          </w:rPr>
+          <w:fldChar w:fldCharType="begin"/>
+        </w:r>
+        <w:r>
+          <w:rPr>
+            <w:noProof/>
+            <w:webHidden/>
+          </w:rPr>
+          <w:instrText xml:space="preserve"> PAGEREF _Toc236940510 \h </w:instrText>
+        </w:r>
+        <w:r>
+          <w:rPr>
+            <w:noProof/>
+            <w:webHidden/>
+          </w:rPr>
+        </w:r>
+        <w:r>
+          <w:rPr>
+            <w:noProof/>
+            <w:webHidden/>
+          </w:rPr>
+          <w:fldChar w:fldCharType="separate"/>
+        </w:r>
+        <w:r>
+          <w:rPr>
+            <w:noProof/>
+            <w:webHidden/>
+          </w:rPr>
+          <w:t>17</w:t>
+        </w:r>
+        <w:r>
+          <w:rPr>
+            <w:noProof/>
+            <w:webHidden/>
+          </w:rPr>
+          <w:fldChar w:fldCharType="end"/>
+        </w:r>
+      </w:hyperlink>
+    </w:p>
+    <w:p>
+      <w:pPr>
+        <w:spacing w:line="259" w:lineRule="auto"/>
+        <w:jc w:val="left"/>
+        <w:rPr>
+          <w:rFonts w:eastAsiaTheme="majorEastAsia" w:cstheme="majorBidi"/>
+          <w:b/>
+          <w:sz w:val="24"/>
+          <w:szCs w:val="40"/>
+        </w:rPr>
+      </w:pPr>
+      <w:r>
+        <w:fldChar w:fldCharType="end"/>
+      </w:r>
+      <w:r>
+        <w:br w:type="page"/>
+      </w:r>
+    </w:p>
+    <w:p>
+      <w:pPr>
+        <w:pStyle w:val="Heading1"/>
+      </w:pPr>
+      <w:bookmarkStart w:id="1" w:name="_Toc236940519"/>
+      <w:r>
+        <w:lastRenderedPageBreak/>
+        <w:t>Table of Tables</w:t>
+      </w:r>
+      <w:bookmarkEnd w:id="1"/>
+    </w:p>
+    <w:p>
+      <w:pPr>
+        <w:pStyle w:val="TableofFigures"/>
+        <w:tabs>
+          <w:tab w:val="right" w:leader="dot" w:pos="9016"/>
+        </w:tabs>
+        <w:rPr>
+          <w:rFonts w:eastAsiaTheme="minorEastAsia"/>
+          <w:noProof/>
+          <w:sz w:val="24"/>
+          <w:szCs w:val="24"/>
+          <w:lang w:eastAsia="en-GB"/>
+        </w:rPr>
+      </w:pPr>
+      <w:r>
+        <w:fldChar w:fldCharType="begin"/>
+      </w:r>
+      <w:r>
         <w:instrText xml:space="preserve"> TOC \h \z \c "Table" </w:instrText>
       </w:r>
       <w:r>
         <w:fldChar w:fldCharType="separate"/>
       </w:r>
-      <w:hyperlink w:anchor="_Toc233898713" w:history="1">
+      <w:hyperlink w:anchor="_Toc236923443" w:history="1">
         <w:r>
           <w:rPr>
             <w:rStyle w:val="Hyperlink"/>
@@ -1623,7 +3395,7 @@
             <w:noProof/>
             <w:webHidden/>
           </w:rPr>
-          <w:instrText xml:space="preserve"> PAGEREF _Toc233898713 \h </w:instrText>
+          <w:instrText xml:space="preserve"> PAGEREF _Toc236923443 \h </w:instrText>
         </w:r>
         <w:r>
           <w:rPr>
@@ -1668,7 +3440,7 @@
           <w:lang w:eastAsia="en-GB"/>
         </w:rPr>
       </w:pPr>
-      <w:hyperlink w:anchor="_Toc233898714" w:history="1">
+      <w:hyperlink w:anchor="_Toc236923444" w:history="1">
         <w:r>
           <w:rPr>
             <w:rStyle w:val="Hyperlink"/>
@@ -1695,79 +3467,7 @@
             <w:noProof/>
             <w:webHidden/>
           </w:rPr>
-          <w:instrText xml:space="preserve"> PAGEREF _Toc233898714 \h </w:instrText>
-        </w:r>
-        <w:r>
-          <w:rPr>
-            <w:noProof/>
-            <w:webHidden/>
-          </w:rPr>
-        </w:r>
-        <w:r>
-          <w:rPr>
-            <w:noProof/>
-            <w:webHidden/>
-          </w:rPr>
-          <w:fldChar w:fldCharType="separate"/>
-        </w:r>
-        <w:r>
-          <w:rPr>
-            <w:noProof/>
-            <w:webHidden/>
-          </w:rPr>
-          <w:t>5</w:t>
-        </w:r>
-        <w:r>
-          <w:rPr>
-            <w:noProof/>
-            <w:webHidden/>
-          </w:rPr>
-          <w:fldChar w:fldCharType="end"/>
-        </w:r>
-      </w:hyperlink>
-    </w:p>
-    <w:p>
-      <w:pPr>
-        <w:pStyle w:val="TableofFigures"/>
-        <w:tabs>
-          <w:tab w:val="right" w:leader="dot" w:pos="9016"/>
-        </w:tabs>
-        <w:rPr>
-          <w:rFonts w:eastAsiaTheme="minorEastAsia"/>
-          <w:noProof/>
-          <w:sz w:val="24"/>
-          <w:szCs w:val="24"/>
-          <w:lang w:eastAsia="en-GB"/>
-        </w:rPr>
-      </w:pPr>
-      <w:hyperlink w:anchor="_Toc233898715" w:history="1">
-        <w:r>
-          <w:rPr>
-            <w:rStyle w:val="Hyperlink"/>
-            <w:noProof/>
-          </w:rPr>
-          <w:t>Table 3 INCLUSION/EXCLUSION CRITERIA</w:t>
-        </w:r>
-        <w:r>
-          <w:rPr>
-            <w:noProof/>
-            <w:webHidden/>
-          </w:rPr>
-          <w:tab/>
-        </w:r>
-        <w:r>
-          <w:rPr>
-            <w:noProof/>
-            <w:webHidden/>
-          </w:rPr>
-          <w:fldChar w:fldCharType="begin"/>
-        </w:r>
-        <w:r>
-          <w:rPr>
-            <w:noProof/>
-            <w:webHidden/>
-          </w:rPr>
-          <w:instrText xml:space="preserve"> PAGEREF _Toc233898715 \h </w:instrText>
+          <w:instrText xml:space="preserve"> PAGEREF _Toc236923444 \h </w:instrText>
         </w:r>
         <w:r>
           <w:rPr>
@@ -1800,6 +3500,294 @@
     </w:p>
     <w:p>
       <w:pPr>
+        <w:pStyle w:val="TableofFigures"/>
+        <w:tabs>
+          <w:tab w:val="right" w:leader="dot" w:pos="9016"/>
+        </w:tabs>
+        <w:rPr>
+          <w:rFonts w:eastAsiaTheme="minorEastAsia"/>
+          <w:noProof/>
+          <w:sz w:val="24"/>
+          <w:szCs w:val="24"/>
+          <w:lang w:eastAsia="en-GB"/>
+        </w:rPr>
+      </w:pPr>
+      <w:hyperlink w:anchor="_Toc236923445" w:history="1">
+        <w:r>
+          <w:rPr>
+            <w:rStyle w:val="Hyperlink"/>
+            <w:noProof/>
+          </w:rPr>
+          <w:t>Table 3 INCLUSION/EXCLUSION CRITERIA</w:t>
+        </w:r>
+        <w:r>
+          <w:rPr>
+            <w:noProof/>
+            <w:webHidden/>
+          </w:rPr>
+          <w:tab/>
+        </w:r>
+        <w:r>
+          <w:rPr>
+            <w:noProof/>
+            <w:webHidden/>
+          </w:rPr>
+          <w:fldChar w:fldCharType="begin"/>
+        </w:r>
+        <w:r>
+          <w:rPr>
+            <w:noProof/>
+            <w:webHidden/>
+          </w:rPr>
+          <w:instrText xml:space="preserve"> PAGEREF _Toc236923445 \h </w:instrText>
+        </w:r>
+        <w:r>
+          <w:rPr>
+            <w:noProof/>
+            <w:webHidden/>
+          </w:rPr>
+        </w:r>
+        <w:r>
+          <w:rPr>
+            <w:noProof/>
+            <w:webHidden/>
+          </w:rPr>
+          <w:fldChar w:fldCharType="separate"/>
+        </w:r>
+        <w:r>
+          <w:rPr>
+            <w:noProof/>
+            <w:webHidden/>
+          </w:rPr>
+          <w:t>7</w:t>
+        </w:r>
+        <w:r>
+          <w:rPr>
+            <w:noProof/>
+            <w:webHidden/>
+          </w:rPr>
+          <w:fldChar w:fldCharType="end"/>
+        </w:r>
+      </w:hyperlink>
+    </w:p>
+    <w:p>
+      <w:pPr>
+        <w:pStyle w:val="TableofFigures"/>
+        <w:tabs>
+          <w:tab w:val="right" w:leader="dot" w:pos="9016"/>
+        </w:tabs>
+        <w:rPr>
+          <w:rFonts w:eastAsiaTheme="minorEastAsia"/>
+          <w:noProof/>
+          <w:sz w:val="24"/>
+          <w:szCs w:val="24"/>
+          <w:lang w:eastAsia="en-GB"/>
+        </w:rPr>
+      </w:pPr>
+      <w:hyperlink w:anchor="_Toc236923446" w:history="1">
+        <w:r>
+          <w:rPr>
+            <w:rStyle w:val="Hyperlink"/>
+            <w:noProof/>
+          </w:rPr>
+          <w:t>Table 4 Paper selection process</w:t>
+        </w:r>
+        <w:r>
+          <w:rPr>
+            <w:noProof/>
+            <w:webHidden/>
+          </w:rPr>
+          <w:tab/>
+        </w:r>
+        <w:r>
+          <w:rPr>
+            <w:noProof/>
+            <w:webHidden/>
+          </w:rPr>
+          <w:fldChar w:fldCharType="begin"/>
+        </w:r>
+        <w:r>
+          <w:rPr>
+            <w:noProof/>
+            <w:webHidden/>
+          </w:rPr>
+          <w:instrText xml:space="preserve"> PAGEREF _Toc236923446 \h </w:instrText>
+        </w:r>
+        <w:r>
+          <w:rPr>
+            <w:noProof/>
+            <w:webHidden/>
+          </w:rPr>
+        </w:r>
+        <w:r>
+          <w:rPr>
+            <w:noProof/>
+            <w:webHidden/>
+          </w:rPr>
+          <w:fldChar w:fldCharType="separate"/>
+        </w:r>
+        <w:r>
+          <w:rPr>
+            <w:noProof/>
+            <w:webHidden/>
+          </w:rPr>
+          <w:t>8</w:t>
+        </w:r>
+        <w:r>
+          <w:rPr>
+            <w:noProof/>
+            <w:webHidden/>
+          </w:rPr>
+          <w:fldChar w:fldCharType="end"/>
+        </w:r>
+      </w:hyperlink>
+    </w:p>
+    <w:p>
+      <w:pPr>
+        <w:pStyle w:val="TableofFigures"/>
+        <w:tabs>
+          <w:tab w:val="right" w:leader="dot" w:pos="9016"/>
+        </w:tabs>
+        <w:rPr>
+          <w:rFonts w:eastAsiaTheme="minorEastAsia"/>
+          <w:noProof/>
+          <w:sz w:val="24"/>
+          <w:szCs w:val="24"/>
+          <w:lang w:eastAsia="en-GB"/>
+        </w:rPr>
+      </w:pPr>
+      <w:hyperlink w:anchor="_Toc236923447" w:history="1">
+        <w:r>
+          <w:rPr>
+            <w:rStyle w:val="Hyperlink"/>
+            <w:noProof/>
+          </w:rPr>
+          <w:t>Table 5 Data Extraction</w:t>
+        </w:r>
+        <w:r>
+          <w:rPr>
+            <w:noProof/>
+            <w:webHidden/>
+          </w:rPr>
+          <w:tab/>
+        </w:r>
+        <w:r>
+          <w:rPr>
+            <w:noProof/>
+            <w:webHidden/>
+          </w:rPr>
+          <w:fldChar w:fldCharType="begin"/>
+        </w:r>
+        <w:r>
+          <w:rPr>
+            <w:noProof/>
+            <w:webHidden/>
+          </w:rPr>
+          <w:instrText xml:space="preserve"> PAGEREF _Toc236923447 \h </w:instrText>
+        </w:r>
+        <w:r>
+          <w:rPr>
+            <w:noProof/>
+            <w:webHidden/>
+          </w:rPr>
+        </w:r>
+        <w:r>
+          <w:rPr>
+            <w:noProof/>
+            <w:webHidden/>
+          </w:rPr>
+          <w:fldChar w:fldCharType="separate"/>
+        </w:r>
+        <w:r>
+          <w:rPr>
+            <w:noProof/>
+            <w:webHidden/>
+          </w:rPr>
+          <w:t>8</w:t>
+        </w:r>
+        <w:r>
+          <w:rPr>
+            <w:noProof/>
+            <w:webHidden/>
+          </w:rPr>
+          <w:fldChar w:fldCharType="end"/>
+        </w:r>
+      </w:hyperlink>
+    </w:p>
+    <w:p>
+      <w:pPr>
+        <w:pStyle w:val="TableofFigures"/>
+        <w:tabs>
+          <w:tab w:val="right" w:leader="dot" w:pos="9016"/>
+        </w:tabs>
+        <w:rPr>
+          <w:rFonts w:eastAsiaTheme="minorEastAsia"/>
+          <w:noProof/>
+          <w:sz w:val="24"/>
+          <w:szCs w:val="24"/>
+          <w:lang w:eastAsia="en-GB"/>
+        </w:rPr>
+      </w:pPr>
+      <w:hyperlink w:anchor="_Toc236923448" w:history="1">
+        <w:r>
+          <w:rPr>
+            <w:rStyle w:val="Hyperlink"/>
+            <w:noProof/>
+          </w:rPr>
+          <w:t>Table 6 Data Synthesis</w:t>
+        </w:r>
+        <w:r>
+          <w:rPr>
+            <w:noProof/>
+            <w:webHidden/>
+          </w:rPr>
+          <w:tab/>
+        </w:r>
+        <w:r>
+          <w:rPr>
+            <w:noProof/>
+            <w:webHidden/>
+          </w:rPr>
+          <w:fldChar w:fldCharType="begin"/>
+        </w:r>
+        <w:r>
+          <w:rPr>
+            <w:noProof/>
+            <w:webHidden/>
+          </w:rPr>
+          <w:instrText xml:space="preserve"> PAGEREF _Toc236923448 \h </w:instrText>
+        </w:r>
+        <w:r>
+          <w:rPr>
+            <w:noProof/>
+            <w:webHidden/>
+          </w:rPr>
+        </w:r>
+        <w:r>
+          <w:rPr>
+            <w:noProof/>
+            <w:webHidden/>
+          </w:rPr>
+          <w:fldChar w:fldCharType="separate"/>
+        </w:r>
+        <w:r>
+          <w:rPr>
+            <w:noProof/>
+            <w:webHidden/>
+          </w:rPr>
+          <w:t>9</w:t>
+        </w:r>
+        <w:r>
+          <w:rPr>
+            <w:noProof/>
+            <w:webHidden/>
+          </w:rPr>
+          <w:fldChar w:fldCharType="end"/>
+        </w:r>
+      </w:hyperlink>
+    </w:p>
+    <w:p>
+      <w:pPr>
         <w:spacing w:line="259" w:lineRule="auto"/>
         <w:jc w:val="left"/>
       </w:pPr>
@@ -1826,7 +3814,7 @@
       <w:pPr>
         <w:pStyle w:val="Heading1"/>
       </w:pPr>
-      <w:bookmarkStart w:id="1" w:name="_Toc233898745"/>
+      <w:bookmarkStart w:id="2" w:name="_Toc236940520"/>
       <w:r>
         <w:lastRenderedPageBreak/>
         <w:t>Chapter 1</w:t>
@@ -1837,17 +3825,17 @@
       <w:r>
         <w:t>Introduction</w:t>
       </w:r>
-      <w:bookmarkEnd w:id="1"/>
+      <w:bookmarkEnd w:id="2"/>
     </w:p>
     <w:p>
       <w:pPr>
         <w:pStyle w:val="Heading2"/>
       </w:pPr>
-      <w:bookmarkStart w:id="2" w:name="_Toc233898746"/>
+      <w:bookmarkStart w:id="3" w:name="_Toc236940521"/>
       <w:r>
         <w:t>1.1 Background</w:t>
       </w:r>
-      <w:bookmarkEnd w:id="2"/>
+      <w:bookmarkEnd w:id="3"/>
       <w:r>
         <w:t xml:space="preserve"> </w:t>
       </w:r>
@@ -1864,51 +3852,62 @@
           <w:rFonts w:cstheme="minorHAnsi"/>
           <w:color w:val="000000" w:themeColor="text1"/>
         </w:rPr>
-        <w:t>Software development methodologies define how systems are planned, constructed, tested, and maintained. Waterfall is a linear approach designed for fixed requirements, whereas Agile is iterative, flexible, and based on constant input. This research compares the two approaches in terms of delivery time, software quality, and stakeholder satisfaction.</w:t>
-      </w:r>
-    </w:p>
-    <w:p/>
-    <w:p>
-      <w:pPr>
-        <w:pStyle w:val="Heading2"/>
-      </w:pPr>
-      <w:bookmarkStart w:id="3" w:name="_Toc233898747"/>
-      <w:r>
-        <w:t>1.2 Problem Statement</w:t>
-      </w:r>
-      <w:bookmarkEnd w:id="3"/>
-      <w:r>
-        <w:t xml:space="preserve"> </w:t>
-      </w:r>
-    </w:p>
-    <w:p>
-      <w:pPr>
+        <w:t>S</w:t>
+      </w:r>
+      <w:r>
         <w:rPr>
           <w:rFonts w:cstheme="minorHAnsi"/>
           <w:color w:val="000000" w:themeColor="text1"/>
         </w:rPr>
-      </w:pPr>
-      <w:r>
+        <w:t>oftware development methodologies shape how projects are planned, built, and delivered. The traditional Waterfall model follows a structured, sequential process suited to projects with stable requirements. Agile, in contrast, uses iterative cycles, continuous stakeholder collaboration, and rapid adaptation to change. As modern software projects have become more dynamic and complex, many organisations have adopted Agile practices to improve flexibility, productivity, and overall project outcomes. However, research does not consistently show that Agile always performs better than Waterfall, and some studies suggest that combining both approaches can lead to improved results. This uncertainty makes it difficult for teams to choose the most suitable methodology for achieving project success.</w:t>
+      </w:r>
+    </w:p>
+    <w:p/>
+    <w:p>
+      <w:pPr>
+        <w:pStyle w:val="Heading2"/>
+      </w:pPr>
+      <w:bookmarkStart w:id="4" w:name="_Toc236940522"/>
+      <w:r>
+        <w:t>1.2 Problem Statement</w:t>
+      </w:r>
+      <w:bookmarkEnd w:id="4"/>
+      <w:r>
+        <w:t xml:space="preserve"> </w:t>
+      </w:r>
+    </w:p>
+    <w:p>
+      <w:pPr>
         <w:rPr>
           <w:rFonts w:cstheme="minorHAnsi"/>
           <w:color w:val="000000" w:themeColor="text1"/>
         </w:rPr>
-        <w:t xml:space="preserve">It can be difficult to decide </w:t>
-      </w:r>
+      </w:pPr>
       <w:r>
         <w:rPr>
           <w:rFonts w:cstheme="minorHAnsi"/>
           <w:color w:val="000000" w:themeColor="text1"/>
         </w:rPr>
-        <w:t xml:space="preserve">between </w:t>
-      </w:r>
-      <w:r>
+        <w:t>Organisations often struggle to decide whether Agile, Waterfall, or a hybrid approach is best for their project environment. Agile is praised for adaptability and communication, while Waterfall is valued for predictability and strong documentation. Mixed findings in existing research make it challenging to determine which methodology consistently leads to better project outcomes, especially when project requirements vary in complexity and stability.</w:t>
+      </w:r>
+    </w:p>
+    <w:p>
+      <w:pPr>
         <w:rPr>
           <w:rFonts w:cstheme="minorHAnsi"/>
           <w:color w:val="000000" w:themeColor="text1"/>
         </w:rPr>
-        <w:t>Agile and Waterfall methodologies. Agile allows for flexibility, whereas Waterfall requires structure. Research yields mixed outcomes based on project variables, making decisions challenging. This study compares the two strategies in terms of project success.</w:t>
-      </w:r>
+      </w:pPr>
+    </w:p>
+    <w:p>
+      <w:pPr>
+        <w:pStyle w:val="Heading2"/>
+      </w:pPr>
+      <w:bookmarkStart w:id="5" w:name="_Toc236940523"/>
+      <w:r>
+        <w:t>1.3 Research Question</w:t>
+      </w:r>
+      <w:bookmarkEnd w:id="5"/>
     </w:p>
     <w:p>
       <w:pPr>
@@ -1917,13 +3916,28 @@
           <w:color w:val="000000" w:themeColor="text1"/>
         </w:rPr>
       </w:pPr>
-    </w:p>
+      <w:r>
+        <w:t>How does the adoption of Agile software development practices, compared to the traditional Waterfall model, influence project success outcomes within software development teams in modern software engineering projects?</w:t>
+      </w:r>
+    </w:p>
+    <w:p/>
     <w:p>
       <w:pPr>
         <w:pStyle w:val="Heading2"/>
       </w:pPr>
-      <w:r>
-        <w:t>1.3 Research Question</w:t>
+      <w:bookmarkStart w:id="6" w:name="_Toc236940524"/>
+      <w:r>
+        <w:t>1.</w:t>
+      </w:r>
+      <w:r>
+        <w:t>4</w:t>
+      </w:r>
+      <w:r>
+        <w:t xml:space="preserve"> Aim</w:t>
+      </w:r>
+      <w:bookmarkEnd w:id="6"/>
+      <w:r>
+        <w:t xml:space="preserve"> </w:t>
       </w:r>
     </w:p>
     <w:p>
@@ -1934,94 +3948,33 @@
         </w:rPr>
       </w:pPr>
       <w:r>
-        <w:t>How does the adoption of Agile software development practices, compared to the traditional Waterfall model, influence project success outcomes within software development teams in modern software engineering projects?</w:t>
-      </w:r>
-    </w:p>
-    <w:p/>
-    <w:p>
-      <w:pPr>
-        <w:pStyle w:val="Heading2"/>
-      </w:pPr>
-      <w:bookmarkStart w:id="4" w:name="_Toc233898748"/>
-      <w:r>
-        <w:t>1.</w:t>
-      </w:r>
-      <w:r>
-        <w:t>4</w:t>
-      </w:r>
-      <w:r>
-        <w:t xml:space="preserve"> Aim</w:t>
-      </w:r>
-      <w:bookmarkEnd w:id="4"/>
-      <w:r>
-        <w:t xml:space="preserve"> </w:t>
-      </w:r>
-    </w:p>
-    <w:p>
-      <w:pPr>
         <w:rPr>
           <w:rFonts w:cstheme="minorHAnsi"/>
           <w:color w:val="000000" w:themeColor="text1"/>
         </w:rPr>
-      </w:pPr>
-      <w:r>
+        <w:t>This study aims to examine how Agile and Waterfall methodologies affect project success, including software quality, delivery time, stakeholder satisfaction, communication effectiveness, and team productivity.</w:t>
+      </w:r>
+    </w:p>
+    <w:p>
+      <w:pPr>
         <w:rPr>
           <w:rFonts w:cstheme="minorHAnsi"/>
           <w:color w:val="000000" w:themeColor="text1"/>
         </w:rPr>
-        <w:t xml:space="preserve">This study aims to determine how Agile software development compared to </w:t>
-      </w:r>
-      <w:r>
-        <w:rPr>
-          <w:rFonts w:cstheme="minorHAnsi"/>
-          <w:color w:val="000000" w:themeColor="text1"/>
-        </w:rPr>
-        <w:t xml:space="preserve">the </w:t>
-      </w:r>
-      <w:r>
-        <w:rPr>
-          <w:rFonts w:cstheme="minorHAnsi"/>
-          <w:color w:val="000000" w:themeColor="text1"/>
-        </w:rPr>
-        <w:t>waterfall method affects the success of project development through academic research.</w:t>
-      </w:r>
-    </w:p>
-    <w:p>
-      <w:pPr>
-        <w:rPr>
-          <w:rFonts w:cstheme="minorHAnsi"/>
-          <w:color w:val="000000" w:themeColor="text1"/>
-        </w:rPr>
       </w:pPr>
     </w:p>
     <w:p>
       <w:pPr>
         <w:pStyle w:val="Heading2"/>
       </w:pPr>
+      <w:bookmarkStart w:id="7" w:name="_Toc236940525"/>
       <w:r>
         <w:t>1.5 Research Methods</w:t>
       </w:r>
-    </w:p>
-    <w:p>
-      <w:pPr>
-        <w:rPr>
-          <w:rFonts w:cstheme="minorHAnsi"/>
-          <w:color w:val="000000" w:themeColor="text1"/>
-        </w:rPr>
-      </w:pPr>
-      <w:r>
-        <w:rPr>
-          <w:rFonts w:cstheme="minorHAnsi"/>
-          <w:color w:val="000000" w:themeColor="text1"/>
-        </w:rPr>
-        <w:t>s</w:t>
-      </w:r>
-    </w:p>
-    <w:p/>
-    <w:p>
-      <w:pPr>
-        <w:pStyle w:val="ListParagraph"/>
-        <w:ind w:left="360"/>
+      <w:bookmarkEnd w:id="7"/>
+    </w:p>
+    <w:p>
+      <w:pPr>
         <w:rPr>
           <w:rFonts w:eastAsiaTheme="majorEastAsia" w:cstheme="majorBidi"/>
           <w:b/>
@@ -2029,11 +3982,269 @@
           <w:szCs w:val="40"/>
         </w:rPr>
       </w:pPr>
-    </w:p>
-    <w:p>
-      <w:pPr>
-        <w:spacing w:line="259" w:lineRule="auto"/>
-        <w:jc w:val="left"/>
+      <w:r>
+        <w:t>To answer the research question, this study uses a Systematic Literature Review (SLR). A structured protocol was followed, including a defined search strategy, inclusion and exclusion criteria, and a systematic screening process using IEEE Xplore papers. Data was extracted and synthesised to identify themes showing how each methodology influences project success.</w:t>
+      </w:r>
+      <w:r>
+        <w:br w:type="page"/>
+      </w:r>
+    </w:p>
+    <w:p>
+      <w:pPr>
+        <w:pStyle w:val="Heading1"/>
+      </w:pPr>
+      <w:bookmarkStart w:id="8" w:name="_Toc236940526"/>
+      <w:r>
+        <w:lastRenderedPageBreak/>
+        <w:t xml:space="preserve">Chapter </w:t>
+      </w:r>
+      <w:r>
+        <w:t xml:space="preserve">2 : </w:t>
+      </w:r>
+      <w:r>
+        <w:t>Background</w:t>
+      </w:r>
+      <w:bookmarkEnd w:id="8"/>
+    </w:p>
+    <w:p>
+      <w:r>
+        <w:t>Agile and Waterfall are two of the most widely used software development methodologies, each offering distinct approaches to planning, execution, and delivery. Understanding their characteristics is essential for evaluating how they influence project success, especially in modern environments where requirements frequently evolve. Existing studies highlight strengths and limitations in both methodologies, but findings remain inconsistent, creating the need for a structured comparison.</w:t>
+      </w:r>
+    </w:p>
+    <w:p>
+      <w:pPr>
+        <w:spacing w:line="240" w:lineRule="auto"/>
+        <w:rPr>
+          <w:sz w:val="10"/>
+          <w:szCs w:val="12"/>
+        </w:rPr>
+      </w:pPr>
+    </w:p>
+    <w:p>
+      <w:pPr>
+        <w:pStyle w:val="Heading2"/>
+      </w:pPr>
+      <w:bookmarkStart w:id="9" w:name="_Toc236940527"/>
+      <w:r>
+        <w:t>2.1 Agile Software Development</w:t>
+      </w:r>
+      <w:bookmarkEnd w:id="9"/>
+      <w:r>
+        <w:t xml:space="preserve"> </w:t>
+      </w:r>
+    </w:p>
+    <w:p>
+      <w:r>
+        <w:t xml:space="preserve">Agile is an iterative and flexible methodology based on the Agile Manifesto, which emphasises collaboration, communication, and continuous feedback (Jabar et al., 2019). Agile teams deliver software in short cycles, allowing frequent stakeholder input and rapid adaptation to changing requirements. Research shows that Agile improves productivity, requirements alignment, and software quality (Ching &amp; Mutuc, 2018; Ruk et al., 2019). Jain et al. (2016) highlight </w:t>
+      </w:r>
+      <w:proofErr w:type="spellStart"/>
+      <w:r>
+        <w:t>Agile’s</w:t>
+      </w:r>
+      <w:proofErr w:type="spellEnd"/>
+      <w:r>
+        <w:t xml:space="preserve"> strong communication practices, while </w:t>
+      </w:r>
+      <w:proofErr w:type="spellStart"/>
+      <w:r>
+        <w:t>Deotighare</w:t>
+      </w:r>
+      <w:proofErr w:type="spellEnd"/>
+      <w:r>
+        <w:t xml:space="preserve"> and </w:t>
+      </w:r>
+      <w:proofErr w:type="spellStart"/>
+      <w:r>
+        <w:t>Bakane</w:t>
+      </w:r>
+      <w:proofErr w:type="spellEnd"/>
+      <w:r>
+        <w:t xml:space="preserve"> (2025) note that Agile performs well in complex, evolving environments. Effective requirements prioritisation and stakeholder engagement further enhance outcomes (Kaur &amp; Kaur, 2025). However, Agile adoption can be challenging, and teams may revert to </w:t>
+      </w:r>
+      <w:r>
+        <w:t>sequential</w:t>
+      </w:r>
+      <w:r>
+        <w:t xml:space="preserve"> behaviours under pressure, reducing communication and increasing project risks (Ching &amp; Mutuc, 2018).</w:t>
+      </w:r>
+    </w:p>
+    <w:p>
+      <w:pPr>
+        <w:spacing w:after="0" w:line="240" w:lineRule="auto"/>
+        <w:rPr>
+          <w:sz w:val="10"/>
+          <w:szCs w:val="12"/>
+        </w:rPr>
+      </w:pPr>
+    </w:p>
+    <w:p>
+      <w:pPr>
+        <w:pStyle w:val="Heading2"/>
+      </w:pPr>
+      <w:bookmarkStart w:id="10" w:name="_Toc236940528"/>
+      <w:r>
+        <w:t>2.2 Waterfall Model</w:t>
+      </w:r>
+      <w:bookmarkEnd w:id="10"/>
+      <w:r>
+        <w:t xml:space="preserve"> </w:t>
+      </w:r>
+    </w:p>
+    <w:p>
+      <w:r>
+        <w:t>Waterfall model is a traditional, sequential methodology that progresses through fixed phases such as planning, design, implementation, and testing (Jain et al., 2016). It is most effective when requirements are stable and well understood. Waterfall’s emphasis on upfront planning provides structure and predictability, but makes changes difficult and costly once development begins. Studies show that iterative approaches often outperform Waterfall in cost, development time, and software quality (Mitchell &amp; Seaman, 2009). Despite this, Waterfall remains suitable for predictable, low</w:t>
+      </w:r>
+      <w:r>
+        <w:noBreakHyphen/>
+        <w:t>uncertainty projects (</w:t>
+      </w:r>
+      <w:proofErr w:type="spellStart"/>
+      <w:r>
+        <w:t>Deotighare</w:t>
+      </w:r>
+      <w:proofErr w:type="spellEnd"/>
+      <w:r>
+        <w:t xml:space="preserve"> &amp; </w:t>
+      </w:r>
+      <w:proofErr w:type="spellStart"/>
+      <w:r>
+        <w:t>Bakane</w:t>
+      </w:r>
+      <w:proofErr w:type="spellEnd"/>
+      <w:r>
+        <w:t xml:space="preserve">, 2025). Yahya et al. (2024) also report increasing adoption of hybrid models that combine Waterfall’s structure with </w:t>
+      </w:r>
+      <w:proofErr w:type="spellStart"/>
+      <w:r>
+        <w:t>Agile’s</w:t>
+      </w:r>
+      <w:proofErr w:type="spellEnd"/>
+      <w:r>
+        <w:t xml:space="preserve"> flexibility.</w:t>
+      </w:r>
+    </w:p>
+    <w:p>
+      <w:pPr>
+        <w:spacing w:after="0" w:line="240" w:lineRule="auto"/>
+        <w:rPr>
+          <w:sz w:val="10"/>
+          <w:szCs w:val="12"/>
+        </w:rPr>
+      </w:pPr>
+    </w:p>
+    <w:p>
+      <w:pPr>
+        <w:pStyle w:val="Heading2"/>
+      </w:pPr>
+      <w:bookmarkStart w:id="11" w:name="_Toc236940529"/>
+      <w:r>
+        <w:t>2.</w:t>
+      </w:r>
+      <w:r>
+        <w:t>3</w:t>
+      </w:r>
+      <w:r>
+        <w:t xml:space="preserve"> </w:t>
+      </w:r>
+      <w:r>
+        <w:t>Motivation</w:t>
+      </w:r>
+      <w:bookmarkEnd w:id="11"/>
+    </w:p>
+    <w:p>
+      <w:r>
+        <w:t>Selecting</w:t>
+      </w:r>
+      <w:r>
+        <w:t xml:space="preserve"> the </w:t>
+      </w:r>
+      <w:r>
+        <w:rPr>
+          <w:rFonts w:ascii="Calibri" w:eastAsia="Calibri" w:hAnsi="Calibri" w:cs="Calibri"/>
+          <w:szCs w:val="20"/>
+        </w:rPr>
+        <w:t xml:space="preserve">appropriate </w:t>
+      </w:r>
+      <w:r>
+        <w:t>methodology directly affects project success. Organisations commonly evaluate development approaches using metrics such as delivery time, software quality, cost, communication effectiveness, and stakeholder satisfaction. Agile has been shown to improve delivery speed and productivity (</w:t>
+      </w:r>
+      <w:proofErr w:type="spellStart"/>
+      <w:r>
+        <w:t>Jinzenji</w:t>
+      </w:r>
+      <w:proofErr w:type="spellEnd"/>
+      <w:r>
+        <w:t xml:space="preserve"> et al., 2020), while strong quality assurance practices benefit both Agile and Waterfall projects (</w:t>
+      </w:r>
+      <w:proofErr w:type="spellStart"/>
+      <w:r>
+        <w:t>Pathiraja</w:t>
+      </w:r>
+      <w:proofErr w:type="spellEnd"/>
+      <w:r>
+        <w:t>, 2024). However, research also shows that neither methodology consistently guarantees success across all project types (Jabar et al., 2019), reinforcing the need for deeper investigation.</w:t>
+      </w:r>
+    </w:p>
+    <w:p>
+      <w:pPr>
+        <w:spacing w:after="0" w:line="240" w:lineRule="auto"/>
+        <w:rPr>
+          <w:sz w:val="10"/>
+          <w:szCs w:val="12"/>
+        </w:rPr>
+      </w:pPr>
+    </w:p>
+    <w:p>
+      <w:pPr>
+        <w:pStyle w:val="Heading2"/>
+      </w:pPr>
+      <w:bookmarkStart w:id="12" w:name="_Toc236940530"/>
+      <w:r>
+        <w:lastRenderedPageBreak/>
+        <w:t xml:space="preserve">2.4 </w:t>
+      </w:r>
+      <w:r>
+        <w:t>State of Art</w:t>
+      </w:r>
+      <w:bookmarkEnd w:id="12"/>
+    </w:p>
+    <w:p>
+      <w:r>
+        <w:t>Recent research highlights increasing adoption of hybrid approaches that combine Agile flexibility with Waterfall structure (Yahya et al., 2024). While Agile is praised for adaptability and stakeholder engagement, Waterfall is valued for predictability and documentation. However, studies often focus on isolated factors, resulting in inconsistent conclusions about overall project success.</w:t>
+      </w:r>
+    </w:p>
+    <w:p>
+      <w:pPr>
+        <w:spacing w:after="0"/>
+        <w:rPr>
+          <w:sz w:val="10"/>
+          <w:szCs w:val="12"/>
+        </w:rPr>
+      </w:pPr>
+    </w:p>
+    <w:p>
+      <w:pPr>
+        <w:pStyle w:val="Heading2"/>
+      </w:pPr>
+      <w:bookmarkStart w:id="13" w:name="_Toc236940531"/>
+      <w:r>
+        <w:t xml:space="preserve">2.5 </w:t>
+      </w:r>
+      <w:r>
+        <w:t>Research Gap and The Need</w:t>
+      </w:r>
+      <w:r>
+        <w:t xml:space="preserve"> for Systematic Review</w:t>
+      </w:r>
+      <w:bookmarkEnd w:id="13"/>
+    </w:p>
+    <w:p>
+      <w:r>
+        <w:t>Although many studies compare Agile and Waterfall, few provide a comprehensive synthesis across multiple success dimensions such as quality, cost, delivery time, and stakeholder satisfaction. This inconsistency creates a need for a systematic literature review to consolidate existing evidence and clarify how each methodology influences project success.</w:t>
+      </w:r>
+    </w:p>
+    <w:p>
+      <w:pPr>
         <w:rPr>
           <w:rFonts w:eastAsiaTheme="majorEastAsia" w:cstheme="majorBidi"/>
           <w:b/>
@@ -2041,173 +4252,40 @@
           <w:szCs w:val="40"/>
         </w:rPr>
       </w:pPr>
-      <w:r>
-        <w:br w:type="page"/>
-      </w:r>
     </w:p>
     <w:p>
       <w:pPr>
         <w:pStyle w:val="Heading1"/>
       </w:pPr>
-      <w:bookmarkStart w:id="5" w:name="_Toc233898749"/>
-      <w:r>
-        <w:lastRenderedPageBreak/>
+      <w:bookmarkStart w:id="14" w:name="_Toc236940532"/>
+      <w:r>
         <w:t xml:space="preserve">Chapter </w:t>
       </w:r>
       <w:r>
-        <w:t xml:space="preserve">2 : </w:t>
-      </w:r>
-      <w:r>
-        <w:t>Background</w:t>
-      </w:r>
-      <w:bookmarkEnd w:id="5"/>
+        <w:t xml:space="preserve">3 : </w:t>
+      </w:r>
+      <w:r>
+        <w:t>Literature Review</w:t>
+      </w:r>
+      <w:bookmarkEnd w:id="14"/>
     </w:p>
     <w:p>
       <w:pPr>
         <w:pStyle w:val="Heading2"/>
       </w:pPr>
-      <w:bookmarkStart w:id="6" w:name="_Toc233898750"/>
-      <w:r>
-        <w:t>2.1 Agile Software Development</w:t>
-      </w:r>
-      <w:bookmarkEnd w:id="6"/>
-      <w:r>
-        <w:t xml:space="preserve"> </w:t>
-      </w:r>
-    </w:p>
-    <w:p>
-      <w:r>
-        <w:t xml:space="preserve">Agile methodology is frequently utilised to increase productivity and software quality (Ching and Mutuc, 2018). It is founded on the Agile Manifesto (2001), which outlines four ideals and twelve principles for managing software projects (Jabar et al., 2019). Agile emphasises communication, cooperation, and continual feedback (Jain et al., 2016). Ruk et al. (2019) </w:t>
-      </w:r>
-      <w:r>
-        <w:t>found that it increases requirements alignment, reduces errors and costs, and accelerates</w:t>
-      </w:r>
-      <w:r>
-        <w:t xml:space="preserve"> product delivery; nevertheless, implementation can be difficult.</w:t>
-      </w:r>
-    </w:p>
-    <w:p/>
-    <w:p>
-      <w:pPr>
-        <w:pStyle w:val="Heading2"/>
-      </w:pPr>
-      <w:bookmarkStart w:id="7" w:name="_Toc233898751"/>
-      <w:r>
-        <w:t>2.2 Waterfall Model</w:t>
-      </w:r>
-      <w:bookmarkEnd w:id="7"/>
-      <w:r>
-        <w:t xml:space="preserve"> </w:t>
-      </w:r>
-    </w:p>
-    <w:p>
-      <w:r>
-        <w:t xml:space="preserve">The Waterfall approach is a sequential process that emphasises planning </w:t>
-      </w:r>
-      <w:r>
-        <w:t>over iteration or collaboration</w:t>
-      </w:r>
-      <w:r>
-        <w:t xml:space="preserve"> (Jain et al., 2016). Waterfall is appropriate for stable requirements. Yahya et al. (2024) discovered that many businesses adopt a hybrid method that combines Waterfall and Scrum. Ching and Mutuc (2018) discovered that under pressure, Agile teams may revert to Waterfall methodology, which reduces communication and increases the probability of failure.</w:t>
-      </w:r>
-    </w:p>
-    <w:p/>
-    <w:p>
-      <w:pPr>
-        <w:pStyle w:val="Heading2"/>
-      </w:pPr>
-      <w:bookmarkStart w:id="8" w:name="_Toc233898752"/>
-      <w:r>
-        <w:t>2.</w:t>
-      </w:r>
-      <w:r>
-        <w:t>3</w:t>
-      </w:r>
-      <w:r>
-        <w:t xml:space="preserve"> </w:t>
-      </w:r>
-      <w:r>
-        <w:t>Motivation</w:t>
-      </w:r>
-      <w:bookmarkEnd w:id="8"/>
-    </w:p>
-    <w:p>
-      <w:r>
-        <w:t>(Jabar et al., 2019) suggest that neither Agile nor Waterfall consistently delivers successful outcomes across all projects. The growing use of hybrid approaches reflects the need to combine the strengths of both methodologies while addressing their limitations (Yahya et al., 2024). This emphasises the necessity for a systematic review to determine when each method is most successful.</w:t>
-      </w:r>
-    </w:p>
-    <w:p/>
-    <w:p>
-      <w:pPr>
-        <w:pStyle w:val="Heading2"/>
-      </w:pPr>
-      <w:r>
-        <w:t>2.4 Research Gap</w:t>
-      </w:r>
-    </w:p>
-    <w:p>
-      <w:r>
-        <w:t>(talk about current research and the gap)</w:t>
-      </w:r>
-    </w:p>
-    <w:p/>
-    <w:p>
-      <w:pPr>
-        <w:pStyle w:val="Heading2"/>
-      </w:pPr>
-      <w:r>
-        <w:t>2.5 Reason for Systematic Review</w:t>
-      </w:r>
-    </w:p>
-    <w:p>
-      <w:r>
-        <w:t>(importance of SLR)</w:t>
-      </w:r>
-    </w:p>
-    <w:p>
-      <w:pPr>
-        <w:spacing w:line="259" w:lineRule="auto"/>
-        <w:jc w:val="left"/>
-        <w:rPr>
-          <w:rFonts w:eastAsiaTheme="majorEastAsia" w:cstheme="majorBidi"/>
-          <w:b/>
-          <w:sz w:val="24"/>
-          <w:szCs w:val="40"/>
-        </w:rPr>
-      </w:pPr>
-      <w:r>
-        <w:br w:type="page"/>
-      </w:r>
-    </w:p>
-    <w:p>
-      <w:pPr>
-        <w:pStyle w:val="Heading1"/>
-      </w:pPr>
-      <w:bookmarkStart w:id="9" w:name="_Toc233898753"/>
-      <w:r>
-        <w:lastRenderedPageBreak/>
-        <w:t xml:space="preserve">Chapter </w:t>
-      </w:r>
-      <w:r>
-        <w:t xml:space="preserve">3 : </w:t>
-      </w:r>
-      <w:r>
-        <w:t>Literature Review</w:t>
-      </w:r>
-      <w:bookmarkEnd w:id="9"/>
-    </w:p>
-    <w:p>
-      <w:pPr>
-        <w:pStyle w:val="Heading2"/>
-      </w:pPr>
-      <w:bookmarkStart w:id="10" w:name="_Toc233898754"/>
+      <w:bookmarkStart w:id="15" w:name="_Toc236940533"/>
       <w:r>
         <w:t xml:space="preserve">3.1 </w:t>
       </w:r>
       <w:r>
         <w:t>Research Question, Context, and PICOC Elements</w:t>
       </w:r>
-      <w:bookmarkEnd w:id="10"/>
+      <w:bookmarkEnd w:id="15"/>
+    </w:p>
+    <w:p>
+      <w:r>
+        <w:t>The research question guides the entire systematic literature review and ensures that the search strategy, screening process, and data extraction remain focused and consistent. Table 1 outlines the PICOC elements that define the scope of this review.</w:t>
+      </w:r>
     </w:p>
     <w:p>
       <w:pPr>
@@ -2216,7 +4294,7 @@
         <w:spacing w:after="0"/>
         <w:jc w:val="center"/>
       </w:pPr>
-      <w:bookmarkStart w:id="11" w:name="_Toc233898713"/>
+      <w:bookmarkStart w:id="16" w:name="_Toc236923443"/>
       <w:r>
         <w:t xml:space="preserve">Table </w:t>
       </w:r>
@@ -2236,6 +4314,9 @@
         <w:t>1</w:t>
       </w:r>
       <w:r>
+        <w:rPr>
+          <w:noProof/>
+        </w:rPr>
         <w:fldChar w:fldCharType="end"/>
       </w:r>
       <w:r>
@@ -2244,7 +4325,7 @@
       <w:r>
         <w:t>RESEARCH QUESTION with PICO ELEMENTS</w:t>
       </w:r>
-      <w:bookmarkEnd w:id="11"/>
+      <w:bookmarkEnd w:id="16"/>
     </w:p>
     <w:tbl>
       <w:tblPr>
@@ -2304,7 +4385,19 @@
             <w:vAlign w:val="center"/>
           </w:tcPr>
           <w:p>
-            <w:r>
+            <w:pPr>
+              <w:rPr>
+                <w:b w:val="0"/>
+                <w:bCs w:val="0"/>
+                <w:color w:val="auto"/>
+              </w:rPr>
+            </w:pPr>
+            <w:r>
+              <w:rPr>
+                <w:b w:val="0"/>
+                <w:bCs w:val="0"/>
+                <w:color w:val="auto"/>
+              </w:rPr>
               <w:t>Topic</w:t>
             </w:r>
           </w:p>
@@ -2335,7 +4428,19 @@
             <w:vAlign w:val="center"/>
           </w:tcPr>
           <w:p>
-            <w:r>
+            <w:pPr>
+              <w:rPr>
+                <w:b w:val="0"/>
+                <w:bCs w:val="0"/>
+                <w:color w:val="auto"/>
+              </w:rPr>
+            </w:pPr>
+            <w:r>
+              <w:rPr>
+                <w:b w:val="0"/>
+                <w:bCs w:val="0"/>
+                <w:color w:val="auto"/>
+              </w:rPr>
               <w:t>Research Question</w:t>
             </w:r>
           </w:p>
@@ -2367,7 +4472,19 @@
             <w:vAlign w:val="center"/>
           </w:tcPr>
           <w:p>
-            <w:r>
+            <w:pPr>
+              <w:rPr>
+                <w:b w:val="0"/>
+                <w:bCs w:val="0"/>
+                <w:color w:val="auto"/>
+              </w:rPr>
+            </w:pPr>
+            <w:r>
+              <w:rPr>
+                <w:b w:val="0"/>
+                <w:bCs w:val="0"/>
+                <w:color w:val="auto"/>
+              </w:rPr>
               <w:t>Context</w:t>
             </w:r>
           </w:p>
@@ -2407,7 +4524,19 @@
             <w:vAlign w:val="center"/>
           </w:tcPr>
           <w:p>
-            <w:r>
+            <w:pPr>
+              <w:rPr>
+                <w:b w:val="0"/>
+                <w:bCs w:val="0"/>
+                <w:color w:val="auto"/>
+              </w:rPr>
+            </w:pPr>
+            <w:r>
+              <w:rPr>
+                <w:b w:val="0"/>
+                <w:bCs w:val="0"/>
+                <w:color w:val="auto"/>
+              </w:rPr>
               <w:t>Population</w:t>
             </w:r>
           </w:p>
@@ -2439,7 +4568,19 @@
             <w:vAlign w:val="center"/>
           </w:tcPr>
           <w:p>
-            <w:r>
+            <w:pPr>
+              <w:rPr>
+                <w:b w:val="0"/>
+                <w:bCs w:val="0"/>
+                <w:color w:val="auto"/>
+              </w:rPr>
+            </w:pPr>
+            <w:r>
+              <w:rPr>
+                <w:b w:val="0"/>
+                <w:bCs w:val="0"/>
+                <w:color w:val="auto"/>
+              </w:rPr>
               <w:t>Intervention</w:t>
             </w:r>
           </w:p>
@@ -2470,7 +4611,19 @@
             <w:vAlign w:val="center"/>
           </w:tcPr>
           <w:p>
-            <w:r>
+            <w:pPr>
+              <w:rPr>
+                <w:b w:val="0"/>
+                <w:bCs w:val="0"/>
+                <w:color w:val="auto"/>
+              </w:rPr>
+            </w:pPr>
+            <w:r>
+              <w:rPr>
+                <w:b w:val="0"/>
+                <w:bCs w:val="0"/>
+                <w:color w:val="auto"/>
+              </w:rPr>
               <w:t>Comparison</w:t>
             </w:r>
           </w:p>
@@ -2502,7 +4655,19 @@
             <w:vAlign w:val="center"/>
           </w:tcPr>
           <w:p>
-            <w:r>
+            <w:pPr>
+              <w:rPr>
+                <w:b w:val="0"/>
+                <w:bCs w:val="0"/>
+                <w:color w:val="auto"/>
+              </w:rPr>
+            </w:pPr>
+            <w:r>
+              <w:rPr>
+                <w:b w:val="0"/>
+                <w:bCs w:val="0"/>
+                <w:color w:val="auto"/>
+              </w:rPr>
               <w:t>Outcome</w:t>
             </w:r>
           </w:p>
@@ -2526,44 +4691,399 @@
     <w:p/>
     <w:p>
       <w:r>
-        <w:t>(Explanation)</w:t>
-      </w:r>
-    </w:p>
-    <w:p>
+        <w:lastRenderedPageBreak/>
+        <w:t>The PICOC framework helps define the boundaries of the review. The population focuses on software development teams, while the intervention and comparison highlight Agile and Waterfall methodologies. The outcome centres on project success, including delivery time, software quality, cost, and stakeholder satisfaction. This structure ensures that only relevant studies are included.</w:t>
+      </w:r>
+    </w:p>
+    <w:p>
+      <w:pPr>
+        <w:spacing w:after="0"/>
+      </w:pPr>
+    </w:p>
+    <w:p>
+      <w:pPr>
+        <w:pStyle w:val="Heading3"/>
+      </w:pPr>
+      <w:bookmarkStart w:id="17" w:name="_Toc236940534"/>
       <w:r>
         <w:t>3.1.1 Keywords</w:t>
       </w:r>
-    </w:p>
-    <w:p>
-      <w:r>
-        <w:t>s</w:t>
-      </w:r>
-    </w:p>
-    <w:p>
+      <w:bookmarkEnd w:id="17"/>
+    </w:p>
+    <w:tbl>
+      <w:tblPr>
+        <w:tblStyle w:val="TableGrid"/>
+        <w:tblW w:w="0" w:type="auto"/>
+        <w:tblBorders>
+          <w:top w:val="none" w:sz="0" w:space="0" w:color="auto"/>
+          <w:left w:val="none" w:sz="0" w:space="0" w:color="auto"/>
+          <w:bottom w:val="none" w:sz="0" w:space="0" w:color="auto"/>
+          <w:right w:val="none" w:sz="0" w:space="0" w:color="auto"/>
+          <w:insideH w:val="none" w:sz="0" w:space="0" w:color="auto"/>
+          <w:insideV w:val="none" w:sz="0" w:space="0" w:color="auto"/>
+        </w:tblBorders>
+        <w:tblLook w:val="04A0" w:firstRow="1" w:lastRow="0" w:firstColumn="1" w:lastColumn="0" w:noHBand="0" w:noVBand="1"/>
+      </w:tblPr>
+      <w:tblGrid>
+        <w:gridCol w:w="4765"/>
+        <w:gridCol w:w="4251"/>
+      </w:tblGrid>
+      <w:tr>
+        <w:tc>
+          <w:tcPr>
+            <w:tcW w:w="4765" w:type="dxa"/>
+          </w:tcPr>
+          <w:p>
+            <w:pPr>
+              <w:pStyle w:val="ListParagraph"/>
+              <w:numPr>
+                <w:ilvl w:val="0"/>
+                <w:numId w:val="8"/>
+              </w:numPr>
+            </w:pPr>
+            <w:r>
+              <w:t>Agile</w:t>
+            </w:r>
+          </w:p>
+        </w:tc>
+        <w:tc>
+          <w:tcPr>
+            <w:tcW w:w="4251" w:type="dxa"/>
+          </w:tcPr>
+          <w:p>
+            <w:pPr>
+              <w:pStyle w:val="ListParagraph"/>
+              <w:numPr>
+                <w:ilvl w:val="0"/>
+                <w:numId w:val="10"/>
+              </w:numPr>
+            </w:pPr>
+            <w:r>
+              <w:t>Traditional software development</w:t>
+            </w:r>
+          </w:p>
+        </w:tc>
+      </w:tr>
+      <w:tr>
+        <w:tc>
+          <w:tcPr>
+            <w:tcW w:w="4765" w:type="dxa"/>
+          </w:tcPr>
+          <w:p>
+            <w:pPr>
+              <w:pStyle w:val="ListParagraph"/>
+              <w:numPr>
+                <w:ilvl w:val="0"/>
+                <w:numId w:val="8"/>
+              </w:numPr>
+            </w:pPr>
+            <w:r>
+              <w:t>Scrum</w:t>
+            </w:r>
+          </w:p>
+        </w:tc>
+        <w:tc>
+          <w:tcPr>
+            <w:tcW w:w="4251" w:type="dxa"/>
+          </w:tcPr>
+          <w:p>
+            <w:pPr>
+              <w:pStyle w:val="ListParagraph"/>
+              <w:numPr>
+                <w:ilvl w:val="0"/>
+                <w:numId w:val="10"/>
+              </w:numPr>
+            </w:pPr>
+            <w:r>
+              <w:t>Software quality</w:t>
+            </w:r>
+          </w:p>
+        </w:tc>
+      </w:tr>
+      <w:tr>
+        <w:tc>
+          <w:tcPr>
+            <w:tcW w:w="4765" w:type="dxa"/>
+          </w:tcPr>
+          <w:p>
+            <w:pPr>
+              <w:pStyle w:val="ListParagraph"/>
+              <w:numPr>
+                <w:ilvl w:val="0"/>
+                <w:numId w:val="8"/>
+              </w:numPr>
+            </w:pPr>
+            <w:r>
+              <w:t>Kanban</w:t>
+            </w:r>
+          </w:p>
+        </w:tc>
+        <w:tc>
+          <w:tcPr>
+            <w:tcW w:w="4251" w:type="dxa"/>
+          </w:tcPr>
+          <w:p>
+            <w:pPr>
+              <w:pStyle w:val="ListParagraph"/>
+              <w:numPr>
+                <w:ilvl w:val="0"/>
+                <w:numId w:val="10"/>
+              </w:numPr>
+            </w:pPr>
+            <w:r>
+              <w:t>Delivery time</w:t>
+            </w:r>
+          </w:p>
+        </w:tc>
+      </w:tr>
+      <w:tr>
+        <w:tc>
+          <w:tcPr>
+            <w:tcW w:w="4765" w:type="dxa"/>
+          </w:tcPr>
+          <w:p>
+            <w:pPr>
+              <w:pStyle w:val="ListParagraph"/>
+              <w:numPr>
+                <w:ilvl w:val="0"/>
+                <w:numId w:val="8"/>
+              </w:numPr>
+            </w:pPr>
+            <w:r>
+              <w:t>Extreme Programming</w:t>
+            </w:r>
+          </w:p>
+        </w:tc>
+        <w:tc>
+          <w:tcPr>
+            <w:tcW w:w="4251" w:type="dxa"/>
+          </w:tcPr>
+          <w:p>
+            <w:pPr>
+              <w:pStyle w:val="ListParagraph"/>
+              <w:numPr>
+                <w:ilvl w:val="0"/>
+                <w:numId w:val="10"/>
+              </w:numPr>
+            </w:pPr>
+            <w:r>
+              <w:t>Stakeholder satisfaction</w:t>
+            </w:r>
+          </w:p>
+        </w:tc>
+      </w:tr>
+      <w:tr>
+        <w:tc>
+          <w:tcPr>
+            <w:tcW w:w="4765" w:type="dxa"/>
+          </w:tcPr>
+          <w:p>
+            <w:pPr>
+              <w:pStyle w:val="ListParagraph"/>
+              <w:numPr>
+                <w:ilvl w:val="0"/>
+                <w:numId w:val="8"/>
+              </w:numPr>
+            </w:pPr>
+            <w:r>
+              <w:t>Waterfall</w:t>
+            </w:r>
+          </w:p>
+        </w:tc>
+        <w:tc>
+          <w:tcPr>
+            <w:tcW w:w="4251" w:type="dxa"/>
+          </w:tcPr>
+          <w:p>
+            <w:pPr>
+              <w:pStyle w:val="ListParagraph"/>
+              <w:numPr>
+                <w:ilvl w:val="0"/>
+                <w:numId w:val="10"/>
+              </w:numPr>
+            </w:pPr>
+            <w:r>
+              <w:t>Software engineering</w:t>
+            </w:r>
+          </w:p>
+        </w:tc>
+      </w:tr>
+      <w:tr>
+        <w:tc>
+          <w:tcPr>
+            <w:tcW w:w="4765" w:type="dxa"/>
+          </w:tcPr>
+          <w:p>
+            <w:pPr>
+              <w:pStyle w:val="ListParagraph"/>
+              <w:numPr>
+                <w:ilvl w:val="0"/>
+                <w:numId w:val="8"/>
+              </w:numPr>
+            </w:pPr>
+            <w:r>
+              <w:t>Project success</w:t>
+            </w:r>
+          </w:p>
+        </w:tc>
+        <w:tc>
+          <w:tcPr>
+            <w:tcW w:w="4251" w:type="dxa"/>
+          </w:tcPr>
+          <w:p>
+            <w:pPr>
+              <w:pStyle w:val="ListParagraph"/>
+              <w:numPr>
+                <w:ilvl w:val="0"/>
+                <w:numId w:val="10"/>
+              </w:numPr>
+            </w:pPr>
+            <w:r>
+              <w:t>Software development</w:t>
+            </w:r>
+          </w:p>
+        </w:tc>
+      </w:tr>
+    </w:tbl>
+    <w:p>
+      <w:pPr>
+        <w:jc w:val="center"/>
+      </w:pPr>
+    </w:p>
+    <w:p>
+      <w:pPr>
+        <w:pStyle w:val="Heading3"/>
+      </w:pPr>
+      <w:bookmarkStart w:id="18" w:name="_Toc236940535"/>
       <w:r>
         <w:t>3.1.2 S</w:t>
       </w:r>
       <w:r>
         <w:t>ynonyms</w:t>
       </w:r>
-    </w:p>
-    <w:p>
-      <w:r>
-        <w:t>s</w:t>
-      </w:r>
+      <w:bookmarkEnd w:id="18"/>
+    </w:p>
+    <w:p>
+      <w:r>
+        <w:t>Synonyms and related terms were included to broaden the search and capture variations in terminology:</w:t>
+      </w:r>
+    </w:p>
+    <w:p>
+      <w:pPr>
+        <w:numPr>
+          <w:ilvl w:val="0"/>
+          <w:numId w:val="11"/>
+        </w:numPr>
+        <w:spacing w:after="0" w:line="480" w:lineRule="auto"/>
+      </w:pPr>
+      <w:r>
+        <w:t xml:space="preserve">Agile </w:t>
+      </w:r>
+      <w:r>
+        <w:t>:</w:t>
+      </w:r>
+      <w:r>
+        <w:t xml:space="preserve"> iterative development, adaptive development</w:t>
+      </w:r>
+    </w:p>
+    <w:p>
+      <w:pPr>
+        <w:numPr>
+          <w:ilvl w:val="0"/>
+          <w:numId w:val="11"/>
+        </w:numPr>
+        <w:spacing w:after="0" w:line="480" w:lineRule="auto"/>
+      </w:pPr>
+      <w:r>
+        <w:t xml:space="preserve">Waterfall </w:t>
+      </w:r>
+      <w:r>
+        <w:t>:</w:t>
+      </w:r>
+      <w:r>
+        <w:t xml:space="preserve"> sequential model, traditional model</w:t>
+      </w:r>
+    </w:p>
+    <w:p>
+      <w:pPr>
+        <w:numPr>
+          <w:ilvl w:val="0"/>
+          <w:numId w:val="11"/>
+        </w:numPr>
+        <w:spacing w:after="0" w:line="480" w:lineRule="auto"/>
+      </w:pPr>
+      <w:r>
+        <w:t xml:space="preserve">Project success </w:t>
+      </w:r>
+      <w:r>
+        <w:t>:</w:t>
+      </w:r>
+      <w:r>
+        <w:t xml:space="preserve"> project performance, project outcomes</w:t>
+      </w:r>
+    </w:p>
+    <w:p>
+      <w:pPr>
+        <w:numPr>
+          <w:ilvl w:val="0"/>
+          <w:numId w:val="11"/>
+        </w:numPr>
+        <w:spacing w:after="0" w:line="480" w:lineRule="auto"/>
+      </w:pPr>
+      <w:r>
+        <w:t xml:space="preserve">Software quality </w:t>
+      </w:r>
+      <w:r>
+        <w:t>:</w:t>
+      </w:r>
+      <w:r>
+        <w:t xml:space="preserve"> defect rate, reliability</w:t>
+      </w:r>
+    </w:p>
+    <w:p>
+      <w:pPr>
+        <w:numPr>
+          <w:ilvl w:val="0"/>
+          <w:numId w:val="11"/>
+        </w:numPr>
+        <w:spacing w:after="0" w:line="480" w:lineRule="auto"/>
+      </w:pPr>
+      <w:r>
+        <w:t xml:space="preserve">Delivery time </w:t>
+      </w:r>
+      <w:r>
+        <w:t>:</w:t>
+      </w:r>
+      <w:r>
+        <w:t xml:space="preserve"> time-to-market, development duration</w:t>
+      </w:r>
+    </w:p>
+    <w:p>
+      <w:pPr>
+        <w:spacing w:after="0"/>
+        <w:rPr>
+          <w:sz w:val="18"/>
+          <w:szCs w:val="20"/>
+        </w:rPr>
+      </w:pPr>
     </w:p>
     <w:p>
       <w:pPr>
         <w:pStyle w:val="Heading2"/>
       </w:pPr>
-      <w:bookmarkStart w:id="12" w:name="_Toc233898755"/>
+      <w:bookmarkStart w:id="19" w:name="_Toc236940536"/>
       <w:r>
         <w:t xml:space="preserve">3.2 </w:t>
       </w:r>
       <w:r>
         <w:t>Search Strategy</w:t>
       </w:r>
-      <w:bookmarkEnd w:id="12"/>
+      <w:bookmarkEnd w:id="19"/>
+    </w:p>
+    <w:p>
+      <w:r>
+        <w:t>The search strategy followed the guidelines of Kitchenham and Charters (2007) to ensure transparency and replicability. IEEE Xplore was selected as the primary database due to its strong coverage of software engineering research.</w:t>
+      </w:r>
     </w:p>
     <w:p>
       <w:pPr>
@@ -2572,7 +5092,7 @@
         <w:spacing w:after="0"/>
         <w:jc w:val="center"/>
       </w:pPr>
-      <w:bookmarkStart w:id="13" w:name="_Toc233898714"/>
+      <w:bookmarkStart w:id="20" w:name="_Toc236923444"/>
       <w:r>
         <w:t xml:space="preserve">Table </w:t>
       </w:r>
@@ -2592,32 +5112,35 @@
         <w:t>2</w:t>
       </w:r>
       <w:r>
+        <w:rPr>
+          <w:noProof/>
+        </w:rPr>
         <w:fldChar w:fldCharType="end"/>
       </w:r>
       <w:r>
         <w:t xml:space="preserve"> SEARCH STRING</w:t>
       </w:r>
-      <w:bookmarkEnd w:id="13"/>
+      <w:bookmarkEnd w:id="20"/>
     </w:p>
     <w:tbl>
       <w:tblPr>
         <w:tblStyle w:val="GridTable5Dark-Accent3"/>
-        <w:tblW w:w="9025" w:type="dxa"/>
+        <w:tblW w:w="8744" w:type="dxa"/>
         <w:tblLook w:val="04A0" w:firstRow="1" w:lastRow="0" w:firstColumn="1" w:lastColumn="0" w:noHBand="0" w:noVBand="1"/>
       </w:tblPr>
       <w:tblGrid>
-        <w:gridCol w:w="1796"/>
-        <w:gridCol w:w="7229"/>
+        <w:gridCol w:w="1315"/>
+        <w:gridCol w:w="7429"/>
       </w:tblGrid>
       <w:tr>
         <w:trPr>
           <w:cnfStyle w:val="100000000000" w:firstRow="1" w:lastRow="0" w:firstColumn="0" w:lastColumn="0" w:oddVBand="0" w:evenVBand="0" w:oddHBand="0" w:evenHBand="0" w:firstRowFirstColumn="0" w:firstRowLastColumn="0" w:lastRowFirstColumn="0" w:lastRowLastColumn="0"/>
-          <w:trHeight w:val="646"/>
+          <w:trHeight w:val="548"/>
         </w:trPr>
         <w:tc>
           <w:tcPr>
             <w:cnfStyle w:val="001000000000" w:firstRow="0" w:lastRow="0" w:firstColumn="1" w:lastColumn="0" w:oddVBand="0" w:evenVBand="0" w:oddHBand="0" w:evenHBand="0" w:firstRowFirstColumn="0" w:firstRowLastColumn="0" w:lastRowFirstColumn="0" w:lastRowLastColumn="0"/>
-            <w:tcW w:w="1796" w:type="dxa"/>
+            <w:tcW w:w="1315" w:type="dxa"/>
             <w:vAlign w:val="center"/>
           </w:tcPr>
           <w:p>
@@ -2631,7 +5154,7 @@
         </w:tc>
         <w:tc>
           <w:tcPr>
-            <w:tcW w:w="7229" w:type="dxa"/>
+            <w:tcW w:w="7429" w:type="dxa"/>
             <w:vAlign w:val="center"/>
           </w:tcPr>
           <w:p>
@@ -2648,23 +5171,35 @@
       <w:tr>
         <w:trPr>
           <w:cnfStyle w:val="000000100000" w:firstRow="0" w:lastRow="0" w:firstColumn="0" w:lastColumn="0" w:oddVBand="0" w:evenVBand="0" w:oddHBand="1" w:evenHBand="0" w:firstRowFirstColumn="0" w:firstRowLastColumn="0" w:lastRowFirstColumn="0" w:lastRowLastColumn="0"/>
-          <w:trHeight w:val="1317"/>
+          <w:trHeight w:val="1426"/>
         </w:trPr>
         <w:tc>
           <w:tcPr>
             <w:cnfStyle w:val="001000000000" w:firstRow="0" w:lastRow="0" w:firstColumn="1" w:lastColumn="0" w:oddVBand="0" w:evenVBand="0" w:oddHBand="0" w:evenHBand="0" w:firstRowFirstColumn="0" w:firstRowLastColumn="0" w:lastRowFirstColumn="0" w:lastRowLastColumn="0"/>
-            <w:tcW w:w="1796" w:type="dxa"/>
+            <w:tcW w:w="1315" w:type="dxa"/>
             <w:vAlign w:val="center"/>
           </w:tcPr>
           <w:p>
-            <w:r>
+            <w:pPr>
+              <w:rPr>
+                <w:b w:val="0"/>
+                <w:bCs w:val="0"/>
+                <w:color w:val="auto"/>
+              </w:rPr>
+            </w:pPr>
+            <w:r>
+              <w:rPr>
+                <w:b w:val="0"/>
+                <w:bCs w:val="0"/>
+                <w:color w:val="auto"/>
+              </w:rPr>
               <w:t>Search string</w:t>
             </w:r>
           </w:p>
         </w:tc>
         <w:tc>
           <w:tcPr>
-            <w:tcW w:w="7229" w:type="dxa"/>
+            <w:tcW w:w="7429" w:type="dxa"/>
             <w:vAlign w:val="center"/>
           </w:tcPr>
           <w:p>
@@ -2679,23 +5214,35 @@
       </w:tr>
       <w:tr>
         <w:trPr>
-          <w:trHeight w:val="960"/>
+          <w:trHeight w:val="503"/>
         </w:trPr>
         <w:tc>
           <w:tcPr>
             <w:cnfStyle w:val="001000000000" w:firstRow="0" w:lastRow="0" w:firstColumn="1" w:lastColumn="0" w:oddVBand="0" w:evenVBand="0" w:oddHBand="0" w:evenHBand="0" w:firstRowFirstColumn="0" w:firstRowLastColumn="0" w:lastRowFirstColumn="0" w:lastRowLastColumn="0"/>
-            <w:tcW w:w="1796" w:type="dxa"/>
+            <w:tcW w:w="1315" w:type="dxa"/>
             <w:vAlign w:val="center"/>
           </w:tcPr>
           <w:p>
-            <w:r>
+            <w:pPr>
+              <w:rPr>
+                <w:b w:val="0"/>
+                <w:bCs w:val="0"/>
+                <w:color w:val="auto"/>
+              </w:rPr>
+            </w:pPr>
+            <w:r>
+              <w:rPr>
+                <w:b w:val="0"/>
+                <w:bCs w:val="0"/>
+                <w:color w:val="auto"/>
+              </w:rPr>
               <w:t>No. of papers</w:t>
             </w:r>
           </w:p>
         </w:tc>
         <w:tc>
           <w:tcPr>
-            <w:tcW w:w="7229" w:type="dxa"/>
+            <w:tcW w:w="7429" w:type="dxa"/>
             <w:vAlign w:val="center"/>
           </w:tcPr>
           <w:p>
@@ -2709,20 +5256,15 @@
         </w:tc>
       </w:tr>
     </w:tbl>
-    <w:p/>
-    <w:p>
-      <w:pPr>
-        <w:spacing w:line="259" w:lineRule="auto"/>
-        <w:jc w:val="left"/>
-      </w:pPr>
-      <w:r>
-        <w:t>(Explanation)</w:t>
-      </w:r>
-    </w:p>
-    <w:p>
-      <w:pPr>
-        <w:spacing w:line="259" w:lineRule="auto"/>
-        <w:jc w:val="left"/>
+    <w:p>
+      <w:r>
+        <w:lastRenderedPageBreak/>
+        <w:t>The Boolean search string combines methodology terms, comparison terms, and project success indicators. The search returned 90 papers, which were exported into papers.csv for screening.</w:t>
+      </w:r>
+    </w:p>
+    <w:p>
+      <w:pPr>
+        <w:spacing w:after="0"/>
         <w:rPr>
           <w:rFonts w:eastAsiaTheme="majorEastAsia" w:cstheme="majorBidi"/>
           <w:b/>
@@ -2735,12 +5277,12 @@
       <w:pPr>
         <w:pStyle w:val="Heading2"/>
       </w:pPr>
-      <w:bookmarkStart w:id="14" w:name="_Toc233898756"/>
+      <w:bookmarkStart w:id="21" w:name="_Toc236940537"/>
       <w:r>
         <w:t>3.</w:t>
       </w:r>
       <w:r>
-        <w:t>4</w:t>
+        <w:t>3</w:t>
       </w:r>
       <w:r>
         <w:t xml:space="preserve"> </w:t>
@@ -2748,7 +5290,7 @@
       <w:r>
         <w:t>Inclusion and Exclusion Criteria</w:t>
       </w:r>
-      <w:bookmarkEnd w:id="14"/>
+      <w:bookmarkEnd w:id="21"/>
     </w:p>
     <w:p>
       <w:pPr>
@@ -2757,7 +5299,7 @@
         <w:spacing w:after="0"/>
         <w:jc w:val="center"/>
       </w:pPr>
-      <w:bookmarkStart w:id="15" w:name="_Toc233898715"/>
+      <w:bookmarkStart w:id="22" w:name="_Toc236923445"/>
       <w:r>
         <w:t xml:space="preserve">Table </w:t>
       </w:r>
@@ -2777,6 +5319,9 @@
         <w:t>3</w:t>
       </w:r>
       <w:r>
+        <w:rPr>
+          <w:noProof/>
+        </w:rPr>
         <w:fldChar w:fldCharType="end"/>
       </w:r>
       <w:r>
@@ -2785,7 +5330,7 @@
       <w:r>
         <w:t>INCLUSION/EXCLUSION CRITERIA</w:t>
       </w:r>
-      <w:bookmarkEnd w:id="15"/>
+      <w:bookmarkEnd w:id="22"/>
     </w:p>
     <w:tbl>
       <w:tblPr>
@@ -2845,7 +5390,19 @@
             <w:vAlign w:val="center"/>
           </w:tcPr>
           <w:p>
-            <w:r>
+            <w:pPr>
+              <w:rPr>
+                <w:b w:val="0"/>
+                <w:bCs w:val="0"/>
+                <w:color w:val="auto"/>
+              </w:rPr>
+            </w:pPr>
+            <w:r>
+              <w:rPr>
+                <w:b w:val="0"/>
+                <w:bCs w:val="0"/>
+                <w:color w:val="auto"/>
+              </w:rPr>
               <w:t>Inclusion Criteria</w:t>
             </w:r>
           </w:p>
@@ -2985,7 +5542,19 @@
             <w:vAlign w:val="center"/>
           </w:tcPr>
           <w:p>
-            <w:r>
+            <w:pPr>
+              <w:rPr>
+                <w:b w:val="0"/>
+                <w:bCs w:val="0"/>
+                <w:color w:val="auto"/>
+              </w:rPr>
+            </w:pPr>
+            <w:r>
+              <w:rPr>
+                <w:b w:val="0"/>
+                <w:bCs w:val="0"/>
+                <w:color w:val="auto"/>
+              </w:rPr>
               <w:t>Exclusion Criteria</w:t>
             </w:r>
           </w:p>
@@ -3088,19 +5657,92 @@
       </w:pPr>
     </w:p>
     <w:p>
+      <w:r>
+        <w:t>The criteria ensure that only relevant, high</w:t>
+      </w:r>
+      <w:r>
+        <w:noBreakHyphen/>
+        <w:t>quality, empirical studies are included. The date range begins at 2003, aligning with the rise of Agile adoption in industry.</w:t>
+      </w:r>
+    </w:p>
+    <w:p>
       <w:pPr>
         <w:spacing w:line="259" w:lineRule="auto"/>
         <w:jc w:val="left"/>
       </w:pPr>
-      <w:r>
-        <w:t>(Explanation)</w:t>
-      </w:r>
+    </w:p>
+    <w:p>
+      <w:pPr>
+        <w:pStyle w:val="Heading2"/>
+      </w:pPr>
+      <w:bookmarkStart w:id="23" w:name="_Toc236940538"/>
+      <w:r>
+        <w:t>3.</w:t>
+      </w:r>
+      <w:r>
+        <w:t>4</w:t>
+      </w:r>
+      <w:r>
+        <w:t xml:space="preserve"> Screening Process</w:t>
+      </w:r>
+      <w:bookmarkEnd w:id="23"/>
     </w:p>
     <w:p>
       <w:pPr>
         <w:spacing w:line="259" w:lineRule="auto"/>
         <w:jc w:val="left"/>
       </w:pPr>
+      <w:r>
+        <w:t>The screening process followed three stages:</w:t>
+      </w:r>
+    </w:p>
+    <w:p>
+      <w:pPr>
+        <w:pStyle w:val="ListParagraph"/>
+        <w:numPr>
+          <w:ilvl w:val="0"/>
+          <w:numId w:val="12"/>
+        </w:numPr>
+      </w:pPr>
+      <w:r>
+        <w:t>Title Screening Each paper’s title was checked against the inclusion criteria. Papers with unclear relevance were marked “yes” to avoid premature exclusion.</w:t>
+      </w:r>
+    </w:p>
+    <w:p>
+      <w:pPr>
+        <w:pStyle w:val="ListParagraph"/>
+        <w:numPr>
+          <w:ilvl w:val="0"/>
+          <w:numId w:val="12"/>
+        </w:numPr>
+      </w:pPr>
+      <w:r>
+        <w:t>Abstract Screening Abstracts were reviewed to confirm whether the study compared Agile and Waterfall and addressed project success outcomes.</w:t>
+      </w:r>
+    </w:p>
+    <w:p>
+      <w:pPr>
+        <w:pStyle w:val="ListParagraph"/>
+        <w:numPr>
+          <w:ilvl w:val="0"/>
+          <w:numId w:val="12"/>
+        </w:numPr>
+      </w:pPr>
+      <w:r>
+        <w:t>Full</w:t>
+      </w:r>
+      <w:r>
+        <w:noBreakHyphen/>
+        <w:t>Text Screening Papers passing the abstract stage were evaluated in full. The five required columns in papers.csv (“include title,” “include abstract,” “exclude,” “accept contents,” and “</w:t>
+      </w:r>
+      <w:proofErr w:type="spellStart"/>
+      <w:r>
+        <w:t>rq</w:t>
+      </w:r>
+      <w:proofErr w:type="spellEnd"/>
+      <w:r>
+        <w:t xml:space="preserve"> answers”) were populated accordingly.</w:t>
+      </w:r>
     </w:p>
     <w:p>
       <w:pPr>
@@ -3108,16 +5750,7 @@
         <w:jc w:val="left"/>
       </w:pPr>
       <w:r>
-        <w:t>3.5 Screening Process</w:t>
-      </w:r>
-    </w:p>
-    <w:p>
-      <w:pPr>
-        <w:spacing w:line="259" w:lineRule="auto"/>
-        <w:jc w:val="left"/>
-      </w:pPr>
-      <w:r>
-        <w:t>s</w:t>
+        <w:t>This process ensured a transparent and auditable selection of papers for data extraction and synthesis.</w:t>
       </w:r>
     </w:p>
     <w:p>
@@ -3139,10 +5772,12 @@
       <w:pPr>
         <w:pStyle w:val="Heading1"/>
       </w:pPr>
+      <w:bookmarkStart w:id="24" w:name="_Toc236940539"/>
       <w:r>
         <w:lastRenderedPageBreak/>
         <w:t>Chapter 4 : Results</w:t>
       </w:r>
+      <w:bookmarkEnd w:id="24"/>
     </w:p>
     <w:p>
       <w:pPr>
@@ -3151,13 +5786,370 @@
           <w:lang w:val="en-IE"/>
         </w:rPr>
       </w:pPr>
+      <w:bookmarkStart w:id="25" w:name="_Toc236940540"/>
       <w:r>
         <w:rPr>
           <w:lang w:val="en-IE"/>
         </w:rPr>
         <w:t>4.1 Paper Selection Process</w:t>
       </w:r>
-    </w:p>
+      <w:bookmarkEnd w:id="25"/>
+    </w:p>
+    <w:p>
+      <w:pPr>
+        <w:pStyle w:val="Caption"/>
+        <w:keepNext/>
+        <w:spacing w:after="0"/>
+        <w:jc w:val="center"/>
+      </w:pPr>
+      <w:bookmarkStart w:id="26" w:name="_Toc236923446"/>
+      <w:r>
+        <w:t xml:space="preserve">Table </w:t>
+      </w:r>
+      <w:r>
+        <w:fldChar w:fldCharType="begin"/>
+      </w:r>
+      <w:r>
+        <w:instrText xml:space="preserve"> SEQ Table \* ARABIC </w:instrText>
+      </w:r>
+      <w:r>
+        <w:fldChar w:fldCharType="separate"/>
+      </w:r>
+      <w:r>
+        <w:rPr>
+          <w:noProof/>
+        </w:rPr>
+        <w:t>4</w:t>
+      </w:r>
+      <w:r>
+        <w:rPr>
+          <w:noProof/>
+        </w:rPr>
+        <w:fldChar w:fldCharType="end"/>
+      </w:r>
+      <w:r>
+        <w:t xml:space="preserve"> </w:t>
+      </w:r>
+      <w:r>
+        <w:t>PAPER SELECTION PROCESS</w:t>
+      </w:r>
+      <w:bookmarkEnd w:id="26"/>
+    </w:p>
+    <w:tbl>
+      <w:tblPr>
+        <w:tblStyle w:val="GridTable5Dark-Accent3"/>
+        <w:tblW w:w="0" w:type="auto"/>
+        <w:tblLook w:val="04A0" w:firstRow="1" w:lastRow="0" w:firstColumn="1" w:lastColumn="0" w:noHBand="0" w:noVBand="1"/>
+      </w:tblPr>
+      <w:tblGrid>
+        <w:gridCol w:w="4508"/>
+        <w:gridCol w:w="4508"/>
+      </w:tblGrid>
+      <w:tr>
+        <w:trPr>
+          <w:cnfStyle w:val="100000000000" w:firstRow="1" w:lastRow="0" w:firstColumn="0" w:lastColumn="0" w:oddVBand="0" w:evenVBand="0" w:oddHBand="0" w:evenHBand="0" w:firstRowFirstColumn="0" w:firstRowLastColumn="0" w:lastRowFirstColumn="0" w:lastRowLastColumn="0"/>
+        </w:trPr>
+        <w:tc>
+          <w:tcPr>
+            <w:cnfStyle w:val="001000000000" w:firstRow="0" w:lastRow="0" w:firstColumn="1" w:lastColumn="0" w:oddVBand="0" w:evenVBand="0" w:oddHBand="0" w:evenHBand="0" w:firstRowFirstColumn="0" w:firstRowLastColumn="0" w:lastRowFirstColumn="0" w:lastRowLastColumn="0"/>
+            <w:tcW w:w="4508" w:type="dxa"/>
+          </w:tcPr>
+          <w:p>
+            <w:pPr>
+              <w:jc w:val="center"/>
+              <w:rPr>
+                <w:lang w:val="en-IE"/>
+              </w:rPr>
+            </w:pPr>
+            <w:r>
+              <w:t>Selection Stage</w:t>
+            </w:r>
+          </w:p>
+        </w:tc>
+        <w:tc>
+          <w:tcPr>
+            <w:tcW w:w="4508" w:type="dxa"/>
+          </w:tcPr>
+          <w:p>
+            <w:pPr>
+              <w:jc w:val="center"/>
+              <w:cnfStyle w:val="100000000000" w:firstRow="1" w:lastRow="0" w:firstColumn="0" w:lastColumn="0" w:oddVBand="0" w:evenVBand="0" w:oddHBand="0" w:evenHBand="0" w:firstRowFirstColumn="0" w:firstRowLastColumn="0" w:lastRowFirstColumn="0" w:lastRowLastColumn="0"/>
+              <w:rPr>
+                <w:lang w:val="en-IE"/>
+              </w:rPr>
+            </w:pPr>
+            <w:r>
+              <w:rPr>
+                <w:lang w:val="en-IE"/>
+              </w:rPr>
+              <w:t>Count</w:t>
+            </w:r>
+          </w:p>
+        </w:tc>
+      </w:tr>
+      <w:tr>
+        <w:trPr>
+          <w:cnfStyle w:val="000000100000" w:firstRow="0" w:lastRow="0" w:firstColumn="0" w:lastColumn="0" w:oddVBand="0" w:evenVBand="0" w:oddHBand="1" w:evenHBand="0" w:firstRowFirstColumn="0" w:firstRowLastColumn="0" w:lastRowFirstColumn="0" w:lastRowLastColumn="0"/>
+        </w:trPr>
+        <w:tc>
+          <w:tcPr>
+            <w:cnfStyle w:val="001000000000" w:firstRow="0" w:lastRow="0" w:firstColumn="1" w:lastColumn="0" w:oddVBand="0" w:evenVBand="0" w:oddHBand="0" w:evenHBand="0" w:firstRowFirstColumn="0" w:firstRowLastColumn="0" w:lastRowFirstColumn="0" w:lastRowLastColumn="0"/>
+            <w:tcW w:w="4508" w:type="dxa"/>
+          </w:tcPr>
+          <w:p>
+            <w:pPr>
+              <w:rPr>
+                <w:b w:val="0"/>
+                <w:bCs w:val="0"/>
+                <w:color w:val="auto"/>
+                <w:lang w:val="en-IE"/>
+              </w:rPr>
+            </w:pPr>
+            <w:r>
+              <w:rPr>
+                <w:b w:val="0"/>
+                <w:bCs w:val="0"/>
+                <w:color w:val="auto"/>
+              </w:rPr>
+              <w:t xml:space="preserve">Papers downloaded from implementing the Boolean search in IEEE Xplore </w:t>
+            </w:r>
+          </w:p>
+        </w:tc>
+        <w:tc>
+          <w:tcPr>
+            <w:tcW w:w="4508" w:type="dxa"/>
+            <w:vAlign w:val="center"/>
+          </w:tcPr>
+          <w:p>
+            <w:pPr>
+              <w:jc w:val="center"/>
+              <w:cnfStyle w:val="000000100000" w:firstRow="0" w:lastRow="0" w:firstColumn="0" w:lastColumn="0" w:oddVBand="0" w:evenVBand="0" w:oddHBand="1" w:evenHBand="0" w:firstRowFirstColumn="0" w:firstRowLastColumn="0" w:lastRowFirstColumn="0" w:lastRowLastColumn="0"/>
+              <w:rPr>
+                <w:lang w:val="en-IE"/>
+              </w:rPr>
+            </w:pPr>
+            <w:r>
+              <w:rPr>
+                <w:lang w:val="en-IE"/>
+              </w:rPr>
+              <w:t>90</w:t>
+            </w:r>
+          </w:p>
+        </w:tc>
+      </w:tr>
+      <w:tr>
+        <w:tc>
+          <w:tcPr>
+            <w:cnfStyle w:val="001000000000" w:firstRow="0" w:lastRow="0" w:firstColumn="1" w:lastColumn="0" w:oddVBand="0" w:evenVBand="0" w:oddHBand="0" w:evenHBand="0" w:firstRowFirstColumn="0" w:firstRowLastColumn="0" w:lastRowFirstColumn="0" w:lastRowLastColumn="0"/>
+            <w:tcW w:w="4508" w:type="dxa"/>
+          </w:tcPr>
+          <w:p>
+            <w:pPr>
+              <w:rPr>
+                <w:b w:val="0"/>
+                <w:bCs w:val="0"/>
+                <w:color w:val="auto"/>
+                <w:lang w:val="en-IE"/>
+              </w:rPr>
+            </w:pPr>
+            <w:r>
+              <w:rPr>
+                <w:b w:val="0"/>
+                <w:bCs w:val="0"/>
+                <w:color w:val="auto"/>
+              </w:rPr>
+              <w:t xml:space="preserve">Papers that pass your inclusion criteria by checking the title: “include title” column in your papers.csv file </w:t>
+            </w:r>
+          </w:p>
+        </w:tc>
+        <w:tc>
+          <w:tcPr>
+            <w:tcW w:w="4508" w:type="dxa"/>
+            <w:vAlign w:val="center"/>
+          </w:tcPr>
+          <w:p>
+            <w:pPr>
+              <w:jc w:val="center"/>
+              <w:cnfStyle w:val="000000000000" w:firstRow="0" w:lastRow="0" w:firstColumn="0" w:lastColumn="0" w:oddVBand="0" w:evenVBand="0" w:oddHBand="0" w:evenHBand="0" w:firstRowFirstColumn="0" w:firstRowLastColumn="0" w:lastRowFirstColumn="0" w:lastRowLastColumn="0"/>
+              <w:rPr>
+                <w:lang w:val="en-IE"/>
+              </w:rPr>
+            </w:pPr>
+            <w:r>
+              <w:rPr>
+                <w:lang w:val="en-IE"/>
+              </w:rPr>
+              <w:t>06</w:t>
+            </w:r>
+          </w:p>
+        </w:tc>
+      </w:tr>
+      <w:tr>
+        <w:trPr>
+          <w:cnfStyle w:val="000000100000" w:firstRow="0" w:lastRow="0" w:firstColumn="0" w:lastColumn="0" w:oddVBand="0" w:evenVBand="0" w:oddHBand="1" w:evenHBand="0" w:firstRowFirstColumn="0" w:firstRowLastColumn="0" w:lastRowFirstColumn="0" w:lastRowLastColumn="0"/>
+        </w:trPr>
+        <w:tc>
+          <w:tcPr>
+            <w:cnfStyle w:val="001000000000" w:firstRow="0" w:lastRow="0" w:firstColumn="1" w:lastColumn="0" w:oddVBand="0" w:evenVBand="0" w:oddHBand="0" w:evenHBand="0" w:firstRowFirstColumn="0" w:firstRowLastColumn="0" w:lastRowFirstColumn="0" w:lastRowLastColumn="0"/>
+            <w:tcW w:w="4508" w:type="dxa"/>
+          </w:tcPr>
+          <w:p>
+            <w:pPr>
+              <w:rPr>
+                <w:b w:val="0"/>
+                <w:bCs w:val="0"/>
+                <w:color w:val="auto"/>
+                <w:lang w:val="en-IE"/>
+              </w:rPr>
+            </w:pPr>
+            <w:r>
+              <w:rPr>
+                <w:b w:val="0"/>
+                <w:bCs w:val="0"/>
+                <w:color w:val="auto"/>
+              </w:rPr>
+              <w:t>Papers that pass your inclusion criteria by reading the abstract “include abstract” column in your papers.csv file</w:t>
+            </w:r>
+          </w:p>
+        </w:tc>
+        <w:tc>
+          <w:tcPr>
+            <w:tcW w:w="4508" w:type="dxa"/>
+            <w:vAlign w:val="center"/>
+          </w:tcPr>
+          <w:p>
+            <w:pPr>
+              <w:jc w:val="center"/>
+              <w:cnfStyle w:val="000000100000" w:firstRow="0" w:lastRow="0" w:firstColumn="0" w:lastColumn="0" w:oddVBand="0" w:evenVBand="0" w:oddHBand="1" w:evenHBand="0" w:firstRowFirstColumn="0" w:firstRowLastColumn="0" w:lastRowFirstColumn="0" w:lastRowLastColumn="0"/>
+              <w:rPr>
+                <w:lang w:val="en-IE"/>
+              </w:rPr>
+            </w:pPr>
+            <w:r>
+              <w:rPr>
+                <w:lang w:val="en-IE"/>
+              </w:rPr>
+              <w:t>05</w:t>
+            </w:r>
+          </w:p>
+        </w:tc>
+      </w:tr>
+      <w:tr>
+        <w:tc>
+          <w:tcPr>
+            <w:cnfStyle w:val="001000000000" w:firstRow="0" w:lastRow="0" w:firstColumn="1" w:lastColumn="0" w:oddVBand="0" w:evenVBand="0" w:oddHBand="0" w:evenHBand="0" w:firstRowFirstColumn="0" w:firstRowLastColumn="0" w:lastRowFirstColumn="0" w:lastRowLastColumn="0"/>
+            <w:tcW w:w="4508" w:type="dxa"/>
+          </w:tcPr>
+          <w:p>
+            <w:pPr>
+              <w:rPr>
+                <w:b w:val="0"/>
+                <w:bCs w:val="0"/>
+                <w:color w:val="auto"/>
+                <w:lang w:val="en-IE"/>
+              </w:rPr>
+            </w:pPr>
+            <w:r>
+              <w:rPr>
+                <w:b w:val="0"/>
+                <w:bCs w:val="0"/>
+                <w:color w:val="auto"/>
+              </w:rPr>
+              <w:t>Papers that remain after you apply the exclusion criteria: i.e. remove those that you said “yes”  to in your “exclude” column in the papers.csv file</w:t>
+            </w:r>
+          </w:p>
+        </w:tc>
+        <w:tc>
+          <w:tcPr>
+            <w:tcW w:w="4508" w:type="dxa"/>
+            <w:vAlign w:val="center"/>
+          </w:tcPr>
+          <w:p>
+            <w:pPr>
+              <w:jc w:val="center"/>
+              <w:cnfStyle w:val="000000000000" w:firstRow="0" w:lastRow="0" w:firstColumn="0" w:lastColumn="0" w:oddVBand="0" w:evenVBand="0" w:oddHBand="0" w:evenHBand="0" w:firstRowFirstColumn="0" w:firstRowLastColumn="0" w:lastRowFirstColumn="0" w:lastRowLastColumn="0"/>
+              <w:rPr>
+                <w:lang w:val="en-IE"/>
+              </w:rPr>
+            </w:pPr>
+            <w:r>
+              <w:rPr>
+                <w:lang w:val="en-IE"/>
+              </w:rPr>
+              <w:t>05</w:t>
+            </w:r>
+          </w:p>
+        </w:tc>
+      </w:tr>
+      <w:tr>
+        <w:trPr>
+          <w:cnfStyle w:val="000000100000" w:firstRow="0" w:lastRow="0" w:firstColumn="0" w:lastColumn="0" w:oddVBand="0" w:evenVBand="0" w:oddHBand="1" w:evenHBand="0" w:firstRowFirstColumn="0" w:firstRowLastColumn="0" w:lastRowFirstColumn="0" w:lastRowLastColumn="0"/>
+        </w:trPr>
+        <w:tc>
+          <w:tcPr>
+            <w:cnfStyle w:val="001000000000" w:firstRow="0" w:lastRow="0" w:firstColumn="1" w:lastColumn="0" w:oddVBand="0" w:evenVBand="0" w:oddHBand="0" w:evenHBand="0" w:firstRowFirstColumn="0" w:firstRowLastColumn="0" w:lastRowFirstColumn="0" w:lastRowLastColumn="0"/>
+            <w:tcW w:w="4508" w:type="dxa"/>
+          </w:tcPr>
+          <w:p>
+            <w:pPr>
+              <w:rPr>
+                <w:b w:val="0"/>
+                <w:bCs w:val="0"/>
+                <w:color w:val="auto"/>
+                <w:lang w:val="en-IE"/>
+              </w:rPr>
+            </w:pPr>
+            <w:r>
+              <w:rPr>
+                <w:b w:val="0"/>
+                <w:bCs w:val="0"/>
+                <w:color w:val="auto"/>
+              </w:rPr>
+              <w:t>Papers that clearly meet all your criteria, and answer your research question: i.e. those that you can extract data from to answer your RQ and have ‘</w:t>
+            </w:r>
+            <w:proofErr w:type="spellStart"/>
+            <w:r>
+              <w:rPr>
+                <w:b w:val="0"/>
+                <w:bCs w:val="0"/>
+                <w:color w:val="auto"/>
+              </w:rPr>
+              <w:t>yes’</w:t>
+            </w:r>
+            <w:proofErr w:type="spellEnd"/>
+            <w:r>
+              <w:rPr>
+                <w:b w:val="0"/>
+                <w:bCs w:val="0"/>
+                <w:color w:val="auto"/>
+              </w:rPr>
+              <w:t xml:space="preserve"> in your “include contents” column. </w:t>
+            </w:r>
+          </w:p>
+        </w:tc>
+        <w:tc>
+          <w:tcPr>
+            <w:tcW w:w="4508" w:type="dxa"/>
+            <w:vAlign w:val="center"/>
+          </w:tcPr>
+          <w:p>
+            <w:pPr>
+              <w:jc w:val="center"/>
+              <w:cnfStyle w:val="000000100000" w:firstRow="0" w:lastRow="0" w:firstColumn="0" w:lastColumn="0" w:oddVBand="0" w:evenVBand="0" w:oddHBand="1" w:evenHBand="0" w:firstRowFirstColumn="0" w:firstRowLastColumn="0" w:lastRowFirstColumn="0" w:lastRowLastColumn="0"/>
+              <w:rPr>
+                <w:lang w:val="en-IE"/>
+              </w:rPr>
+            </w:pPr>
+            <w:r>
+              <w:rPr>
+                <w:lang w:val="en-IE"/>
+              </w:rPr>
+              <w:t>05</w:t>
+            </w:r>
+          </w:p>
+        </w:tc>
+      </w:tr>
+    </w:tbl>
     <w:p>
       <w:pPr>
         <w:spacing w:line="259" w:lineRule="auto"/>
@@ -3166,12 +6158,6 @@
           <w:lang w:val="en-IE"/>
         </w:rPr>
       </w:pPr>
-      <w:r>
-        <w:rPr>
-          <w:lang w:val="en-IE"/>
-        </w:rPr>
-        <w:t>s</w:t>
-      </w:r>
     </w:p>
     <w:p>
       <w:pPr>
@@ -3189,18 +6175,601 @@
           <w:lang w:val="en-IE"/>
         </w:rPr>
       </w:pPr>
+      <w:bookmarkStart w:id="27" w:name="_Toc236940541"/>
       <w:r>
         <w:rPr>
           <w:lang w:val="en-IE"/>
         </w:rPr>
-        <w:t xml:space="preserve">4.2 Data </w:t>
-      </w:r>
-      <w:r>
+        <w:t>4.2 Data Extraction</w:t>
+      </w:r>
+      <w:bookmarkEnd w:id="27"/>
+    </w:p>
+    <w:p>
+      <w:pPr>
+        <w:pStyle w:val="Caption"/>
+        <w:keepNext/>
+        <w:spacing w:after="0"/>
+        <w:jc w:val="center"/>
+      </w:pPr>
+      <w:bookmarkStart w:id="28" w:name="_Toc236923447"/>
+      <w:r>
+        <w:t xml:space="preserve">Table </w:t>
+      </w:r>
+      <w:r>
+        <w:fldChar w:fldCharType="begin"/>
+      </w:r>
+      <w:r>
+        <w:instrText xml:space="preserve"> SEQ Table \* ARABIC </w:instrText>
+      </w:r>
+      <w:r>
+        <w:fldChar w:fldCharType="separate"/>
+      </w:r>
+      <w:r>
+        <w:rPr>
+          <w:noProof/>
+        </w:rPr>
+        <w:t>5</w:t>
+      </w:r>
+      <w:r>
+        <w:rPr>
+          <w:noProof/>
+        </w:rPr>
+        <w:fldChar w:fldCharType="end"/>
+      </w:r>
+      <w:r>
+        <w:t xml:space="preserve"> </w:t>
+      </w:r>
+      <w:r>
+        <w:t>DATA EXTRACTION</w:t>
+      </w:r>
+      <w:bookmarkEnd w:id="28"/>
+    </w:p>
+    <w:tbl>
+      <w:tblPr>
+        <w:tblStyle w:val="GridTable5Dark-Accent3"/>
+        <w:tblW w:w="0" w:type="auto"/>
+        <w:tblLook w:val="04A0" w:firstRow="1" w:lastRow="0" w:firstColumn="1" w:lastColumn="0" w:noHBand="0" w:noVBand="1"/>
+      </w:tblPr>
+      <w:tblGrid>
+        <w:gridCol w:w="4495"/>
+        <w:gridCol w:w="2430"/>
+        <w:gridCol w:w="2091"/>
+      </w:tblGrid>
+      <w:tr>
+        <w:trPr>
+          <w:cnfStyle w:val="100000000000" w:firstRow="1" w:lastRow="0" w:firstColumn="0" w:lastColumn="0" w:oddVBand="0" w:evenVBand="0" w:oddHBand="0" w:evenHBand="0" w:firstRowFirstColumn="0" w:firstRowLastColumn="0" w:lastRowFirstColumn="0" w:lastRowLastColumn="0"/>
+        </w:trPr>
+        <w:tc>
+          <w:tcPr>
+            <w:cnfStyle w:val="001000000000" w:firstRow="0" w:lastRow="0" w:firstColumn="1" w:lastColumn="0" w:oddVBand="0" w:evenVBand="0" w:oddHBand="0" w:evenHBand="0" w:firstRowFirstColumn="0" w:firstRowLastColumn="0" w:lastRowFirstColumn="0" w:lastRowLastColumn="0"/>
+            <w:tcW w:w="4495" w:type="dxa"/>
+          </w:tcPr>
+          <w:p>
+            <w:pPr>
+              <w:jc w:val="center"/>
+              <w:rPr>
+                <w:lang w:val="en-IE"/>
+              </w:rPr>
+            </w:pPr>
+            <w:r>
+              <w:t>RQ answer?</w:t>
+            </w:r>
+          </w:p>
+        </w:tc>
+        <w:tc>
+          <w:tcPr>
+            <w:tcW w:w="2430" w:type="dxa"/>
+          </w:tcPr>
+          <w:p>
+            <w:pPr>
+              <w:jc w:val="center"/>
+              <w:cnfStyle w:val="100000000000" w:firstRow="1" w:lastRow="0" w:firstColumn="0" w:lastColumn="0" w:oddVBand="0" w:evenVBand="0" w:oddHBand="0" w:evenHBand="0" w:firstRowFirstColumn="0" w:firstRowLastColumn="0" w:lastRowFirstColumn="0" w:lastRowLastColumn="0"/>
+              <w:rPr>
+                <w:lang w:val="en-IE"/>
+              </w:rPr>
+            </w:pPr>
+            <w:r>
+              <w:t>Reference</w:t>
+            </w:r>
+          </w:p>
+        </w:tc>
+        <w:tc>
+          <w:tcPr>
+            <w:tcW w:w="2091" w:type="dxa"/>
+          </w:tcPr>
+          <w:p>
+            <w:pPr>
+              <w:jc w:val="center"/>
+              <w:cnfStyle w:val="100000000000" w:firstRow="1" w:lastRow="0" w:firstColumn="0" w:lastColumn="0" w:oddVBand="0" w:evenVBand="0" w:oddHBand="0" w:evenHBand="0" w:firstRowFirstColumn="0" w:firstRowLastColumn="0" w:lastRowFirstColumn="0" w:lastRowLastColumn="0"/>
+              <w:rPr>
+                <w:lang w:val="en-IE"/>
+              </w:rPr>
+            </w:pPr>
+            <w:r>
+              <w:t>Code</w:t>
+            </w:r>
+          </w:p>
+        </w:tc>
+      </w:tr>
+      <w:tr>
+        <w:trPr>
+          <w:cnfStyle w:val="000000100000" w:firstRow="0" w:lastRow="0" w:firstColumn="0" w:lastColumn="0" w:oddVBand="0" w:evenVBand="0" w:oddHBand="1" w:evenHBand="0" w:firstRowFirstColumn="0" w:firstRowLastColumn="0" w:lastRowFirstColumn="0" w:lastRowLastColumn="0"/>
+        </w:trPr>
+        <w:tc>
+          <w:tcPr>
+            <w:cnfStyle w:val="001000000000" w:firstRow="0" w:lastRow="0" w:firstColumn="1" w:lastColumn="0" w:oddVBand="0" w:evenVBand="0" w:oddHBand="0" w:evenHBand="0" w:firstRowFirstColumn="0" w:firstRowLastColumn="0" w:lastRowFirstColumn="0" w:lastRowLastColumn="0"/>
+            <w:tcW w:w="4495" w:type="dxa"/>
+          </w:tcPr>
+          <w:p>
+            <w:pPr>
+              <w:rPr>
+                <w:b w:val="0"/>
+                <w:bCs w:val="0"/>
+                <w:color w:val="auto"/>
+                <w:lang w:val="en-IE"/>
+              </w:rPr>
+            </w:pPr>
+            <w:r>
+              <w:rPr>
+                <w:b w:val="0"/>
+                <w:bCs w:val="0"/>
+                <w:color w:val="auto"/>
+              </w:rPr>
+              <w:t xml:space="preserve">Yes. </w:t>
+            </w:r>
+            <w:r>
+              <w:rPr>
+                <w:b w:val="0"/>
+                <w:bCs w:val="0"/>
+                <w:color w:val="auto"/>
+              </w:rPr>
+              <w:t>“</w:t>
+            </w:r>
+            <w:r>
+              <w:rPr>
+                <w:b w:val="0"/>
+                <w:bCs w:val="0"/>
+                <w:color w:val="auto"/>
+              </w:rPr>
+              <w:t>Agile is ideal for small projects because of its flexibility, whereas Waterfall is ideal for large, complex projects.</w:t>
+            </w:r>
+            <w:r>
+              <w:rPr>
+                <w:b w:val="0"/>
+                <w:bCs w:val="0"/>
+                <w:color w:val="auto"/>
+              </w:rPr>
+              <w:t>”, (p.1)</w:t>
+            </w:r>
+          </w:p>
+        </w:tc>
+        <w:tc>
+          <w:tcPr>
+            <w:tcW w:w="2430" w:type="dxa"/>
+            <w:vAlign w:val="center"/>
+          </w:tcPr>
+          <w:p>
+            <w:pPr>
+              <w:jc w:val="center"/>
+              <w:cnfStyle w:val="000000100000" w:firstRow="0" w:lastRow="0" w:firstColumn="0" w:lastColumn="0" w:oddVBand="0" w:evenVBand="0" w:oddHBand="1" w:evenHBand="0" w:firstRowFirstColumn="0" w:firstRowLastColumn="0" w:lastRowFirstColumn="0" w:lastRowLastColumn="0"/>
+              <w:rPr>
+                <w:lang w:val="en-IE"/>
+              </w:rPr>
+            </w:pPr>
+            <w:proofErr w:type="spellStart"/>
+            <w:r>
+              <w:t>Pathiraja</w:t>
+            </w:r>
+            <w:proofErr w:type="spellEnd"/>
+            <w:r>
+              <w:t>, 2024</w:t>
+            </w:r>
+          </w:p>
+        </w:tc>
+        <w:tc>
+          <w:tcPr>
+            <w:tcW w:w="2091" w:type="dxa"/>
+            <w:shd w:val="clear" w:color="auto" w:fill="D0CECE" w:themeFill="background2" w:themeFillShade="E6"/>
+            <w:vAlign w:val="center"/>
+          </w:tcPr>
+          <w:p>
+            <w:pPr>
+              <w:jc w:val="center"/>
+              <w:cnfStyle w:val="000000100000" w:firstRow="0" w:lastRow="0" w:firstColumn="0" w:lastColumn="0" w:oddVBand="0" w:evenVBand="0" w:oddHBand="1" w:evenHBand="0" w:firstRowFirstColumn="0" w:firstRowLastColumn="0" w:lastRowFirstColumn="0" w:lastRowLastColumn="0"/>
+              <w:rPr>
+                <w:lang w:val="en-IE"/>
+              </w:rPr>
+            </w:pPr>
+            <w:r>
+              <w:t>SQA practices</w:t>
+            </w:r>
+          </w:p>
+        </w:tc>
+      </w:tr>
+      <w:tr>
+        <w:tc>
+          <w:tcPr>
+            <w:cnfStyle w:val="001000000000" w:firstRow="0" w:lastRow="0" w:firstColumn="1" w:lastColumn="0" w:oddVBand="0" w:evenVBand="0" w:oddHBand="0" w:evenHBand="0" w:firstRowFirstColumn="0" w:firstRowLastColumn="0" w:lastRowFirstColumn="0" w:lastRowLastColumn="0"/>
+            <w:tcW w:w="4495" w:type="dxa"/>
+          </w:tcPr>
+          <w:p>
+            <w:pPr>
+              <w:rPr>
+                <w:b w:val="0"/>
+                <w:bCs w:val="0"/>
+                <w:color w:val="auto"/>
+                <w:lang w:val="en-IE"/>
+              </w:rPr>
+            </w:pPr>
+            <w:r>
+              <w:rPr>
+                <w:b w:val="0"/>
+                <w:bCs w:val="0"/>
+                <w:color w:val="auto"/>
+                <w:lang w:val="en-IE"/>
+              </w:rPr>
+              <w:t>Yes. “</w:t>
+            </w:r>
+            <w:r>
+              <w:rPr>
+                <w:b w:val="0"/>
+                <w:bCs w:val="0"/>
+                <w:color w:val="auto"/>
+              </w:rPr>
+              <w:t>XP results in higher quality products than waterfall-based processes</w:t>
+            </w:r>
+            <w:r>
+              <w:rPr>
+                <w:b w:val="0"/>
+                <w:bCs w:val="0"/>
+                <w:color w:val="auto"/>
+                <w:lang w:val="en-IE"/>
+              </w:rPr>
+              <w:t>”, (p.514)</w:t>
+            </w:r>
+          </w:p>
+        </w:tc>
+        <w:tc>
+          <w:tcPr>
+            <w:tcW w:w="2430" w:type="dxa"/>
+            <w:vAlign w:val="center"/>
+          </w:tcPr>
+          <w:p>
+            <w:pPr>
+              <w:jc w:val="center"/>
+              <w:cnfStyle w:val="000000000000" w:firstRow="0" w:lastRow="0" w:firstColumn="0" w:lastColumn="0" w:oddVBand="0" w:evenVBand="0" w:oddHBand="0" w:evenHBand="0" w:firstRowFirstColumn="0" w:firstRowLastColumn="0" w:lastRowFirstColumn="0" w:lastRowLastColumn="0"/>
+              <w:rPr>
+                <w:lang w:val="en-IE"/>
+              </w:rPr>
+            </w:pPr>
+            <w:r>
+              <w:t>Mitchell &amp; Seaman, 2009</w:t>
+            </w:r>
+          </w:p>
+        </w:tc>
+        <w:tc>
+          <w:tcPr>
+            <w:tcW w:w="2091" w:type="dxa"/>
+            <w:shd w:val="clear" w:color="auto" w:fill="D0CECE" w:themeFill="background2" w:themeFillShade="E6"/>
+            <w:vAlign w:val="center"/>
+          </w:tcPr>
+          <w:p>
+            <w:pPr>
+              <w:jc w:val="center"/>
+              <w:cnfStyle w:val="000000000000" w:firstRow="0" w:lastRow="0" w:firstColumn="0" w:lastColumn="0" w:oddVBand="0" w:evenVBand="0" w:oddHBand="0" w:evenHBand="0" w:firstRowFirstColumn="0" w:firstRowLastColumn="0" w:lastRowFirstColumn="0" w:lastRowLastColumn="0"/>
+              <w:rPr>
+                <w:lang w:val="en-IE"/>
+              </w:rPr>
+            </w:pPr>
+            <w:r>
+              <w:t>Cost/quality</w:t>
+            </w:r>
+          </w:p>
+        </w:tc>
+      </w:tr>
+      <w:tr>
+        <w:trPr>
+          <w:cnfStyle w:val="000000100000" w:firstRow="0" w:lastRow="0" w:firstColumn="0" w:lastColumn="0" w:oddVBand="0" w:evenVBand="0" w:oddHBand="1" w:evenHBand="0" w:firstRowFirstColumn="0" w:firstRowLastColumn="0" w:lastRowFirstColumn="0" w:lastRowLastColumn="0"/>
+        </w:trPr>
+        <w:tc>
+          <w:tcPr>
+            <w:cnfStyle w:val="001000000000" w:firstRow="0" w:lastRow="0" w:firstColumn="1" w:lastColumn="0" w:oddVBand="0" w:evenVBand="0" w:oddHBand="0" w:evenHBand="0" w:firstRowFirstColumn="0" w:firstRowLastColumn="0" w:lastRowFirstColumn="0" w:lastRowLastColumn="0"/>
+            <w:tcW w:w="4495" w:type="dxa"/>
+          </w:tcPr>
+          <w:p>
+            <w:pPr>
+              <w:rPr>
+                <w:b w:val="0"/>
+                <w:bCs w:val="0"/>
+                <w:color w:val="auto"/>
+                <w:lang w:val="en-IE"/>
+              </w:rPr>
+            </w:pPr>
+            <w:r>
+              <w:rPr>
+                <w:b w:val="0"/>
+                <w:bCs w:val="0"/>
+                <w:color w:val="auto"/>
+                <w:lang w:val="en-IE"/>
+              </w:rPr>
+              <w:t>Yes.</w:t>
+            </w:r>
+            <w:r>
+              <w:rPr>
+                <w:b w:val="0"/>
+                <w:bCs w:val="0"/>
+                <w:color w:val="auto"/>
+                <w:lang w:val="en-IE"/>
+              </w:rPr>
+              <w:t xml:space="preserve"> “</w:t>
+            </w:r>
+            <w:r>
+              <w:rPr>
+                <w:b w:val="0"/>
+                <w:bCs w:val="0"/>
+                <w:color w:val="auto"/>
+              </w:rPr>
+              <w:t>Agile methodologies lead to higher success rates</w:t>
+            </w:r>
+            <w:r>
+              <w:rPr>
+                <w:b w:val="0"/>
+                <w:bCs w:val="0"/>
+                <w:color w:val="auto"/>
+                <w:lang w:val="en-IE"/>
+              </w:rPr>
+              <w:t>”, (p.1)</w:t>
+            </w:r>
+          </w:p>
+        </w:tc>
+        <w:tc>
+          <w:tcPr>
+            <w:tcW w:w="2430" w:type="dxa"/>
+            <w:vAlign w:val="center"/>
+          </w:tcPr>
+          <w:p>
+            <w:pPr>
+              <w:jc w:val="center"/>
+              <w:cnfStyle w:val="000000100000" w:firstRow="0" w:lastRow="0" w:firstColumn="0" w:lastColumn="0" w:oddVBand="0" w:evenVBand="0" w:oddHBand="1" w:evenHBand="0" w:firstRowFirstColumn="0" w:firstRowLastColumn="0" w:lastRowFirstColumn="0" w:lastRowLastColumn="0"/>
+              <w:rPr>
+                <w:lang w:val="en-IE"/>
+              </w:rPr>
+            </w:pPr>
+            <w:proofErr w:type="spellStart"/>
+            <w:r>
+              <w:t>Deotighare</w:t>
+            </w:r>
+            <w:proofErr w:type="spellEnd"/>
+            <w:r>
+              <w:t xml:space="preserve"> &amp; </w:t>
+            </w:r>
+            <w:proofErr w:type="spellStart"/>
+            <w:r>
+              <w:t>Bakane</w:t>
+            </w:r>
+            <w:proofErr w:type="spellEnd"/>
+            <w:r>
+              <w:t>, 2025</w:t>
+            </w:r>
+          </w:p>
+        </w:tc>
+        <w:tc>
+          <w:tcPr>
+            <w:tcW w:w="2091" w:type="dxa"/>
+            <w:shd w:val="clear" w:color="auto" w:fill="D0CECE" w:themeFill="background2" w:themeFillShade="E6"/>
+            <w:vAlign w:val="center"/>
+          </w:tcPr>
+          <w:p>
+            <w:pPr>
+              <w:jc w:val="center"/>
+              <w:cnfStyle w:val="000000100000" w:firstRow="0" w:lastRow="0" w:firstColumn="0" w:lastColumn="0" w:oddVBand="0" w:evenVBand="0" w:oddHBand="1" w:evenHBand="0" w:firstRowFirstColumn="0" w:firstRowLastColumn="0" w:lastRowFirstColumn="0" w:lastRowLastColumn="0"/>
+              <w:rPr>
+                <w:lang w:val="en-IE"/>
+              </w:rPr>
+            </w:pPr>
+            <w:r>
+              <w:t>Success rates</w:t>
+            </w:r>
+          </w:p>
+        </w:tc>
+      </w:tr>
+      <w:tr>
+        <w:tc>
+          <w:tcPr>
+            <w:cnfStyle w:val="001000000000" w:firstRow="0" w:lastRow="0" w:firstColumn="1" w:lastColumn="0" w:oddVBand="0" w:evenVBand="0" w:oddHBand="0" w:evenHBand="0" w:firstRowFirstColumn="0" w:firstRowLastColumn="0" w:lastRowFirstColumn="0" w:lastRowLastColumn="0"/>
+            <w:tcW w:w="4495" w:type="dxa"/>
+          </w:tcPr>
+          <w:p>
+            <w:pPr>
+              <w:rPr>
+                <w:b w:val="0"/>
+                <w:bCs w:val="0"/>
+                <w:color w:val="auto"/>
+                <w:lang w:val="en-IE"/>
+              </w:rPr>
+            </w:pPr>
+            <w:r>
+              <w:rPr>
+                <w:b w:val="0"/>
+                <w:bCs w:val="0"/>
+                <w:color w:val="auto"/>
+                <w:lang w:val="en-IE"/>
+              </w:rPr>
+              <w:t>Yes.</w:t>
+            </w:r>
+            <w:r>
+              <w:rPr>
+                <w:b w:val="0"/>
+                <w:bCs w:val="0"/>
+                <w:color w:val="auto"/>
+                <w:lang w:val="en-IE"/>
+              </w:rPr>
+              <w:t xml:space="preserve"> “</w:t>
+            </w:r>
+            <w:r>
+              <w:rPr>
+                <w:b w:val="0"/>
+                <w:bCs w:val="0"/>
+                <w:color w:val="auto"/>
+              </w:rPr>
+              <w:t>Traditional RE limits responsiveness to user needs</w:t>
+            </w:r>
+            <w:r>
+              <w:rPr>
+                <w:b w:val="0"/>
+                <w:bCs w:val="0"/>
+                <w:color w:val="auto"/>
+                <w:lang w:val="en-IE"/>
+              </w:rPr>
+              <w:t>”, (p.1)</w:t>
+            </w:r>
+          </w:p>
+        </w:tc>
+        <w:tc>
+          <w:tcPr>
+            <w:tcW w:w="2430" w:type="dxa"/>
+            <w:vAlign w:val="center"/>
+          </w:tcPr>
+          <w:p>
+            <w:pPr>
+              <w:jc w:val="center"/>
+              <w:cnfStyle w:val="000000000000" w:firstRow="0" w:lastRow="0" w:firstColumn="0" w:lastColumn="0" w:oddVBand="0" w:evenVBand="0" w:oddHBand="0" w:evenHBand="0" w:firstRowFirstColumn="0" w:firstRowLastColumn="0" w:lastRowFirstColumn="0" w:lastRowLastColumn="0"/>
+              <w:rPr>
+                <w:lang w:val="en-IE"/>
+              </w:rPr>
+            </w:pPr>
+            <w:r>
+              <w:t>Kaur &amp; Kaur, 2025</w:t>
+            </w:r>
+          </w:p>
+        </w:tc>
+        <w:tc>
+          <w:tcPr>
+            <w:tcW w:w="2091" w:type="dxa"/>
+            <w:shd w:val="clear" w:color="auto" w:fill="D0CECE" w:themeFill="background2" w:themeFillShade="E6"/>
+            <w:vAlign w:val="center"/>
+          </w:tcPr>
+          <w:p>
+            <w:pPr>
+              <w:jc w:val="center"/>
+              <w:cnfStyle w:val="000000000000" w:firstRow="0" w:lastRow="0" w:firstColumn="0" w:lastColumn="0" w:oddVBand="0" w:evenVBand="0" w:oddHBand="0" w:evenHBand="0" w:firstRowFirstColumn="0" w:firstRowLastColumn="0" w:lastRowFirstColumn="0" w:lastRowLastColumn="0"/>
+              <w:rPr>
+                <w:lang w:val="en-IE"/>
+              </w:rPr>
+            </w:pPr>
+            <w:r>
+              <w:t>Requirements</w:t>
+            </w:r>
+          </w:p>
+        </w:tc>
+      </w:tr>
+      <w:tr>
+        <w:trPr>
+          <w:cnfStyle w:val="000000100000" w:firstRow="0" w:lastRow="0" w:firstColumn="0" w:lastColumn="0" w:oddVBand="0" w:evenVBand="0" w:oddHBand="1" w:evenHBand="0" w:firstRowFirstColumn="0" w:firstRowLastColumn="0" w:lastRowFirstColumn="0" w:lastRowLastColumn="0"/>
+        </w:trPr>
+        <w:tc>
+          <w:tcPr>
+            <w:cnfStyle w:val="001000000000" w:firstRow="0" w:lastRow="0" w:firstColumn="1" w:lastColumn="0" w:oddVBand="0" w:evenVBand="0" w:oddHBand="0" w:evenHBand="0" w:firstRowFirstColumn="0" w:firstRowLastColumn="0" w:lastRowFirstColumn="0" w:lastRowLastColumn="0"/>
+            <w:tcW w:w="4495" w:type="dxa"/>
+          </w:tcPr>
+          <w:p>
+            <w:pPr>
+              <w:rPr>
+                <w:b w:val="0"/>
+                <w:bCs w:val="0"/>
+                <w:color w:val="auto"/>
+                <w:lang w:val="en-IE"/>
+              </w:rPr>
+            </w:pPr>
+            <w:r>
+              <w:rPr>
+                <w:b w:val="0"/>
+                <w:bCs w:val="0"/>
+                <w:color w:val="auto"/>
+                <w:lang w:val="en-IE"/>
+              </w:rPr>
+              <w:t>Yes.</w:t>
+            </w:r>
+            <w:r>
+              <w:rPr>
+                <w:b w:val="0"/>
+                <w:bCs w:val="0"/>
+                <w:color w:val="auto"/>
+                <w:lang w:val="en-IE"/>
+              </w:rPr>
+              <w:t xml:space="preserve"> “</w:t>
+            </w:r>
+            <w:r>
+              <w:rPr>
+                <w:b w:val="0"/>
+                <w:bCs w:val="0"/>
+                <w:color w:val="auto"/>
+              </w:rPr>
+              <w:t>Agile development has prevented comparisons with other projects and historical data such as that of waterfall development</w:t>
+            </w:r>
+            <w:r>
+              <w:rPr>
+                <w:b w:val="0"/>
+                <w:bCs w:val="0"/>
+                <w:color w:val="auto"/>
+                <w:lang w:val="en-IE"/>
+              </w:rPr>
+              <w:t>”, (p.460)</w:t>
+            </w:r>
+          </w:p>
+        </w:tc>
+        <w:tc>
+          <w:tcPr>
+            <w:tcW w:w="2430" w:type="dxa"/>
+            <w:vAlign w:val="center"/>
+          </w:tcPr>
+          <w:p>
+            <w:pPr>
+              <w:jc w:val="center"/>
+              <w:cnfStyle w:val="000000100000" w:firstRow="0" w:lastRow="0" w:firstColumn="0" w:lastColumn="0" w:oddVBand="0" w:evenVBand="0" w:oddHBand="1" w:evenHBand="0" w:firstRowFirstColumn="0" w:firstRowLastColumn="0" w:lastRowFirstColumn="0" w:lastRowLastColumn="0"/>
+              <w:rPr>
+                <w:lang w:val="en-IE"/>
+              </w:rPr>
+            </w:pPr>
+            <w:proofErr w:type="spellStart"/>
+            <w:r>
+              <w:t>Jinzenji</w:t>
+            </w:r>
+            <w:proofErr w:type="spellEnd"/>
+            <w:r>
+              <w:t xml:space="preserve"> et al., 2020</w:t>
+            </w:r>
+          </w:p>
+        </w:tc>
+        <w:tc>
+          <w:tcPr>
+            <w:tcW w:w="2091" w:type="dxa"/>
+            <w:shd w:val="clear" w:color="auto" w:fill="D0CECE" w:themeFill="background2" w:themeFillShade="E6"/>
+            <w:vAlign w:val="center"/>
+          </w:tcPr>
+          <w:p>
+            <w:pPr>
+              <w:jc w:val="center"/>
+              <w:cnfStyle w:val="000000100000" w:firstRow="0" w:lastRow="0" w:firstColumn="0" w:lastColumn="0" w:oddVBand="0" w:evenVBand="0" w:oddHBand="1" w:evenHBand="0" w:firstRowFirstColumn="0" w:firstRowLastColumn="0" w:lastRowFirstColumn="0" w:lastRowLastColumn="0"/>
+              <w:rPr>
+                <w:lang w:val="en-IE"/>
+              </w:rPr>
+            </w:pPr>
+            <w:r>
+              <w:t>Productivity</w:t>
+            </w:r>
+          </w:p>
+        </w:tc>
+      </w:tr>
+    </w:tbl>
+    <w:p>
+      <w:pPr>
+        <w:spacing w:line="259" w:lineRule="auto"/>
+        <w:jc w:val="center"/>
         <w:rPr>
           <w:lang w:val="en-IE"/>
         </w:rPr>
-        <w:t>Extraction</w:t>
-      </w:r>
+      </w:pPr>
     </w:p>
     <w:p>
       <w:pPr>
@@ -3210,54 +6779,531 @@
           <w:lang w:val="en-IE"/>
         </w:rPr>
       </w:pPr>
+    </w:p>
+    <w:p>
+      <w:pPr>
+        <w:pStyle w:val="Heading2"/>
+      </w:pPr>
+      <w:bookmarkStart w:id="29" w:name="_Toc236940542"/>
       <w:r>
         <w:rPr>
           <w:lang w:val="en-IE"/>
         </w:rPr>
-        <w:t>S</w:t>
-      </w:r>
-    </w:p>
-    <w:p>
-      <w:pPr>
-        <w:spacing w:line="259" w:lineRule="auto"/>
-        <w:jc w:val="left"/>
+        <w:lastRenderedPageBreak/>
+        <w:t>4.3  Data Synthesis</w:t>
+      </w:r>
+      <w:bookmarkEnd w:id="29"/>
+      <w:r>
         <w:rPr>
           <w:lang w:val="en-IE"/>
         </w:rPr>
-      </w:pPr>
-    </w:p>
-    <w:p>
-      <w:pPr>
-        <w:pStyle w:val="Heading2"/>
-      </w:pPr>
-      <w:r>
-        <w:rPr>
-          <w:lang w:val="en-IE"/>
-        </w:rPr>
-        <w:t xml:space="preserve">4.3  Data </w:t>
-      </w:r>
-      <w:r>
-        <w:rPr>
-          <w:lang w:val="en-IE"/>
-        </w:rPr>
-        <w:t xml:space="preserve">Synthesis </w:t>
-      </w:r>
-    </w:p>
-    <w:p>
-      <w:pPr>
-        <w:spacing w:line="259" w:lineRule="auto"/>
-        <w:jc w:val="left"/>
-      </w:pPr>
-      <w:r>
-        <w:t>S</w:t>
-      </w:r>
-    </w:p>
-    <w:p>
-      <w:pPr>
-        <w:spacing w:line="259" w:lineRule="auto"/>
-        <w:jc w:val="left"/>
-      </w:pPr>
-    </w:p>
+        <w:t xml:space="preserve"> </w:t>
+      </w:r>
+    </w:p>
+    <w:p>
+      <w:pPr>
+        <w:pStyle w:val="Caption"/>
+        <w:keepNext/>
+        <w:spacing w:after="0"/>
+        <w:jc w:val="center"/>
+      </w:pPr>
+      <w:bookmarkStart w:id="30" w:name="_Toc236923448"/>
+      <w:r>
+        <w:t xml:space="preserve">Table </w:t>
+      </w:r>
+      <w:r>
+        <w:fldChar w:fldCharType="begin"/>
+      </w:r>
+      <w:r>
+        <w:instrText xml:space="preserve"> SEQ Table \* ARABIC </w:instrText>
+      </w:r>
+      <w:r>
+        <w:fldChar w:fldCharType="separate"/>
+      </w:r>
+      <w:r>
+        <w:rPr>
+          <w:noProof/>
+        </w:rPr>
+        <w:t>6</w:t>
+      </w:r>
+      <w:r>
+        <w:rPr>
+          <w:noProof/>
+        </w:rPr>
+        <w:fldChar w:fldCharType="end"/>
+      </w:r>
+      <w:r>
+        <w:t xml:space="preserve"> </w:t>
+      </w:r>
+      <w:r>
+        <w:t>DATA SYNTHESIS</w:t>
+      </w:r>
+      <w:bookmarkEnd w:id="30"/>
+    </w:p>
+    <w:tbl>
+      <w:tblPr>
+        <w:tblStyle w:val="GridTable5Dark-Accent3"/>
+        <w:tblW w:w="0" w:type="auto"/>
+        <w:tblLook w:val="04A0" w:firstRow="1" w:lastRow="0" w:firstColumn="1" w:lastColumn="0" w:noHBand="0" w:noVBand="1"/>
+      </w:tblPr>
+      <w:tblGrid>
+        <w:gridCol w:w="2695"/>
+        <w:gridCol w:w="2610"/>
+        <w:gridCol w:w="3711"/>
+      </w:tblGrid>
+      <w:tr>
+        <w:trPr>
+          <w:cnfStyle w:val="100000000000" w:firstRow="1" w:lastRow="0" w:firstColumn="0" w:lastColumn="0" w:oddVBand="0" w:evenVBand="0" w:oddHBand="0" w:evenHBand="0" w:firstRowFirstColumn="0" w:firstRowLastColumn="0" w:lastRowFirstColumn="0" w:lastRowLastColumn="0"/>
+        </w:trPr>
+        <w:tc>
+          <w:tcPr>
+            <w:cnfStyle w:val="001000000000" w:firstRow="0" w:lastRow="0" w:firstColumn="1" w:lastColumn="0" w:oddVBand="0" w:evenVBand="0" w:oddHBand="0" w:evenHBand="0" w:firstRowFirstColumn="0" w:firstRowLastColumn="0" w:lastRowFirstColumn="0" w:lastRowLastColumn="0"/>
+            <w:tcW w:w="2695" w:type="dxa"/>
+          </w:tcPr>
+          <w:p>
+            <w:pPr>
+              <w:jc w:val="center"/>
+              <w:rPr>
+                <w:lang w:val="en-IE"/>
+              </w:rPr>
+            </w:pPr>
+            <w:r>
+              <w:t>Code</w:t>
+            </w:r>
+          </w:p>
+        </w:tc>
+        <w:tc>
+          <w:tcPr>
+            <w:tcW w:w="2610" w:type="dxa"/>
+          </w:tcPr>
+          <w:p>
+            <w:pPr>
+              <w:jc w:val="center"/>
+              <w:cnfStyle w:val="100000000000" w:firstRow="1" w:lastRow="0" w:firstColumn="0" w:lastColumn="0" w:oddVBand="0" w:evenVBand="0" w:oddHBand="0" w:evenHBand="0" w:firstRowFirstColumn="0" w:firstRowLastColumn="0" w:lastRowFirstColumn="0" w:lastRowLastColumn="0"/>
+              <w:rPr>
+                <w:lang w:val="en-IE"/>
+              </w:rPr>
+            </w:pPr>
+            <w:r>
+              <w:t>Theme</w:t>
+            </w:r>
+          </w:p>
+        </w:tc>
+        <w:tc>
+          <w:tcPr>
+            <w:tcW w:w="3711" w:type="dxa"/>
+          </w:tcPr>
+          <w:p>
+            <w:pPr>
+              <w:jc w:val="center"/>
+              <w:cnfStyle w:val="100000000000" w:firstRow="1" w:lastRow="0" w:firstColumn="0" w:lastColumn="0" w:oddVBand="0" w:evenVBand="0" w:oddHBand="0" w:evenHBand="0" w:firstRowFirstColumn="0" w:firstRowLastColumn="0" w:lastRowFirstColumn="0" w:lastRowLastColumn="0"/>
+              <w:rPr>
+                <w:lang w:val="en-IE"/>
+              </w:rPr>
+            </w:pPr>
+            <w:r>
+              <w:t>References</w:t>
+            </w:r>
+          </w:p>
+        </w:tc>
+      </w:tr>
+      <w:tr>
+        <w:trPr>
+          <w:cnfStyle w:val="000000100000" w:firstRow="0" w:lastRow="0" w:firstColumn="0" w:lastColumn="0" w:oddVBand="0" w:evenVBand="0" w:oddHBand="1" w:evenHBand="0" w:firstRowFirstColumn="0" w:firstRowLastColumn="0" w:lastRowFirstColumn="0" w:lastRowLastColumn="0"/>
+        </w:trPr>
+        <w:tc>
+          <w:tcPr>
+            <w:cnfStyle w:val="001000000000" w:firstRow="0" w:lastRow="0" w:firstColumn="1" w:lastColumn="0" w:oddVBand="0" w:evenVBand="0" w:oddHBand="0" w:evenHBand="0" w:firstRowFirstColumn="0" w:firstRowLastColumn="0" w:lastRowFirstColumn="0" w:lastRowLastColumn="0"/>
+            <w:tcW w:w="2695" w:type="dxa"/>
+            <w:vAlign w:val="center"/>
+          </w:tcPr>
+          <w:p>
+            <w:pPr>
+              <w:rPr>
+                <w:b w:val="0"/>
+                <w:bCs w:val="0"/>
+                <w:color w:val="auto"/>
+                <w:lang w:val="en-IE"/>
+              </w:rPr>
+            </w:pPr>
+            <w:r>
+              <w:rPr>
+                <w:b w:val="0"/>
+                <w:bCs w:val="0"/>
+                <w:color w:val="auto"/>
+              </w:rPr>
+              <w:t>SQA practices + Requirements</w:t>
+            </w:r>
+          </w:p>
+        </w:tc>
+        <w:tc>
+          <w:tcPr>
+            <w:tcW w:w="2610" w:type="dxa"/>
+            <w:vAlign w:val="center"/>
+          </w:tcPr>
+          <w:p>
+            <w:pPr>
+              <w:jc w:val="left"/>
+              <w:cnfStyle w:val="000000100000" w:firstRow="0" w:lastRow="0" w:firstColumn="0" w:lastColumn="0" w:oddVBand="0" w:evenVBand="0" w:oddHBand="1" w:evenHBand="0" w:firstRowFirstColumn="0" w:firstRowLastColumn="0" w:lastRowFirstColumn="0" w:lastRowLastColumn="0"/>
+              <w:rPr>
+                <w:lang w:val="en-IE"/>
+              </w:rPr>
+            </w:pPr>
+            <w:r>
+              <w:t>Theme 1: Quality processes</w:t>
+            </w:r>
+          </w:p>
+        </w:tc>
+        <w:tc>
+          <w:tcPr>
+            <w:tcW w:w="3711" w:type="dxa"/>
+            <w:shd w:val="clear" w:color="auto" w:fill="D0CECE" w:themeFill="background2" w:themeFillShade="E6"/>
+            <w:vAlign w:val="center"/>
+          </w:tcPr>
+          <w:p>
+            <w:pPr>
+              <w:cnfStyle w:val="000000100000" w:firstRow="0" w:lastRow="0" w:firstColumn="0" w:lastColumn="0" w:oddVBand="0" w:evenVBand="0" w:oddHBand="1" w:evenHBand="0" w:firstRowFirstColumn="0" w:firstRowLastColumn="0" w:lastRowFirstColumn="0" w:lastRowLastColumn="0"/>
+              <w:rPr>
+                <w:lang w:val="en-IE"/>
+              </w:rPr>
+            </w:pPr>
+            <w:proofErr w:type="spellStart"/>
+            <w:r>
+              <w:t>Pathiraja</w:t>
+            </w:r>
+            <w:proofErr w:type="spellEnd"/>
+            <w:r>
+              <w:t xml:space="preserve"> (2024), Kaur &amp; Kaur (2025)</w:t>
+            </w:r>
+          </w:p>
+        </w:tc>
+      </w:tr>
+      <w:tr>
+        <w:tc>
+          <w:tcPr>
+            <w:cnfStyle w:val="001000000000" w:firstRow="0" w:lastRow="0" w:firstColumn="1" w:lastColumn="0" w:oddVBand="0" w:evenVBand="0" w:oddHBand="0" w:evenHBand="0" w:firstRowFirstColumn="0" w:firstRowLastColumn="0" w:lastRowFirstColumn="0" w:lastRowLastColumn="0"/>
+            <w:tcW w:w="2695" w:type="dxa"/>
+            <w:vAlign w:val="center"/>
+          </w:tcPr>
+          <w:p>
+            <w:pPr>
+              <w:rPr>
+                <w:b w:val="0"/>
+                <w:bCs w:val="0"/>
+                <w:color w:val="auto"/>
+                <w:lang w:val="en-IE"/>
+              </w:rPr>
+            </w:pPr>
+            <w:r>
+              <w:rPr>
+                <w:b w:val="0"/>
+                <w:bCs w:val="0"/>
+                <w:color w:val="auto"/>
+              </w:rPr>
+              <w:t>Cost/quality + Productivity</w:t>
+            </w:r>
+          </w:p>
+        </w:tc>
+        <w:tc>
+          <w:tcPr>
+            <w:tcW w:w="2610" w:type="dxa"/>
+            <w:vAlign w:val="center"/>
+          </w:tcPr>
+          <w:p>
+            <w:pPr>
+              <w:jc w:val="left"/>
+              <w:cnfStyle w:val="000000000000" w:firstRow="0" w:lastRow="0" w:firstColumn="0" w:lastColumn="0" w:oddVBand="0" w:evenVBand="0" w:oddHBand="0" w:evenHBand="0" w:firstRowFirstColumn="0" w:firstRowLastColumn="0" w:lastRowFirstColumn="0" w:lastRowLastColumn="0"/>
+              <w:rPr>
+                <w:lang w:val="en-IE"/>
+              </w:rPr>
+            </w:pPr>
+            <w:r>
+              <w:t>Theme 2: Efficiency trade</w:t>
+            </w:r>
+            <w:r>
+              <w:noBreakHyphen/>
+              <w:t>offs</w:t>
+            </w:r>
+          </w:p>
+        </w:tc>
+        <w:tc>
+          <w:tcPr>
+            <w:tcW w:w="3711" w:type="dxa"/>
+            <w:shd w:val="clear" w:color="auto" w:fill="D0CECE" w:themeFill="background2" w:themeFillShade="E6"/>
+            <w:vAlign w:val="center"/>
+          </w:tcPr>
+          <w:p>
+            <w:pPr>
+              <w:cnfStyle w:val="000000000000" w:firstRow="0" w:lastRow="0" w:firstColumn="0" w:lastColumn="0" w:oddVBand="0" w:evenVBand="0" w:oddHBand="0" w:evenHBand="0" w:firstRowFirstColumn="0" w:firstRowLastColumn="0" w:lastRowFirstColumn="0" w:lastRowLastColumn="0"/>
+              <w:rPr>
+                <w:lang w:val="en-IE"/>
+              </w:rPr>
+            </w:pPr>
+            <w:r>
+              <w:t xml:space="preserve">Mitchell &amp; Seaman (2009), </w:t>
+            </w:r>
+            <w:proofErr w:type="spellStart"/>
+            <w:r>
+              <w:t>Jinzenji</w:t>
+            </w:r>
+            <w:proofErr w:type="spellEnd"/>
+            <w:r>
+              <w:t xml:space="preserve"> et al. (2020)</w:t>
+            </w:r>
+          </w:p>
+        </w:tc>
+      </w:tr>
+      <w:tr>
+        <w:trPr>
+          <w:cnfStyle w:val="000000100000" w:firstRow="0" w:lastRow="0" w:firstColumn="0" w:lastColumn="0" w:oddVBand="0" w:evenVBand="0" w:oddHBand="1" w:evenHBand="0" w:firstRowFirstColumn="0" w:firstRowLastColumn="0" w:lastRowFirstColumn="0" w:lastRowLastColumn="0"/>
+        </w:trPr>
+        <w:tc>
+          <w:tcPr>
+            <w:cnfStyle w:val="001000000000" w:firstRow="0" w:lastRow="0" w:firstColumn="1" w:lastColumn="0" w:oddVBand="0" w:evenVBand="0" w:oddHBand="0" w:evenHBand="0" w:firstRowFirstColumn="0" w:firstRowLastColumn="0" w:lastRowFirstColumn="0" w:lastRowLastColumn="0"/>
+            <w:tcW w:w="2695" w:type="dxa"/>
+            <w:vAlign w:val="center"/>
+          </w:tcPr>
+          <w:p>
+            <w:pPr>
+              <w:rPr>
+                <w:b w:val="0"/>
+                <w:bCs w:val="0"/>
+                <w:color w:val="auto"/>
+                <w:lang w:val="en-IE"/>
+              </w:rPr>
+            </w:pPr>
+            <w:r>
+              <w:rPr>
+                <w:b w:val="0"/>
+                <w:bCs w:val="0"/>
+                <w:color w:val="auto"/>
+              </w:rPr>
+              <w:t>Success rates + Requirements</w:t>
+            </w:r>
+          </w:p>
+        </w:tc>
+        <w:tc>
+          <w:tcPr>
+            <w:tcW w:w="2610" w:type="dxa"/>
+            <w:vAlign w:val="center"/>
+          </w:tcPr>
+          <w:p>
+            <w:pPr>
+              <w:jc w:val="left"/>
+              <w:cnfStyle w:val="000000100000" w:firstRow="0" w:lastRow="0" w:firstColumn="0" w:lastColumn="0" w:oddVBand="0" w:evenVBand="0" w:oddHBand="1" w:evenHBand="0" w:firstRowFirstColumn="0" w:firstRowLastColumn="0" w:lastRowFirstColumn="0" w:lastRowLastColumn="0"/>
+              <w:rPr>
+                <w:lang w:val="en-IE"/>
+              </w:rPr>
+            </w:pPr>
+            <w:r>
+              <w:t>Theme 3: Success factors</w:t>
+            </w:r>
+          </w:p>
+        </w:tc>
+        <w:tc>
+          <w:tcPr>
+            <w:tcW w:w="3711" w:type="dxa"/>
+            <w:shd w:val="clear" w:color="auto" w:fill="D0CECE" w:themeFill="background2" w:themeFillShade="E6"/>
+            <w:vAlign w:val="center"/>
+          </w:tcPr>
+          <w:p>
+            <w:pPr>
+              <w:cnfStyle w:val="000000100000" w:firstRow="0" w:lastRow="0" w:firstColumn="0" w:lastColumn="0" w:oddVBand="0" w:evenVBand="0" w:oddHBand="1" w:evenHBand="0" w:firstRowFirstColumn="0" w:firstRowLastColumn="0" w:lastRowFirstColumn="0" w:lastRowLastColumn="0"/>
+              <w:rPr>
+                <w:lang w:val="en-IE"/>
+              </w:rPr>
+            </w:pPr>
+            <w:proofErr w:type="spellStart"/>
+            <w:r>
+              <w:t>Deotighare</w:t>
+            </w:r>
+            <w:proofErr w:type="spellEnd"/>
+            <w:r>
+              <w:t xml:space="preserve"> &amp; </w:t>
+            </w:r>
+            <w:proofErr w:type="spellStart"/>
+            <w:r>
+              <w:t>Bakane</w:t>
+            </w:r>
+            <w:proofErr w:type="spellEnd"/>
+            <w:r>
+              <w:t xml:space="preserve"> (2025), Kaur &amp; Kaur (2025)</w:t>
+            </w:r>
+          </w:p>
+        </w:tc>
+      </w:tr>
+      <w:tr>
+        <w:tc>
+          <w:tcPr>
+            <w:cnfStyle w:val="001000000000" w:firstRow="0" w:lastRow="0" w:firstColumn="1" w:lastColumn="0" w:oddVBand="0" w:evenVBand="0" w:oddHBand="0" w:evenHBand="0" w:firstRowFirstColumn="0" w:firstRowLastColumn="0" w:lastRowFirstColumn="0" w:lastRowLastColumn="0"/>
+            <w:tcW w:w="2695" w:type="dxa"/>
+            <w:vAlign w:val="center"/>
+          </w:tcPr>
+          <w:p>
+            <w:pPr>
+              <w:rPr>
+                <w:b w:val="0"/>
+                <w:bCs w:val="0"/>
+                <w:color w:val="auto"/>
+                <w:lang w:val="en-IE"/>
+              </w:rPr>
+            </w:pPr>
+            <w:r>
+              <w:rPr>
+                <w:b w:val="0"/>
+                <w:bCs w:val="0"/>
+                <w:color w:val="auto"/>
+              </w:rPr>
+              <w:t>SQA practices + Success rates</w:t>
+            </w:r>
+          </w:p>
+        </w:tc>
+        <w:tc>
+          <w:tcPr>
+            <w:tcW w:w="2610" w:type="dxa"/>
+            <w:vAlign w:val="center"/>
+          </w:tcPr>
+          <w:p>
+            <w:pPr>
+              <w:jc w:val="left"/>
+              <w:cnfStyle w:val="000000000000" w:firstRow="0" w:lastRow="0" w:firstColumn="0" w:lastColumn="0" w:oddVBand="0" w:evenVBand="0" w:oddHBand="0" w:evenHBand="0" w:firstRowFirstColumn="0" w:firstRowLastColumn="0" w:lastRowFirstColumn="0" w:lastRowLastColumn="0"/>
+              <w:rPr>
+                <w:lang w:val="en-IE"/>
+              </w:rPr>
+            </w:pPr>
+            <w:r>
+              <w:t>Theme 4: Methodology impact</w:t>
+            </w:r>
+          </w:p>
+        </w:tc>
+        <w:tc>
+          <w:tcPr>
+            <w:tcW w:w="3711" w:type="dxa"/>
+            <w:shd w:val="clear" w:color="auto" w:fill="D0CECE" w:themeFill="background2" w:themeFillShade="E6"/>
+            <w:vAlign w:val="center"/>
+          </w:tcPr>
+          <w:p>
+            <w:pPr>
+              <w:cnfStyle w:val="000000000000" w:firstRow="0" w:lastRow="0" w:firstColumn="0" w:lastColumn="0" w:oddVBand="0" w:evenVBand="0" w:oddHBand="0" w:evenHBand="0" w:firstRowFirstColumn="0" w:firstRowLastColumn="0" w:lastRowFirstColumn="0" w:lastRowLastColumn="0"/>
+              <w:rPr>
+                <w:lang w:val="en-IE"/>
+              </w:rPr>
+            </w:pPr>
+            <w:proofErr w:type="spellStart"/>
+            <w:r>
+              <w:t>Pathiraja</w:t>
+            </w:r>
+            <w:proofErr w:type="spellEnd"/>
+            <w:r>
+              <w:t xml:space="preserve"> (2024), </w:t>
+            </w:r>
+            <w:proofErr w:type="spellStart"/>
+            <w:r>
+              <w:t>Deotighare</w:t>
+            </w:r>
+            <w:proofErr w:type="spellEnd"/>
+            <w:r>
+              <w:t xml:space="preserve"> &amp; </w:t>
+            </w:r>
+            <w:proofErr w:type="spellStart"/>
+            <w:r>
+              <w:t>Bakane</w:t>
+            </w:r>
+            <w:proofErr w:type="spellEnd"/>
+            <w:r>
+              <w:t xml:space="preserve"> (2025)</w:t>
+            </w:r>
+          </w:p>
+        </w:tc>
+      </w:tr>
+      <w:tr>
+        <w:trPr>
+          <w:cnfStyle w:val="000000100000" w:firstRow="0" w:lastRow="0" w:firstColumn="0" w:lastColumn="0" w:oddVBand="0" w:evenVBand="0" w:oddHBand="1" w:evenHBand="0" w:firstRowFirstColumn="0" w:firstRowLastColumn="0" w:lastRowFirstColumn="0" w:lastRowLastColumn="0"/>
+        </w:trPr>
+        <w:tc>
+          <w:tcPr>
+            <w:cnfStyle w:val="001000000000" w:firstRow="0" w:lastRow="0" w:firstColumn="1" w:lastColumn="0" w:oddVBand="0" w:evenVBand="0" w:oddHBand="0" w:evenHBand="0" w:firstRowFirstColumn="0" w:firstRowLastColumn="0" w:lastRowFirstColumn="0" w:lastRowLastColumn="0"/>
+            <w:tcW w:w="2695" w:type="dxa"/>
+            <w:vAlign w:val="center"/>
+          </w:tcPr>
+          <w:p>
+            <w:pPr>
+              <w:rPr>
+                <w:b w:val="0"/>
+                <w:bCs w:val="0"/>
+                <w:color w:val="auto"/>
+                <w:lang w:val="en-IE"/>
+              </w:rPr>
+            </w:pPr>
+            <w:r>
+              <w:rPr>
+                <w:b w:val="0"/>
+                <w:bCs w:val="0"/>
+                <w:color w:val="auto"/>
+              </w:rPr>
+              <w:t>Productivity + Success rates</w:t>
+            </w:r>
+          </w:p>
+        </w:tc>
+        <w:tc>
+          <w:tcPr>
+            <w:tcW w:w="2610" w:type="dxa"/>
+            <w:vAlign w:val="center"/>
+          </w:tcPr>
+          <w:p>
+            <w:pPr>
+              <w:jc w:val="left"/>
+              <w:cnfStyle w:val="000000100000" w:firstRow="0" w:lastRow="0" w:firstColumn="0" w:lastColumn="0" w:oddVBand="0" w:evenVBand="0" w:oddHBand="1" w:evenHBand="0" w:firstRowFirstColumn="0" w:firstRowLastColumn="0" w:lastRowFirstColumn="0" w:lastRowLastColumn="0"/>
+              <w:rPr>
+                <w:lang w:val="en-IE"/>
+              </w:rPr>
+            </w:pPr>
+            <w:r>
+              <w:t>Theme 5: Performance outcomes</w:t>
+            </w:r>
+          </w:p>
+        </w:tc>
+        <w:tc>
+          <w:tcPr>
+            <w:tcW w:w="3711" w:type="dxa"/>
+            <w:shd w:val="clear" w:color="auto" w:fill="D0CECE" w:themeFill="background2" w:themeFillShade="E6"/>
+            <w:vAlign w:val="center"/>
+          </w:tcPr>
+          <w:p>
+            <w:pPr>
+              <w:cnfStyle w:val="000000100000" w:firstRow="0" w:lastRow="0" w:firstColumn="0" w:lastColumn="0" w:oddVBand="0" w:evenVBand="0" w:oddHBand="1" w:evenHBand="0" w:firstRowFirstColumn="0" w:firstRowLastColumn="0" w:lastRowFirstColumn="0" w:lastRowLastColumn="0"/>
+              <w:rPr>
+                <w:lang w:val="en-IE"/>
+              </w:rPr>
+            </w:pPr>
+            <w:proofErr w:type="spellStart"/>
+            <w:r>
+              <w:t>Jinzenji</w:t>
+            </w:r>
+            <w:proofErr w:type="spellEnd"/>
+            <w:r>
+              <w:t xml:space="preserve"> et al. (2020), </w:t>
+            </w:r>
+            <w:proofErr w:type="spellStart"/>
+            <w:r>
+              <w:t>Deotighare</w:t>
+            </w:r>
+            <w:proofErr w:type="spellEnd"/>
+            <w:r>
+              <w:t xml:space="preserve"> &amp; </w:t>
+            </w:r>
+            <w:proofErr w:type="spellStart"/>
+            <w:r>
+              <w:t>Bakane</w:t>
+            </w:r>
+            <w:proofErr w:type="spellEnd"/>
+            <w:r>
+              <w:t xml:space="preserve"> (2025)</w:t>
+            </w:r>
+          </w:p>
+        </w:tc>
+      </w:tr>
+    </w:tbl>
     <w:p>
       <w:pPr>
         <w:spacing w:line="259" w:lineRule="auto"/>
@@ -3269,115 +7315,6 @@
           <w:szCs w:val="40"/>
         </w:rPr>
       </w:pPr>
-      <w:r>
-        <w:br w:type="page"/>
-      </w:r>
-    </w:p>
-    <w:p>
-      <w:pPr>
-        <w:pStyle w:val="Heading1"/>
-      </w:pPr>
-      <w:r>
-        <w:lastRenderedPageBreak/>
-        <w:t>Chapter 5 Conclusion</w:t>
-      </w:r>
-    </w:p>
-    <w:p>
-      <w:pPr>
-        <w:pStyle w:val="Heading2"/>
-      </w:pPr>
-      <w:r>
-        <w:t>5.1 Restate RQ</w:t>
-      </w:r>
-    </w:p>
-    <w:p>
-      <w:r>
-        <w:t>s</w:t>
-      </w:r>
-    </w:p>
-    <w:p/>
-    <w:p>
-      <w:pPr>
-        <w:pStyle w:val="Heading2"/>
-      </w:pPr>
-      <w:r>
-        <w:t>5.2 Summary of SLR Process</w:t>
-      </w:r>
-    </w:p>
-    <w:p>
-      <w:r>
-        <w:t>s</w:t>
-      </w:r>
-    </w:p>
-    <w:p/>
-    <w:p>
-      <w:pPr>
-        <w:pStyle w:val="Heading2"/>
-      </w:pPr>
-      <w:r>
-        <w:t>5.3 Summary of Findings</w:t>
-      </w:r>
-    </w:p>
-    <w:p>
-      <w:r>
-        <w:t>s</w:t>
-      </w:r>
-    </w:p>
-    <w:p/>
-    <w:p>
-      <w:pPr>
-        <w:pStyle w:val="Heading2"/>
-      </w:pPr>
-      <w:r>
-        <w:t>5.4 Themes Identified</w:t>
-      </w:r>
-    </w:p>
-    <w:p>
-      <w:r>
-        <w:t>s</w:t>
-      </w:r>
-    </w:p>
-    <w:p/>
-    <w:p>
-      <w:pPr>
-        <w:pStyle w:val="Heading2"/>
-      </w:pPr>
-      <w:r>
-        <w:t>5.5 How the RQ Was Answered</w:t>
-      </w:r>
-    </w:p>
-    <w:p>
-      <w:r>
-        <w:t>s</w:t>
-      </w:r>
-    </w:p>
-    <w:p/>
-    <w:p>
-      <w:pPr>
-        <w:pStyle w:val="Heading2"/>
-      </w:pPr>
-      <w:r>
-        <w:t>5.6 Limitations</w:t>
-      </w:r>
-    </w:p>
-    <w:p>
-      <w:r>
-        <w:t>s</w:t>
-      </w:r>
-    </w:p>
-    <w:p/>
-    <w:p>
-      <w:pPr>
-        <w:pStyle w:val="Heading2"/>
-      </w:pPr>
-      <w:r>
-        <w:t>5.7 Future Work</w:t>
-      </w:r>
-    </w:p>
-    <w:p>
-      <w:r>
-        <w:t>s</w:t>
-      </w:r>
     </w:p>
     <w:p>
       <w:pPr>
@@ -3390,6 +7327,149 @@
           <w:szCs w:val="40"/>
         </w:rPr>
       </w:pPr>
+    </w:p>
+    <w:p>
+      <w:pPr>
+        <w:pStyle w:val="Heading1"/>
+      </w:pPr>
+      <w:bookmarkStart w:id="31" w:name="_Toc236940543"/>
+      <w:r>
+        <w:t>Chapter 5 Conclusion</w:t>
+      </w:r>
+      <w:bookmarkEnd w:id="31"/>
+    </w:p>
+    <w:p>
+      <w:pPr>
+        <w:pStyle w:val="Heading2"/>
+      </w:pPr>
+      <w:bookmarkStart w:id="32" w:name="_Toc236940544"/>
+      <w:r>
+        <w:t>5.1 Restating the Research Question</w:t>
+      </w:r>
+      <w:bookmarkEnd w:id="32"/>
+    </w:p>
+    <w:p>
+      <w:r>
+        <w:t xml:space="preserve">This review set out to answer the question: </w:t>
+      </w:r>
+      <w:r>
+        <w:t>How does the adoption of Agile software development practices, compared to the traditional Waterfall model, influence project success outcomes within software development teams in modern software engineering projects?</w:t>
+      </w:r>
+    </w:p>
+    <w:p/>
+    <w:p>
+      <w:pPr>
+        <w:pStyle w:val="Heading2"/>
+      </w:pPr>
+      <w:bookmarkStart w:id="33" w:name="_Toc236940545"/>
+      <w:r>
+        <w:t>5.2 Summary of the SLR Process</w:t>
+      </w:r>
+      <w:bookmarkEnd w:id="33"/>
+    </w:p>
+    <w:p>
+      <w:r>
+        <w:t>A systematic literature review was conducted using a structured protocol. IEEE Xplore was selected as the primary database, and papers were filtered through title, abstract, and full</w:t>
+      </w:r>
+      <w:r>
+        <w:noBreakHyphen/>
+        <w:t>text screening based on predefined inclusion and exclusion criteria.</w:t>
+      </w:r>
+    </w:p>
+    <w:p/>
+    <w:p>
+      <w:pPr>
+        <w:pStyle w:val="Heading2"/>
+      </w:pPr>
+      <w:bookmarkStart w:id="34" w:name="_Toc236940546"/>
+      <w:r>
+        <w:t>5.3 Summary of Findings</w:t>
+      </w:r>
+      <w:bookmarkEnd w:id="34"/>
+    </w:p>
+    <w:p>
+      <w:r>
+        <w:t>Across the selected studies, Agile was frequently linked to improved adaptability, stronger stakeholder involvement, and faster delivery cycles. Waterfall performed well in projects with stable requirements and clear documentation needs.</w:t>
+      </w:r>
+    </w:p>
+    <w:p/>
+    <w:p>
+      <w:pPr>
+        <w:pStyle w:val="Heading2"/>
+      </w:pPr>
+      <w:bookmarkStart w:id="35" w:name="_Toc236940547"/>
+      <w:r>
+        <w:lastRenderedPageBreak/>
+        <w:t>5.4 Themes Identified</w:t>
+      </w:r>
+      <w:bookmarkEnd w:id="35"/>
+    </w:p>
+    <w:p>
+      <w:r>
+        <w:t>Key themes included adaptability, communication effectiveness, software quality, delivery speed, and the increasing relevance of hybrid Agile</w:t>
+      </w:r>
+      <w:r>
+        <w:t>-</w:t>
+      </w:r>
+      <w:r>
+        <w:t>Waterfall approaches.</w:t>
+      </w:r>
+    </w:p>
+    <w:p/>
+    <w:p>
+      <w:pPr>
+        <w:pStyle w:val="Heading2"/>
+      </w:pPr>
+      <w:bookmarkStart w:id="36" w:name="_Toc236940548"/>
+      <w:r>
+        <w:t>5.5 Answering the Research Question</w:t>
+      </w:r>
+      <w:bookmarkEnd w:id="36"/>
+    </w:p>
+    <w:p>
+      <w:r>
+        <w:t>Overall, the evidence suggests that Agile supports project success more effectively in dynamic environments, while Waterfall remains suitable for predictable, low</w:t>
+      </w:r>
+      <w:r>
+        <w:noBreakHyphen/>
+        <w:t>uncertainty projects.</w:t>
+      </w:r>
+    </w:p>
+    <w:p/>
+    <w:p>
+      <w:pPr>
+        <w:pStyle w:val="Heading2"/>
+      </w:pPr>
+      <w:bookmarkStart w:id="37" w:name="_Toc236940549"/>
+      <w:r>
+        <w:t>5.6 Limitations and Future Work</w:t>
+      </w:r>
+      <w:bookmarkEnd w:id="37"/>
+    </w:p>
+    <w:p>
+      <w:pPr>
+        <w:rPr>
+          <w:rFonts w:eastAsiaTheme="majorEastAsia" w:cstheme="majorBidi"/>
+          <w:b/>
+          <w:sz w:val="22"/>
+          <w:szCs w:val="32"/>
+        </w:rPr>
+      </w:pPr>
+      <w:r>
+        <w:t>This review was limited to one database and a specific publication range. Future research could include multiple databases, industry case studies, and deeper analysis of hybrid methodologies.</w:t>
+      </w:r>
+    </w:p>
+    <w:p>
+      <w:pPr>
+        <w:spacing w:line="259" w:lineRule="auto"/>
+        <w:jc w:val="left"/>
+        <w:rPr>
+          <w:rFonts w:eastAsiaTheme="majorEastAsia" w:cstheme="majorBidi"/>
+          <w:b/>
+          <w:sz w:val="24"/>
+          <w:szCs w:val="40"/>
+        </w:rPr>
+      </w:pPr>
       <w:r>
         <w:br w:type="page"/>
       </w:r>
@@ -3398,12 +7478,12 @@
       <w:pPr>
         <w:pStyle w:val="Heading1"/>
       </w:pPr>
-      <w:bookmarkStart w:id="16" w:name="_Toc233898757"/>
+      <w:bookmarkStart w:id="38" w:name="_Toc236940550"/>
       <w:r>
         <w:lastRenderedPageBreak/>
         <w:t>Bibliography</w:t>
       </w:r>
-      <w:bookmarkEnd w:id="16"/>
+      <w:bookmarkEnd w:id="38"/>
       <w:r>
         <w:t xml:space="preserve"> </w:t>
       </w:r>
@@ -3732,7 +7812,13 @@
         <w:t>2019 6th International Conference on Research and Innovation in Information Systems (ICRIIS)</w:t>
       </w:r>
       <w:r>
-        <w:t>, 2–3 December, Selangor, Malaysia. IEEE, pp. 1–5</w:t>
+        <w:t>, 2</w:t>
+      </w:r>
+      <w:r>
+        <w:t>-</w:t>
+      </w:r>
+      <w:r>
+        <w:t>3 December, Selangor, Malaysia. IEEE, pp. 1–5</w:t>
       </w:r>
       <w:r>
         <w:t>,</w:t>
@@ -3780,6 +7866,442 @@
     </w:p>
     <w:p>
       <w:pPr>
+        <w:pStyle w:val="ListParagraph"/>
+        <w:numPr>
+          <w:ilvl w:val="0"/>
+          <w:numId w:val="5"/>
+        </w:numPr>
+        <w:ind w:left="360"/>
+        <w:jc w:val="left"/>
+      </w:pPr>
+      <w:proofErr w:type="spellStart"/>
+      <w:r>
+        <w:t>Deotighare</w:t>
+      </w:r>
+      <w:proofErr w:type="spellEnd"/>
+      <w:r>
+        <w:t xml:space="preserve">, K. and </w:t>
+      </w:r>
+      <w:proofErr w:type="spellStart"/>
+      <w:r>
+        <w:t>Bakane</w:t>
+      </w:r>
+      <w:proofErr w:type="spellEnd"/>
+      <w:r>
+        <w:t xml:space="preserve">, S. (2025) ‘Agile vs. Waterfall: A Comparative Study in IT Project Success Rates’. </w:t>
+      </w:r>
+      <w:r>
+        <w:rPr>
+          <w:i/>
+          <w:iCs/>
+        </w:rPr>
+        <w:t>IEEE</w:t>
+      </w:r>
+      <w:r>
+        <w:t>, pp. 1</w:t>
+      </w:r>
+      <w:r>
+        <w:t>-</w:t>
+      </w:r>
+      <w:r>
+        <w:t>4</w:t>
+      </w:r>
+      <w:r>
+        <w:t xml:space="preserve">, </w:t>
+      </w:r>
+      <w:r>
+        <w:t>Available at:</w:t>
+      </w:r>
+      <w:r>
+        <w:t xml:space="preserve"> </w:t>
+      </w:r>
+      <w:hyperlink r:id="rId14" w:history="1">
+        <w:r>
+          <w:rPr>
+            <w:rStyle w:val="Hyperlink"/>
+          </w:rPr>
+          <w:t>https://ieeexplore.ieee.org/stamp/stamp.jsp?tp=&amp;arnumber=11377911</w:t>
+        </w:r>
+      </w:hyperlink>
+      <w:r>
+        <w:t xml:space="preserve"> </w:t>
+      </w:r>
+      <w:r>
+        <w:t xml:space="preserve">(Accessed: </w:t>
+      </w:r>
+      <w:r>
+        <w:t>1</w:t>
+      </w:r>
+      <w:r>
+        <w:t>4</w:t>
+      </w:r>
+      <w:r>
+        <w:t xml:space="preserve"> </w:t>
+      </w:r>
+      <w:r>
+        <w:t>July</w:t>
+      </w:r>
+      <w:r>
+        <w:t xml:space="preserve"> 2026)</w:t>
+      </w:r>
+      <w:r>
+        <w:t>.</w:t>
+      </w:r>
+    </w:p>
+    <w:p>
+      <w:pPr>
+        <w:pStyle w:val="ListParagraph"/>
+      </w:pPr>
+    </w:p>
+    <w:p>
+      <w:pPr>
+        <w:pStyle w:val="ListParagraph"/>
+        <w:numPr>
+          <w:ilvl w:val="0"/>
+          <w:numId w:val="5"/>
+        </w:numPr>
+        <w:ind w:left="360"/>
+        <w:jc w:val="left"/>
+      </w:pPr>
+      <w:proofErr w:type="spellStart"/>
+      <w:r>
+        <w:t>Pathiraja</w:t>
+      </w:r>
+      <w:proofErr w:type="spellEnd"/>
+      <w:r>
+        <w:t xml:space="preserve">, A.L.C.D. (2024) ‘Software Quality Assurance Practices Towards Waterfall and Agile Information Systems Projects of BOI Registered Software Companies in Sri Lanka’. </w:t>
+      </w:r>
+      <w:r>
+        <w:rPr>
+          <w:i/>
+          <w:iCs/>
+        </w:rPr>
+        <w:t>IEEE</w:t>
+      </w:r>
+      <w:r>
+        <w:t>, pp. 1</w:t>
+      </w:r>
+      <w:r>
+        <w:t>-</w:t>
+      </w:r>
+      <w:r>
+        <w:t>4</w:t>
+      </w:r>
+      <w:r>
+        <w:t xml:space="preserve">, </w:t>
+      </w:r>
+      <w:r>
+        <w:t xml:space="preserve">Available at: </w:t>
+      </w:r>
+      <w:hyperlink r:id="rId15" w:history="1">
+        <w:r>
+          <w:rPr>
+            <w:rStyle w:val="Hyperlink"/>
+          </w:rPr>
+          <w:t>https://ieeexplore.ieee.org/stamp/stamp.jsp?tp=&amp;arnumber=10857716</w:t>
+        </w:r>
+      </w:hyperlink>
+      <w:r>
+        <w:t xml:space="preserve"> </w:t>
+      </w:r>
+      <w:r>
+        <w:t xml:space="preserve">(Accessed: </w:t>
+      </w:r>
+      <w:r>
+        <w:t>16</w:t>
+      </w:r>
+      <w:r>
+        <w:t xml:space="preserve"> </w:t>
+      </w:r>
+      <w:r>
+        <w:t>Ju</w:t>
+      </w:r>
+      <w:r>
+        <w:t>ly</w:t>
+      </w:r>
+      <w:r>
+        <w:t xml:space="preserve"> 2026)</w:t>
+      </w:r>
+      <w:r>
+        <w:t>.</w:t>
+      </w:r>
+    </w:p>
+    <w:p>
+      <w:pPr>
+        <w:pStyle w:val="ListParagraph"/>
+      </w:pPr>
+    </w:p>
+    <w:p>
+      <w:pPr>
+        <w:pStyle w:val="ListParagraph"/>
+        <w:numPr>
+          <w:ilvl w:val="0"/>
+          <w:numId w:val="5"/>
+        </w:numPr>
+        <w:ind w:left="360"/>
+        <w:jc w:val="left"/>
+      </w:pPr>
+      <w:proofErr w:type="spellStart"/>
+      <w:r>
+        <w:lastRenderedPageBreak/>
+        <w:t>Jinzenji</w:t>
+      </w:r>
+      <w:proofErr w:type="spellEnd"/>
+      <w:r>
+        <w:t xml:space="preserve">, K., Jin, A. and Muramoto, T. (2020) ‘Productivity Evaluation Indicators Based on LEAN and their Application to Compare Agile and Waterfall Projects’. </w:t>
+      </w:r>
+      <w:r>
+        <w:rPr>
+          <w:i/>
+          <w:iCs/>
+        </w:rPr>
+        <w:t>IEEE</w:t>
+      </w:r>
+      <w:r>
+        <w:t>, pp. 460</w:t>
+      </w:r>
+      <w:r>
+        <w:t>-</w:t>
+      </w:r>
+      <w:r>
+        <w:t>466</w:t>
+      </w:r>
+      <w:r>
+        <w:t xml:space="preserve">, </w:t>
+      </w:r>
+      <w:r>
+        <w:t xml:space="preserve">Available at: </w:t>
+      </w:r>
+      <w:hyperlink r:id="rId16" w:history="1">
+        <w:r>
+          <w:rPr>
+            <w:rStyle w:val="Hyperlink"/>
+          </w:rPr>
+          <w:t>https://ieeexplore.ieee.org/stamp/stamp.jsp?tp=&amp;arnumber=9202746</w:t>
+        </w:r>
+      </w:hyperlink>
+      <w:r>
+        <w:t xml:space="preserve"> </w:t>
+      </w:r>
+      <w:r>
+        <w:t xml:space="preserve">(Accessed: </w:t>
+      </w:r>
+      <w:r>
+        <w:t>17</w:t>
+      </w:r>
+      <w:r>
+        <w:t xml:space="preserve"> </w:t>
+      </w:r>
+      <w:r>
+        <w:t>July</w:t>
+      </w:r>
+      <w:r>
+        <w:t xml:space="preserve"> 2026)</w:t>
+      </w:r>
+      <w:r>
+        <w:t>.</w:t>
+      </w:r>
+    </w:p>
+    <w:p>
+      <w:pPr>
+        <w:pStyle w:val="ListParagraph"/>
+      </w:pPr>
+    </w:p>
+    <w:p>
+      <w:pPr>
+        <w:pStyle w:val="ListParagraph"/>
+        <w:numPr>
+          <w:ilvl w:val="0"/>
+          <w:numId w:val="5"/>
+        </w:numPr>
+        <w:ind w:left="360"/>
+        <w:jc w:val="left"/>
+      </w:pPr>
+      <w:r>
+        <w:t>Mitchell, S.M. and Seaman, C.B. (2009) ‘A comparison of software cost, duration, and quality for waterfall vs. iterative and incremental development: A systematic review’. IEEE, pp. 511</w:t>
+      </w:r>
+      <w:r>
+        <w:t>-</w:t>
+      </w:r>
+      <w:r>
+        <w:t>515</w:t>
+      </w:r>
+      <w:r>
+        <w:t xml:space="preserve">, </w:t>
+      </w:r>
+      <w:r>
+        <w:t xml:space="preserve">Available at: </w:t>
+      </w:r>
+      <w:hyperlink r:id="rId17" w:history="1">
+        <w:r>
+          <w:rPr>
+            <w:rStyle w:val="Hyperlink"/>
+          </w:rPr>
+          <w:t>https://ieeexplore.ieee.org/stamp/stamp.jsp?tp=&amp;arnumber=5314228</w:t>
+        </w:r>
+      </w:hyperlink>
+      <w:r>
+        <w:t xml:space="preserve"> </w:t>
+      </w:r>
+      <w:r>
+        <w:t xml:space="preserve">(Accessed: </w:t>
+      </w:r>
+      <w:r>
+        <w:t>20</w:t>
+      </w:r>
+      <w:r>
+        <w:t xml:space="preserve"> </w:t>
+      </w:r>
+      <w:r>
+        <w:t>July</w:t>
+      </w:r>
+      <w:r>
+        <w:t xml:space="preserve"> 2026)</w:t>
+      </w:r>
+      <w:r>
+        <w:t>.</w:t>
+      </w:r>
+    </w:p>
+    <w:p>
+      <w:pPr>
+        <w:pStyle w:val="ListParagraph"/>
+      </w:pPr>
+    </w:p>
+    <w:p>
+      <w:pPr>
+        <w:pStyle w:val="ListParagraph"/>
+        <w:numPr>
+          <w:ilvl w:val="0"/>
+          <w:numId w:val="5"/>
+        </w:numPr>
+        <w:ind w:left="360"/>
+        <w:jc w:val="left"/>
+      </w:pPr>
+      <w:r>
+        <w:t xml:space="preserve">Kaur, J. and Kaur, N. (2025) ‘Identifying Key Factors for Effective User Requirement Elicitation in Agile and Traditional Software Development: An Empirical Study’. </w:t>
+      </w:r>
+      <w:r>
+        <w:rPr>
+          <w:i/>
+          <w:iCs/>
+        </w:rPr>
+        <w:t>IEEE</w:t>
+      </w:r>
+      <w:r>
+        <w:t>, pp. 1</w:t>
+      </w:r>
+      <w:r>
+        <w:t>-</w:t>
+      </w:r>
+      <w:r>
+        <w:t>8</w:t>
+      </w:r>
+      <w:r>
+        <w:t xml:space="preserve">, </w:t>
+      </w:r>
+      <w:r>
+        <w:t xml:space="preserve">Available at: </w:t>
+      </w:r>
+      <w:hyperlink r:id="rId18" w:history="1">
+        <w:r>
+          <w:rPr>
+            <w:rStyle w:val="Hyperlink"/>
+          </w:rPr>
+          <w:t>https://ieeexplore.ieee.org/stamp/stamp.jsp?tp=&amp;arnumber=11156347</w:t>
+        </w:r>
+      </w:hyperlink>
+      <w:r>
+        <w:t xml:space="preserve"> </w:t>
+      </w:r>
+      <w:r>
+        <w:t xml:space="preserve">(Accessed: </w:t>
+      </w:r>
+      <w:r>
+        <w:t>2</w:t>
+      </w:r>
+      <w:r>
+        <w:t>1</w:t>
+      </w:r>
+      <w:r>
+        <w:t xml:space="preserve"> </w:t>
+      </w:r>
+      <w:r>
+        <w:t>July</w:t>
+      </w:r>
+      <w:r>
+        <w:t xml:space="preserve"> 2026)</w:t>
+      </w:r>
+      <w:r>
+        <w:t>.</w:t>
+      </w:r>
+    </w:p>
+    <w:p>
+      <w:pPr>
+        <w:pStyle w:val="ListParagraph"/>
+      </w:pPr>
+    </w:p>
+    <w:p>
+      <w:pPr>
+        <w:pStyle w:val="ListParagraph"/>
+        <w:numPr>
+          <w:ilvl w:val="0"/>
+          <w:numId w:val="5"/>
+        </w:numPr>
+        <w:ind w:left="360"/>
+        <w:jc w:val="left"/>
+      </w:pPr>
+      <w:r>
+        <w:t xml:space="preserve">Kitchenham, B. and Charters, S. (2007) </w:t>
+      </w:r>
+      <w:r>
+        <w:t>‘</w:t>
+      </w:r>
+      <w:r>
+        <w:t>Guidelines for performing Systematic Literature Reviews in Software Engineering</w:t>
+      </w:r>
+      <w:r>
+        <w:t>’</w:t>
+      </w:r>
+      <w:r>
+        <w:t>. EBSE Technical Report EBSE</w:t>
+      </w:r>
+      <w:r>
+        <w:noBreakHyphen/>
+        <w:t>2007</w:t>
+      </w:r>
+      <w:r>
+        <w:noBreakHyphen/>
+        <w:t>01. Keele University and University of Durham, UK.</w:t>
+      </w:r>
+      <w:r>
+        <w:t xml:space="preserve"> </w:t>
+      </w:r>
+      <w:r>
+        <w:t xml:space="preserve">(Accessed: </w:t>
+      </w:r>
+      <w:r>
+        <w:t>12</w:t>
+      </w:r>
+      <w:r>
+        <w:t xml:space="preserve"> </w:t>
+      </w:r>
+      <w:r>
+        <w:t>June</w:t>
+      </w:r>
+      <w:r>
+        <w:t xml:space="preserve"> 2026)</w:t>
+      </w:r>
+      <w:r>
+        <w:t>.</w:t>
+      </w:r>
+    </w:p>
+    <w:p>
+      <w:pPr>
+        <w:pStyle w:val="ListParagraph"/>
+      </w:pPr>
+    </w:p>
+    <w:p>
+      <w:pPr>
         <w:spacing w:line="259" w:lineRule="auto"/>
         <w:jc w:val="left"/>
         <w:rPr>
@@ -3797,19 +8319,420 @@
       <w:pPr>
         <w:pStyle w:val="Heading1"/>
       </w:pPr>
+      <w:bookmarkStart w:id="39" w:name="_Toc236940551"/>
       <w:r>
         <w:lastRenderedPageBreak/>
         <w:t>Appendices</w:t>
       </w:r>
-    </w:p>
-    <w:p>
-      <w:r>
-        <w:t>s</w:t>
-      </w:r>
+      <w:bookmarkEnd w:id="39"/>
+    </w:p>
+    <w:p>
+      <w:pPr>
+        <w:keepNext/>
+        <w:jc w:val="center"/>
+      </w:pPr>
+      <w:r>
+        <w:drawing>
+          <wp:inline distT="0" distB="0" distL="0" distR="0" wp14:anchorId="18F59829" wp14:editId="2BB2C956">
+            <wp:extent cx="5731510" cy="2725420"/>
+            <wp:effectExtent l="0" t="0" r="2540" b="0"/>
+            <wp:docPr id="616559958" name="Picture 1"/>
+            <wp:cNvGraphicFramePr>
+              <a:graphicFrameLocks xmlns:a="http://schemas.openxmlformats.org/drawingml/2006/main" noChangeAspect="1"/>
+            </wp:cNvGraphicFramePr>
+            <a:graphic xmlns:a="http://schemas.openxmlformats.org/drawingml/2006/main">
+              <a:graphicData uri="http://schemas.openxmlformats.org/drawingml/2006/picture">
+                <pic:pic xmlns:pic="http://schemas.openxmlformats.org/drawingml/2006/picture">
+                  <pic:nvPicPr>
+                    <pic:cNvPr id="616559958" name=""/>
+                    <pic:cNvPicPr/>
+                  </pic:nvPicPr>
+                  <pic:blipFill>
+                    <a:blip r:embed="rId19"/>
+                    <a:stretch>
+                      <a:fillRect/>
+                    </a:stretch>
+                  </pic:blipFill>
+                  <pic:spPr>
+                    <a:xfrm>
+                      <a:off x="0" y="0"/>
+                      <a:ext cx="5731510" cy="2725420"/>
+                    </a:xfrm>
+                    <a:prstGeom prst="rect">
+                      <a:avLst/>
+                    </a:prstGeom>
+                  </pic:spPr>
+                </pic:pic>
+              </a:graphicData>
+            </a:graphic>
+          </wp:inline>
+        </w:drawing>
+      </w:r>
+    </w:p>
+    <w:p>
+      <w:pPr>
+        <w:pStyle w:val="Caption"/>
+        <w:spacing w:after="0"/>
+        <w:jc w:val="center"/>
+      </w:pPr>
+      <w:bookmarkStart w:id="40" w:name="_Toc236940507"/>
+      <w:r>
+        <w:t xml:space="preserve">Figure </w:t>
+      </w:r>
+      <w:r>
+        <w:fldChar w:fldCharType="begin"/>
+      </w:r>
+      <w:r>
+        <w:instrText xml:space="preserve"> SEQ Figure \* ARABIC </w:instrText>
+      </w:r>
+      <w:r>
+        <w:fldChar w:fldCharType="separate"/>
+      </w:r>
+      <w:r>
+        <w:rPr>
+          <w:noProof/>
+        </w:rPr>
+        <w:t>1</w:t>
+      </w:r>
+      <w:r>
+        <w:fldChar w:fldCharType="end"/>
+      </w:r>
+      <w:r>
+        <w:t xml:space="preserve"> COMMAND SEARCH IN IEEE</w:t>
+      </w:r>
+      <w:bookmarkEnd w:id="40"/>
+    </w:p>
+    <w:p/>
+    <w:p>
+      <w:pPr>
+        <w:keepNext/>
+        <w:jc w:val="center"/>
+      </w:pPr>
+      <w:r>
+        <w:drawing>
+          <wp:inline distT="0" distB="0" distL="0" distR="0" wp14:anchorId="3D1C406B" wp14:editId="7639B74C">
+            <wp:extent cx="5731510" cy="2725420"/>
+            <wp:effectExtent l="0" t="0" r="2540" b="0"/>
+            <wp:docPr id="1801578131" name="Picture 1"/>
+            <wp:cNvGraphicFramePr>
+              <a:graphicFrameLocks xmlns:a="http://schemas.openxmlformats.org/drawingml/2006/main" noChangeAspect="1"/>
+            </wp:cNvGraphicFramePr>
+            <a:graphic xmlns:a="http://schemas.openxmlformats.org/drawingml/2006/main">
+              <a:graphicData uri="http://schemas.openxmlformats.org/drawingml/2006/picture">
+                <pic:pic xmlns:pic="http://schemas.openxmlformats.org/drawingml/2006/picture">
+                  <pic:nvPicPr>
+                    <pic:cNvPr id="1801578131" name=""/>
+                    <pic:cNvPicPr/>
+                  </pic:nvPicPr>
+                  <pic:blipFill>
+                    <a:blip r:embed="rId20"/>
+                    <a:stretch>
+                      <a:fillRect/>
+                    </a:stretch>
+                  </pic:blipFill>
+                  <pic:spPr>
+                    <a:xfrm>
+                      <a:off x="0" y="0"/>
+                      <a:ext cx="5731510" cy="2725420"/>
+                    </a:xfrm>
+                    <a:prstGeom prst="rect">
+                      <a:avLst/>
+                    </a:prstGeom>
+                  </pic:spPr>
+                </pic:pic>
+              </a:graphicData>
+            </a:graphic>
+          </wp:inline>
+        </w:drawing>
+      </w:r>
+    </w:p>
+    <w:p>
+      <w:pPr>
+        <w:pStyle w:val="Caption"/>
+        <w:jc w:val="center"/>
+      </w:pPr>
+      <w:bookmarkStart w:id="41" w:name="_Toc236940508"/>
+      <w:r>
+        <w:t xml:space="preserve">Figure </w:t>
+      </w:r>
+      <w:r>
+        <w:fldChar w:fldCharType="begin"/>
+      </w:r>
+      <w:r>
+        <w:instrText xml:space="preserve"> SEQ Figure \* ARABIC </w:instrText>
+      </w:r>
+      <w:r>
+        <w:fldChar w:fldCharType="separate"/>
+      </w:r>
+      <w:r>
+        <w:rPr>
+          <w:noProof/>
+        </w:rPr>
+        <w:t>2</w:t>
+      </w:r>
+      <w:r>
+        <w:fldChar w:fldCharType="end"/>
+      </w:r>
+      <w:r>
+        <w:t xml:space="preserve"> RESULTS INCLUDING </w:t>
+      </w:r>
+      <w:r>
+        <w:t>CONFERENCES, JOURNALS, BOOKS AND MAGAZINES</w:t>
+      </w:r>
+      <w:bookmarkEnd w:id="41"/>
+    </w:p>
+    <w:p>
+      <w:pPr>
+        <w:jc w:val="center"/>
+      </w:pPr>
+    </w:p>
+    <w:p>
+      <w:pPr>
+        <w:keepNext/>
+        <w:jc w:val="center"/>
+      </w:pPr>
+      <w:r>
+        <w:lastRenderedPageBreak/>
+        <w:drawing>
+          <wp:inline distT="0" distB="0" distL="0" distR="0" wp14:anchorId="3D0527F2" wp14:editId="4F36F590">
+            <wp:extent cx="5731510" cy="2725420"/>
+            <wp:effectExtent l="0" t="0" r="2540" b="0"/>
+            <wp:docPr id="35190560" name="Picture 1"/>
+            <wp:cNvGraphicFramePr>
+              <a:graphicFrameLocks xmlns:a="http://schemas.openxmlformats.org/drawingml/2006/main" noChangeAspect="1"/>
+            </wp:cNvGraphicFramePr>
+            <a:graphic xmlns:a="http://schemas.openxmlformats.org/drawingml/2006/main">
+              <a:graphicData uri="http://schemas.openxmlformats.org/drawingml/2006/picture">
+                <pic:pic xmlns:pic="http://schemas.openxmlformats.org/drawingml/2006/picture">
+                  <pic:nvPicPr>
+                    <pic:cNvPr id="35190560" name=""/>
+                    <pic:cNvPicPr/>
+                  </pic:nvPicPr>
+                  <pic:blipFill>
+                    <a:blip r:embed="rId21"/>
+                    <a:stretch>
+                      <a:fillRect/>
+                    </a:stretch>
+                  </pic:blipFill>
+                  <pic:spPr>
+                    <a:xfrm>
+                      <a:off x="0" y="0"/>
+                      <a:ext cx="5731510" cy="2725420"/>
+                    </a:xfrm>
+                    <a:prstGeom prst="rect">
+                      <a:avLst/>
+                    </a:prstGeom>
+                  </pic:spPr>
+                </pic:pic>
+              </a:graphicData>
+            </a:graphic>
+          </wp:inline>
+        </w:drawing>
+      </w:r>
+    </w:p>
+    <w:p>
+      <w:pPr>
+        <w:pStyle w:val="Caption"/>
+        <w:spacing w:after="0"/>
+        <w:jc w:val="center"/>
+      </w:pPr>
+      <w:bookmarkStart w:id="42" w:name="_Toc236940509"/>
+      <w:r>
+        <w:t xml:space="preserve">FIGURE </w:t>
+      </w:r>
+      <w:r>
+        <w:fldChar w:fldCharType="begin"/>
+      </w:r>
+      <w:r>
+        <w:instrText xml:space="preserve"> SEQ Figure \* ARABIC </w:instrText>
+      </w:r>
+      <w:r>
+        <w:fldChar w:fldCharType="separate"/>
+      </w:r>
+      <w:r>
+        <w:rPr>
+          <w:noProof/>
+        </w:rPr>
+        <w:t>3</w:t>
+      </w:r>
+      <w:r>
+        <w:fldChar w:fldCharType="end"/>
+      </w:r>
+      <w:r>
+        <w:t xml:space="preserve"> </w:t>
+      </w:r>
+      <w:r>
+        <w:t xml:space="preserve">RESULTS </w:t>
+      </w:r>
+      <w:r>
+        <w:t>AFTER APPLIED FILTERS</w:t>
+      </w:r>
+      <w:bookmarkEnd w:id="42"/>
+    </w:p>
+    <w:p/>
+    <w:p>
+      <w:pPr>
+        <w:jc w:val="center"/>
+      </w:pPr>
+      <w:r>
+        <w:rPr>
+          <w:noProof/>
+        </w:rPr>
+        <w:drawing>
+          <wp:inline distT="0" distB="0" distL="0" distR="0" wp14:anchorId="78589F3F" wp14:editId="23AC55A1">
+            <wp:extent cx="5719445" cy="5125156"/>
+            <wp:effectExtent l="0" t="0" r="0" b="0"/>
+            <wp:docPr id="1216388360" name="Picture 3"/>
+            <wp:cNvGraphicFramePr>
+              <a:graphicFrameLocks xmlns:a="http://schemas.openxmlformats.org/drawingml/2006/main" noChangeAspect="1"/>
+            </wp:cNvGraphicFramePr>
+            <a:graphic xmlns:a="http://schemas.openxmlformats.org/drawingml/2006/main">
+              <a:graphicData uri="http://schemas.openxmlformats.org/drawingml/2006/picture">
+                <pic:pic xmlns:pic="http://schemas.openxmlformats.org/drawingml/2006/picture">
+                  <pic:nvPicPr>
+                    <pic:cNvPr id="0" name="Picture 3"/>
+                    <pic:cNvPicPr>
+                      <a:picLocks noChangeAspect="1" noChangeArrowheads="1"/>
+                    </pic:cNvPicPr>
+                  </pic:nvPicPr>
+                  <pic:blipFill rotWithShape="1">
+                    <a:blip r:embed="rId22" cstate="print">
+                      <a:extLst>
+                        <a:ext uri="{28A0092B-C50C-407E-A947-70E740481C1C}">
+                          <a14:useLocalDpi xmlns:a14="http://schemas.microsoft.com/office/drawing/2010/main" val="0"/>
+                        </a:ext>
+                      </a:extLst>
+                    </a:blip>
+                    <a:srcRect t="1" b="55779"/>
+                    <a:stretch>
+                      <a:fillRect/>
+                    </a:stretch>
+                  </pic:blipFill>
+                  <pic:spPr bwMode="auto">
+                    <a:xfrm>
+                      <a:off x="0" y="0"/>
+                      <a:ext cx="5738878" cy="5142570"/>
+                    </a:xfrm>
+                    <a:prstGeom prst="rect">
+                      <a:avLst/>
+                    </a:prstGeom>
+                    <a:noFill/>
+                    <a:ln>
+                      <a:noFill/>
+                    </a:ln>
+                    <a:extLst>
+                      <a:ext uri="{53640926-AAD7-44D8-BBD7-CCE9431645EC}">
+                        <a14:shadowObscured xmlns:a14="http://schemas.microsoft.com/office/drawing/2010/main"/>
+                      </a:ext>
+                    </a:extLst>
+                  </pic:spPr>
+                </pic:pic>
+              </a:graphicData>
+            </a:graphic>
+          </wp:inline>
+        </w:drawing>
+      </w:r>
+    </w:p>
+    <w:p>
+      <w:pPr>
+        <w:keepNext/>
+        <w:jc w:val="center"/>
+      </w:pPr>
+      <w:r>
+        <w:rPr>
+          <w:noProof/>
+        </w:rPr>
+        <w:lastRenderedPageBreak/>
+        <w:drawing>
+          <wp:inline distT="0" distB="0" distL="0" distR="0" wp14:anchorId="7E54CEC7" wp14:editId="27852120">
+            <wp:extent cx="5693632" cy="6463145"/>
+            <wp:effectExtent l="0" t="0" r="2540" b="0"/>
+            <wp:docPr id="1133490825" name="Picture 2"/>
+            <wp:cNvGraphicFramePr>
+              <a:graphicFrameLocks xmlns:a="http://schemas.openxmlformats.org/drawingml/2006/main" noChangeAspect="1"/>
+            </wp:cNvGraphicFramePr>
+            <a:graphic xmlns:a="http://schemas.openxmlformats.org/drawingml/2006/main">
+              <a:graphicData uri="http://schemas.openxmlformats.org/drawingml/2006/picture">
+                <pic:pic xmlns:pic="http://schemas.openxmlformats.org/drawingml/2006/picture">
+                  <pic:nvPicPr>
+                    <pic:cNvPr id="0" name="Picture 2"/>
+                    <pic:cNvPicPr>
+                      <a:picLocks noChangeAspect="1" noChangeArrowheads="1"/>
+                    </pic:cNvPicPr>
+                  </pic:nvPicPr>
+                  <pic:blipFill rotWithShape="1">
+                    <a:blip r:embed="rId23" cstate="print">
+                      <a:extLst>
+                        <a:ext uri="{28A0092B-C50C-407E-A947-70E740481C1C}">
+                          <a14:useLocalDpi xmlns:a14="http://schemas.microsoft.com/office/drawing/2010/main" val="0"/>
+                        </a:ext>
+                      </a:extLst>
+                    </a:blip>
+                    <a:srcRect t="43983"/>
+                    <a:stretch>
+                      <a:fillRect/>
+                    </a:stretch>
+                  </pic:blipFill>
+                  <pic:spPr bwMode="auto">
+                    <a:xfrm>
+                      <a:off x="0" y="0"/>
+                      <a:ext cx="5715735" cy="6488235"/>
+                    </a:xfrm>
+                    <a:prstGeom prst="rect">
+                      <a:avLst/>
+                    </a:prstGeom>
+                    <a:noFill/>
+                    <a:ln>
+                      <a:noFill/>
+                    </a:ln>
+                    <a:extLst>
+                      <a:ext uri="{53640926-AAD7-44D8-BBD7-CCE9431645EC}">
+                        <a14:shadowObscured xmlns:a14="http://schemas.microsoft.com/office/drawing/2010/main"/>
+                      </a:ext>
+                    </a:extLst>
+                  </pic:spPr>
+                </pic:pic>
+              </a:graphicData>
+            </a:graphic>
+          </wp:inline>
+        </w:drawing>
+      </w:r>
+    </w:p>
+    <w:p>
+      <w:pPr>
+        <w:pStyle w:val="Caption"/>
+        <w:jc w:val="center"/>
+      </w:pPr>
+      <w:bookmarkStart w:id="43" w:name="_Toc236940510"/>
+      <w:r>
+        <w:t xml:space="preserve">Figure </w:t>
+      </w:r>
+      <w:r>
+        <w:fldChar w:fldCharType="begin"/>
+      </w:r>
+      <w:r>
+        <w:instrText xml:space="preserve"> SEQ Figure \* ARABIC </w:instrText>
+      </w:r>
+      <w:r>
+        <w:fldChar w:fldCharType="separate"/>
+      </w:r>
+      <w:r>
+        <w:rPr>
+          <w:noProof/>
+        </w:rPr>
+        <w:t>4</w:t>
+      </w:r>
+      <w:r>
+        <w:fldChar w:fldCharType="end"/>
+      </w:r>
+      <w:r>
+        <w:t xml:space="preserve"> GROUP MEMBERS CONTRIBUTION</w:t>
+      </w:r>
+      <w:bookmarkEnd w:id="43"/>
     </w:p>
     <w:sectPr>
-      <w:headerReference w:type="default" r:id="rId14"/>
-      <w:footerReference w:type="default" r:id="rId15"/>
+      <w:headerReference w:type="default" r:id="rId24"/>
+      <w:footerReference w:type="default" r:id="rId25"/>
       <w:pgSz w:w="11906" w:h="16838"/>
       <w:pgMar w:top="1440" w:right="1440" w:bottom="1440" w:left="1440" w:header="708" w:footer="708" w:gutter="0"/>
       <w:pgNumType w:start="1"/>
@@ -4089,95 +9012,9 @@
     </w:lvl>
   </w:abstractNum>
   <w:abstractNum w:abstractNumId="1" w15:restartNumberingAfterBreak="0">
-    <w:nsid w:val="20C43BFF"/>
+    <w:nsid w:val="07C12B43"/>
     <w:multiLevelType w:val="hybridMultilevel"/>
-    <w:tmpl w:val="BC76ADEA"/>
-    <w:lvl w:ilvl="0" w:tplc="FFFFFFFF">
-      <w:start w:val="1"/>
-      <w:numFmt w:val="decimal"/>
-      <w:lvlText w:val="%1."/>
-      <w:lvlJc w:val="left"/>
-      <w:pPr>
-        <w:ind w:left="720" w:hanging="360"/>
-      </w:pPr>
-    </w:lvl>
-    <w:lvl w:ilvl="1" w:tplc="FFFFFFFF" w:tentative="1">
-      <w:start w:val="1"/>
-      <w:numFmt w:val="lowerLetter"/>
-      <w:lvlText w:val="%2."/>
-      <w:lvlJc w:val="left"/>
-      <w:pPr>
-        <w:ind w:left="1440" w:hanging="360"/>
-      </w:pPr>
-    </w:lvl>
-    <w:lvl w:ilvl="2" w:tplc="FFFFFFFF" w:tentative="1">
-      <w:start w:val="1"/>
-      <w:numFmt w:val="lowerRoman"/>
-      <w:lvlText w:val="%3."/>
-      <w:lvlJc w:val="right"/>
-      <w:pPr>
-        <w:ind w:left="2160" w:hanging="180"/>
-      </w:pPr>
-    </w:lvl>
-    <w:lvl w:ilvl="3" w:tplc="FFFFFFFF" w:tentative="1">
-      <w:start w:val="1"/>
-      <w:numFmt w:val="decimal"/>
-      <w:lvlText w:val="%4."/>
-      <w:lvlJc w:val="left"/>
-      <w:pPr>
-        <w:ind w:left="2880" w:hanging="360"/>
-      </w:pPr>
-    </w:lvl>
-    <w:lvl w:ilvl="4" w:tplc="FFFFFFFF" w:tentative="1">
-      <w:start w:val="1"/>
-      <w:numFmt w:val="lowerLetter"/>
-      <w:lvlText w:val="%5."/>
-      <w:lvlJc w:val="left"/>
-      <w:pPr>
-        <w:ind w:left="3600" w:hanging="360"/>
-      </w:pPr>
-    </w:lvl>
-    <w:lvl w:ilvl="5" w:tplc="FFFFFFFF" w:tentative="1">
-      <w:start w:val="1"/>
-      <w:numFmt w:val="lowerRoman"/>
-      <w:lvlText w:val="%6."/>
-      <w:lvlJc w:val="right"/>
-      <w:pPr>
-        <w:ind w:left="4320" w:hanging="180"/>
-      </w:pPr>
-    </w:lvl>
-    <w:lvl w:ilvl="6" w:tplc="FFFFFFFF" w:tentative="1">
-      <w:start w:val="1"/>
-      <w:numFmt w:val="decimal"/>
-      <w:lvlText w:val="%7."/>
-      <w:lvlJc w:val="left"/>
-      <w:pPr>
-        <w:ind w:left="5040" w:hanging="360"/>
-      </w:pPr>
-    </w:lvl>
-    <w:lvl w:ilvl="7" w:tplc="FFFFFFFF" w:tentative="1">
-      <w:start w:val="1"/>
-      <w:numFmt w:val="lowerLetter"/>
-      <w:lvlText w:val="%8."/>
-      <w:lvlJc w:val="left"/>
-      <w:pPr>
-        <w:ind w:left="5760" w:hanging="360"/>
-      </w:pPr>
-    </w:lvl>
-    <w:lvl w:ilvl="8" w:tplc="FFFFFFFF" w:tentative="1">
-      <w:start w:val="1"/>
-      <w:numFmt w:val="lowerRoman"/>
-      <w:lvlText w:val="%9."/>
-      <w:lvlJc w:val="right"/>
-      <w:pPr>
-        <w:ind w:left="6480" w:hanging="180"/>
-      </w:pPr>
-    </w:lvl>
-  </w:abstractNum>
-  <w:abstractNum w:abstractNumId="2" w15:restartNumberingAfterBreak="0">
-    <w:nsid w:val="22554140"/>
-    <w:multiLevelType w:val="hybridMultilevel"/>
-    <w:tmpl w:val="C938F006"/>
+    <w:tmpl w:val="E4E0102E"/>
     <w:lvl w:ilvl="0" w:tplc="08090001">
       <w:start w:val="1"/>
       <w:numFmt w:val="bullet"/>
@@ -4287,7 +9124,355 @@
       </w:rPr>
     </w:lvl>
   </w:abstractNum>
+  <w:abstractNum w:abstractNumId="2" w15:restartNumberingAfterBreak="0">
+    <w:nsid w:val="20C43BFF"/>
+    <w:multiLevelType w:val="hybridMultilevel"/>
+    <w:tmpl w:val="BC76ADEA"/>
+    <w:lvl w:ilvl="0" w:tplc="FFFFFFFF">
+      <w:start w:val="1"/>
+      <w:numFmt w:val="decimal"/>
+      <w:lvlText w:val="%1."/>
+      <w:lvlJc w:val="left"/>
+      <w:pPr>
+        <w:ind w:left="720" w:hanging="360"/>
+      </w:pPr>
+    </w:lvl>
+    <w:lvl w:ilvl="1" w:tplc="FFFFFFFF" w:tentative="1">
+      <w:start w:val="1"/>
+      <w:numFmt w:val="lowerLetter"/>
+      <w:lvlText w:val="%2."/>
+      <w:lvlJc w:val="left"/>
+      <w:pPr>
+        <w:ind w:left="1440" w:hanging="360"/>
+      </w:pPr>
+    </w:lvl>
+    <w:lvl w:ilvl="2" w:tplc="FFFFFFFF" w:tentative="1">
+      <w:start w:val="1"/>
+      <w:numFmt w:val="lowerRoman"/>
+      <w:lvlText w:val="%3."/>
+      <w:lvlJc w:val="right"/>
+      <w:pPr>
+        <w:ind w:left="2160" w:hanging="180"/>
+      </w:pPr>
+    </w:lvl>
+    <w:lvl w:ilvl="3" w:tplc="FFFFFFFF" w:tentative="1">
+      <w:start w:val="1"/>
+      <w:numFmt w:val="decimal"/>
+      <w:lvlText w:val="%4."/>
+      <w:lvlJc w:val="left"/>
+      <w:pPr>
+        <w:ind w:left="2880" w:hanging="360"/>
+      </w:pPr>
+    </w:lvl>
+    <w:lvl w:ilvl="4" w:tplc="FFFFFFFF" w:tentative="1">
+      <w:start w:val="1"/>
+      <w:numFmt w:val="lowerLetter"/>
+      <w:lvlText w:val="%5."/>
+      <w:lvlJc w:val="left"/>
+      <w:pPr>
+        <w:ind w:left="3600" w:hanging="360"/>
+      </w:pPr>
+    </w:lvl>
+    <w:lvl w:ilvl="5" w:tplc="FFFFFFFF" w:tentative="1">
+      <w:start w:val="1"/>
+      <w:numFmt w:val="lowerRoman"/>
+      <w:lvlText w:val="%6."/>
+      <w:lvlJc w:val="right"/>
+      <w:pPr>
+        <w:ind w:left="4320" w:hanging="180"/>
+      </w:pPr>
+    </w:lvl>
+    <w:lvl w:ilvl="6" w:tplc="FFFFFFFF" w:tentative="1">
+      <w:start w:val="1"/>
+      <w:numFmt w:val="decimal"/>
+      <w:lvlText w:val="%7."/>
+      <w:lvlJc w:val="left"/>
+      <w:pPr>
+        <w:ind w:left="5040" w:hanging="360"/>
+      </w:pPr>
+    </w:lvl>
+    <w:lvl w:ilvl="7" w:tplc="FFFFFFFF" w:tentative="1">
+      <w:start w:val="1"/>
+      <w:numFmt w:val="lowerLetter"/>
+      <w:lvlText w:val="%8."/>
+      <w:lvlJc w:val="left"/>
+      <w:pPr>
+        <w:ind w:left="5760" w:hanging="360"/>
+      </w:pPr>
+    </w:lvl>
+    <w:lvl w:ilvl="8" w:tplc="FFFFFFFF" w:tentative="1">
+      <w:start w:val="1"/>
+      <w:numFmt w:val="lowerRoman"/>
+      <w:lvlText w:val="%9."/>
+      <w:lvlJc w:val="right"/>
+      <w:pPr>
+        <w:ind w:left="6480" w:hanging="180"/>
+      </w:pPr>
+    </w:lvl>
+  </w:abstractNum>
   <w:abstractNum w:abstractNumId="3" w15:restartNumberingAfterBreak="0">
+    <w:nsid w:val="22554140"/>
+    <w:multiLevelType w:val="hybridMultilevel"/>
+    <w:tmpl w:val="C938F006"/>
+    <w:lvl w:ilvl="0" w:tplc="08090001">
+      <w:start w:val="1"/>
+      <w:numFmt w:val="bullet"/>
+      <w:lvlText w:val=""/>
+      <w:lvlJc w:val="left"/>
+      <w:pPr>
+        <w:ind w:left="720" w:hanging="360"/>
+      </w:pPr>
+      <w:rPr>
+        <w:rFonts w:ascii="Symbol" w:hAnsi="Symbol" w:hint="default"/>
+      </w:rPr>
+    </w:lvl>
+    <w:lvl w:ilvl="1" w:tplc="08090003" w:tentative="1">
+      <w:start w:val="1"/>
+      <w:numFmt w:val="bullet"/>
+      <w:lvlText w:val="o"/>
+      <w:lvlJc w:val="left"/>
+      <w:pPr>
+        <w:ind w:left="1440" w:hanging="360"/>
+      </w:pPr>
+      <w:rPr>
+        <w:rFonts w:ascii="Courier New" w:hAnsi="Courier New" w:cs="Courier New" w:hint="default"/>
+      </w:rPr>
+    </w:lvl>
+    <w:lvl w:ilvl="2" w:tplc="08090005" w:tentative="1">
+      <w:start w:val="1"/>
+      <w:numFmt w:val="bullet"/>
+      <w:lvlText w:val=""/>
+      <w:lvlJc w:val="left"/>
+      <w:pPr>
+        <w:ind w:left="2160" w:hanging="360"/>
+      </w:pPr>
+      <w:rPr>
+        <w:rFonts w:ascii="Wingdings" w:hAnsi="Wingdings" w:hint="default"/>
+      </w:rPr>
+    </w:lvl>
+    <w:lvl w:ilvl="3" w:tplc="08090001" w:tentative="1">
+      <w:start w:val="1"/>
+      <w:numFmt w:val="bullet"/>
+      <w:lvlText w:val=""/>
+      <w:lvlJc w:val="left"/>
+      <w:pPr>
+        <w:ind w:left="2880" w:hanging="360"/>
+      </w:pPr>
+      <w:rPr>
+        <w:rFonts w:ascii="Symbol" w:hAnsi="Symbol" w:hint="default"/>
+      </w:rPr>
+    </w:lvl>
+    <w:lvl w:ilvl="4" w:tplc="08090003" w:tentative="1">
+      <w:start w:val="1"/>
+      <w:numFmt w:val="bullet"/>
+      <w:lvlText w:val="o"/>
+      <w:lvlJc w:val="left"/>
+      <w:pPr>
+        <w:ind w:left="3600" w:hanging="360"/>
+      </w:pPr>
+      <w:rPr>
+        <w:rFonts w:ascii="Courier New" w:hAnsi="Courier New" w:cs="Courier New" w:hint="default"/>
+      </w:rPr>
+    </w:lvl>
+    <w:lvl w:ilvl="5" w:tplc="08090005" w:tentative="1">
+      <w:start w:val="1"/>
+      <w:numFmt w:val="bullet"/>
+      <w:lvlText w:val=""/>
+      <w:lvlJc w:val="left"/>
+      <w:pPr>
+        <w:ind w:left="4320" w:hanging="360"/>
+      </w:pPr>
+      <w:rPr>
+        <w:rFonts w:ascii="Wingdings" w:hAnsi="Wingdings" w:hint="default"/>
+      </w:rPr>
+    </w:lvl>
+    <w:lvl w:ilvl="6" w:tplc="08090001" w:tentative="1">
+      <w:start w:val="1"/>
+      <w:numFmt w:val="bullet"/>
+      <w:lvlText w:val=""/>
+      <w:lvlJc w:val="left"/>
+      <w:pPr>
+        <w:ind w:left="5040" w:hanging="360"/>
+      </w:pPr>
+      <w:rPr>
+        <w:rFonts w:ascii="Symbol" w:hAnsi="Symbol" w:hint="default"/>
+      </w:rPr>
+    </w:lvl>
+    <w:lvl w:ilvl="7" w:tplc="08090003" w:tentative="1">
+      <w:start w:val="1"/>
+      <w:numFmt w:val="bullet"/>
+      <w:lvlText w:val="o"/>
+      <w:lvlJc w:val="left"/>
+      <w:pPr>
+        <w:ind w:left="5760" w:hanging="360"/>
+      </w:pPr>
+      <w:rPr>
+        <w:rFonts w:ascii="Courier New" w:hAnsi="Courier New" w:cs="Courier New" w:hint="default"/>
+      </w:rPr>
+    </w:lvl>
+    <w:lvl w:ilvl="8" w:tplc="08090005" w:tentative="1">
+      <w:start w:val="1"/>
+      <w:numFmt w:val="bullet"/>
+      <w:lvlText w:val=""/>
+      <w:lvlJc w:val="left"/>
+      <w:pPr>
+        <w:ind w:left="6480" w:hanging="360"/>
+      </w:pPr>
+      <w:rPr>
+        <w:rFonts w:ascii="Wingdings" w:hAnsi="Wingdings" w:hint="default"/>
+      </w:rPr>
+    </w:lvl>
+  </w:abstractNum>
+  <w:abstractNum w:abstractNumId="4" w15:restartNumberingAfterBreak="0">
+    <w:nsid w:val="3B683574"/>
+    <w:multiLevelType w:val="multilevel"/>
+    <w:tmpl w:val="B2C82F72"/>
+    <w:lvl w:ilvl="0">
+      <w:start w:val="1"/>
+      <w:numFmt w:val="bullet"/>
+      <w:lvlText w:val=""/>
+      <w:lvlJc w:val="left"/>
+      <w:pPr>
+        <w:tabs>
+          <w:tab w:val="num" w:pos="720"/>
+        </w:tabs>
+        <w:ind w:left="720" w:hanging="360"/>
+      </w:pPr>
+      <w:rPr>
+        <w:rFonts w:ascii="Symbol" w:hAnsi="Symbol" w:hint="default"/>
+        <w:sz w:val="20"/>
+      </w:rPr>
+    </w:lvl>
+    <w:lvl w:ilvl="1" w:tentative="1">
+      <w:start w:val="1"/>
+      <w:numFmt w:val="bullet"/>
+      <w:lvlText w:val="o"/>
+      <w:lvlJc w:val="left"/>
+      <w:pPr>
+        <w:tabs>
+          <w:tab w:val="num" w:pos="1440"/>
+        </w:tabs>
+        <w:ind w:left="1440" w:hanging="360"/>
+      </w:pPr>
+      <w:rPr>
+        <w:rFonts w:ascii="Courier New" w:hAnsi="Courier New" w:hint="default"/>
+        <w:sz w:val="20"/>
+      </w:rPr>
+    </w:lvl>
+    <w:lvl w:ilvl="2" w:tentative="1">
+      <w:start w:val="1"/>
+      <w:numFmt w:val="bullet"/>
+      <w:lvlText w:val=""/>
+      <w:lvlJc w:val="left"/>
+      <w:pPr>
+        <w:tabs>
+          <w:tab w:val="num" w:pos="2160"/>
+        </w:tabs>
+        <w:ind w:left="2160" w:hanging="360"/>
+      </w:pPr>
+      <w:rPr>
+        <w:rFonts w:ascii="Wingdings" w:hAnsi="Wingdings" w:hint="default"/>
+        <w:sz w:val="20"/>
+      </w:rPr>
+    </w:lvl>
+    <w:lvl w:ilvl="3" w:tentative="1">
+      <w:start w:val="1"/>
+      <w:numFmt w:val="bullet"/>
+      <w:lvlText w:val=""/>
+      <w:lvlJc w:val="left"/>
+      <w:pPr>
+        <w:tabs>
+          <w:tab w:val="num" w:pos="2880"/>
+        </w:tabs>
+        <w:ind w:left="2880" w:hanging="360"/>
+      </w:pPr>
+      <w:rPr>
+        <w:rFonts w:ascii="Wingdings" w:hAnsi="Wingdings" w:hint="default"/>
+        <w:sz w:val="20"/>
+      </w:rPr>
+    </w:lvl>
+    <w:lvl w:ilvl="4" w:tentative="1">
+      <w:start w:val="1"/>
+      <w:numFmt w:val="bullet"/>
+      <w:lvlText w:val=""/>
+      <w:lvlJc w:val="left"/>
+      <w:pPr>
+        <w:tabs>
+          <w:tab w:val="num" w:pos="3600"/>
+        </w:tabs>
+        <w:ind w:left="3600" w:hanging="360"/>
+      </w:pPr>
+      <w:rPr>
+        <w:rFonts w:ascii="Wingdings" w:hAnsi="Wingdings" w:hint="default"/>
+        <w:sz w:val="20"/>
+      </w:rPr>
+    </w:lvl>
+    <w:lvl w:ilvl="5" w:tentative="1">
+      <w:start w:val="1"/>
+      <w:numFmt w:val="bullet"/>
+      <w:lvlText w:val=""/>
+      <w:lvlJc w:val="left"/>
+      <w:pPr>
+        <w:tabs>
+          <w:tab w:val="num" w:pos="4320"/>
+        </w:tabs>
+        <w:ind w:left="4320" w:hanging="360"/>
+      </w:pPr>
+      <w:rPr>
+        <w:rFonts w:ascii="Wingdings" w:hAnsi="Wingdings" w:hint="default"/>
+        <w:sz w:val="20"/>
+      </w:rPr>
+    </w:lvl>
+    <w:lvl w:ilvl="6" w:tentative="1">
+      <w:start w:val="1"/>
+      <w:numFmt w:val="bullet"/>
+      <w:lvlText w:val=""/>
+      <w:lvlJc w:val="left"/>
+      <w:pPr>
+        <w:tabs>
+          <w:tab w:val="num" w:pos="5040"/>
+        </w:tabs>
+        <w:ind w:left="5040" w:hanging="360"/>
+      </w:pPr>
+      <w:rPr>
+        <w:rFonts w:ascii="Wingdings" w:hAnsi="Wingdings" w:hint="default"/>
+        <w:sz w:val="20"/>
+      </w:rPr>
+    </w:lvl>
+    <w:lvl w:ilvl="7" w:tentative="1">
+      <w:start w:val="1"/>
+      <w:numFmt w:val="bullet"/>
+      <w:lvlText w:val=""/>
+      <w:lvlJc w:val="left"/>
+      <w:pPr>
+        <w:tabs>
+          <w:tab w:val="num" w:pos="5760"/>
+        </w:tabs>
+        <w:ind w:left="5760" w:hanging="360"/>
+      </w:pPr>
+      <w:rPr>
+        <w:rFonts w:ascii="Wingdings" w:hAnsi="Wingdings" w:hint="default"/>
+        <w:sz w:val="20"/>
+      </w:rPr>
+    </w:lvl>
+    <w:lvl w:ilvl="8" w:tentative="1">
+      <w:start w:val="1"/>
+      <w:numFmt w:val="bullet"/>
+      <w:lvlText w:val=""/>
+      <w:lvlJc w:val="left"/>
+      <w:pPr>
+        <w:tabs>
+          <w:tab w:val="num" w:pos="6480"/>
+        </w:tabs>
+        <w:ind w:left="6480" w:hanging="360"/>
+      </w:pPr>
+      <w:rPr>
+        <w:rFonts w:ascii="Wingdings" w:hAnsi="Wingdings" w:hint="default"/>
+        <w:sz w:val="20"/>
+      </w:rPr>
+    </w:lvl>
+  </w:abstractNum>
+  <w:abstractNum w:abstractNumId="5" w15:restartNumberingAfterBreak="0">
     <w:nsid w:val="4003629B"/>
     <w:multiLevelType w:val="hybridMultilevel"/>
     <w:tmpl w:val="6DB2D8D0"/>
@@ -4400,7 +9585,120 @@
       </w:rPr>
     </w:lvl>
   </w:abstractNum>
-  <w:abstractNum w:abstractNumId="4" w15:restartNumberingAfterBreak="0">
+  <w:abstractNum w:abstractNumId="6" w15:restartNumberingAfterBreak="0">
+    <w:nsid w:val="49172DED"/>
+    <w:multiLevelType w:val="hybridMultilevel"/>
+    <w:tmpl w:val="12D6FDDC"/>
+    <w:lvl w:ilvl="0" w:tplc="08090001">
+      <w:start w:val="1"/>
+      <w:numFmt w:val="bullet"/>
+      <w:lvlText w:val=""/>
+      <w:lvlJc w:val="left"/>
+      <w:pPr>
+        <w:ind w:left="720" w:hanging="360"/>
+      </w:pPr>
+      <w:rPr>
+        <w:rFonts w:ascii="Symbol" w:hAnsi="Symbol" w:hint="default"/>
+      </w:rPr>
+    </w:lvl>
+    <w:lvl w:ilvl="1" w:tplc="08090003" w:tentative="1">
+      <w:start w:val="1"/>
+      <w:numFmt w:val="bullet"/>
+      <w:lvlText w:val="o"/>
+      <w:lvlJc w:val="left"/>
+      <w:pPr>
+        <w:ind w:left="1440" w:hanging="360"/>
+      </w:pPr>
+      <w:rPr>
+        <w:rFonts w:ascii="Courier New" w:hAnsi="Courier New" w:cs="Courier New" w:hint="default"/>
+      </w:rPr>
+    </w:lvl>
+    <w:lvl w:ilvl="2" w:tplc="08090005" w:tentative="1">
+      <w:start w:val="1"/>
+      <w:numFmt w:val="bullet"/>
+      <w:lvlText w:val=""/>
+      <w:lvlJc w:val="left"/>
+      <w:pPr>
+        <w:ind w:left="2160" w:hanging="360"/>
+      </w:pPr>
+      <w:rPr>
+        <w:rFonts w:ascii="Wingdings" w:hAnsi="Wingdings" w:hint="default"/>
+      </w:rPr>
+    </w:lvl>
+    <w:lvl w:ilvl="3" w:tplc="08090001" w:tentative="1">
+      <w:start w:val="1"/>
+      <w:numFmt w:val="bullet"/>
+      <w:lvlText w:val=""/>
+      <w:lvlJc w:val="left"/>
+      <w:pPr>
+        <w:ind w:left="2880" w:hanging="360"/>
+      </w:pPr>
+      <w:rPr>
+        <w:rFonts w:ascii="Symbol" w:hAnsi="Symbol" w:hint="default"/>
+      </w:rPr>
+    </w:lvl>
+    <w:lvl w:ilvl="4" w:tplc="08090003" w:tentative="1">
+      <w:start w:val="1"/>
+      <w:numFmt w:val="bullet"/>
+      <w:lvlText w:val="o"/>
+      <w:lvlJc w:val="left"/>
+      <w:pPr>
+        <w:ind w:left="3600" w:hanging="360"/>
+      </w:pPr>
+      <w:rPr>
+        <w:rFonts w:ascii="Courier New" w:hAnsi="Courier New" w:cs="Courier New" w:hint="default"/>
+      </w:rPr>
+    </w:lvl>
+    <w:lvl w:ilvl="5" w:tplc="08090005" w:tentative="1">
+      <w:start w:val="1"/>
+      <w:numFmt w:val="bullet"/>
+      <w:lvlText w:val=""/>
+      <w:lvlJc w:val="left"/>
+      <w:pPr>
+        <w:ind w:left="4320" w:hanging="360"/>
+      </w:pPr>
+      <w:rPr>
+        <w:rFonts w:ascii="Wingdings" w:hAnsi="Wingdings" w:hint="default"/>
+      </w:rPr>
+    </w:lvl>
+    <w:lvl w:ilvl="6" w:tplc="08090001" w:tentative="1">
+      <w:start w:val="1"/>
+      <w:numFmt w:val="bullet"/>
+      <w:lvlText w:val=""/>
+      <w:lvlJc w:val="left"/>
+      <w:pPr>
+        <w:ind w:left="5040" w:hanging="360"/>
+      </w:pPr>
+      <w:rPr>
+        <w:rFonts w:ascii="Symbol" w:hAnsi="Symbol" w:hint="default"/>
+      </w:rPr>
+    </w:lvl>
+    <w:lvl w:ilvl="7" w:tplc="08090003" w:tentative="1">
+      <w:start w:val="1"/>
+      <w:numFmt w:val="bullet"/>
+      <w:lvlText w:val="o"/>
+      <w:lvlJc w:val="left"/>
+      <w:pPr>
+        <w:ind w:left="5760" w:hanging="360"/>
+      </w:pPr>
+      <w:rPr>
+        <w:rFonts w:ascii="Courier New" w:hAnsi="Courier New" w:cs="Courier New" w:hint="default"/>
+      </w:rPr>
+    </w:lvl>
+    <w:lvl w:ilvl="8" w:tplc="08090005" w:tentative="1">
+      <w:start w:val="1"/>
+      <w:numFmt w:val="bullet"/>
+      <w:lvlText w:val=""/>
+      <w:lvlJc w:val="left"/>
+      <w:pPr>
+        <w:ind w:left="6480" w:hanging="360"/>
+      </w:pPr>
+      <w:rPr>
+        <w:rFonts w:ascii="Wingdings" w:hAnsi="Wingdings" w:hint="default"/>
+      </w:rPr>
+    </w:lvl>
+  </w:abstractNum>
+  <w:abstractNum w:abstractNumId="7" w15:restartNumberingAfterBreak="0">
     <w:nsid w:val="49F74E90"/>
     <w:multiLevelType w:val="hybridMultilevel"/>
     <w:tmpl w:val="84E6F904"/>
@@ -4486,7 +9784,7 @@
       </w:pPr>
     </w:lvl>
   </w:abstractNum>
-  <w:abstractNum w:abstractNumId="5" w15:restartNumberingAfterBreak="0">
+  <w:abstractNum w:abstractNumId="8" w15:restartNumberingAfterBreak="0">
     <w:nsid w:val="58F73EFE"/>
     <w:multiLevelType w:val="hybridMultilevel"/>
     <w:tmpl w:val="A2F4D242"/>
@@ -4599,7 +9897,93 @@
       </w:rPr>
     </w:lvl>
   </w:abstractNum>
-  <w:abstractNum w:abstractNumId="6" w15:restartNumberingAfterBreak="0">
+  <w:abstractNum w:abstractNumId="9" w15:restartNumberingAfterBreak="0">
+    <w:nsid w:val="699702BA"/>
+    <w:multiLevelType w:val="hybridMultilevel"/>
+    <w:tmpl w:val="89A88F04"/>
+    <w:lvl w:ilvl="0" w:tplc="0809000F">
+      <w:start w:val="1"/>
+      <w:numFmt w:val="decimal"/>
+      <w:lvlText w:val="%1."/>
+      <w:lvlJc w:val="left"/>
+      <w:pPr>
+        <w:ind w:left="720" w:hanging="360"/>
+      </w:pPr>
+    </w:lvl>
+    <w:lvl w:ilvl="1" w:tplc="08090019" w:tentative="1">
+      <w:start w:val="1"/>
+      <w:numFmt w:val="lowerLetter"/>
+      <w:lvlText w:val="%2."/>
+      <w:lvlJc w:val="left"/>
+      <w:pPr>
+        <w:ind w:left="1440" w:hanging="360"/>
+      </w:pPr>
+    </w:lvl>
+    <w:lvl w:ilvl="2" w:tplc="0809001B" w:tentative="1">
+      <w:start w:val="1"/>
+      <w:numFmt w:val="lowerRoman"/>
+      <w:lvlText w:val="%3."/>
+      <w:lvlJc w:val="right"/>
+      <w:pPr>
+        <w:ind w:left="2160" w:hanging="180"/>
+      </w:pPr>
+    </w:lvl>
+    <w:lvl w:ilvl="3" w:tplc="0809000F" w:tentative="1">
+      <w:start w:val="1"/>
+      <w:numFmt w:val="decimal"/>
+      <w:lvlText w:val="%4."/>
+      <w:lvlJc w:val="left"/>
+      <w:pPr>
+        <w:ind w:left="2880" w:hanging="360"/>
+      </w:pPr>
+    </w:lvl>
+    <w:lvl w:ilvl="4" w:tplc="08090019" w:tentative="1">
+      <w:start w:val="1"/>
+      <w:numFmt w:val="lowerLetter"/>
+      <w:lvlText w:val="%5."/>
+      <w:lvlJc w:val="left"/>
+      <w:pPr>
+        <w:ind w:left="3600" w:hanging="360"/>
+      </w:pPr>
+    </w:lvl>
+    <w:lvl w:ilvl="5" w:tplc="0809001B" w:tentative="1">
+      <w:start w:val="1"/>
+      <w:numFmt w:val="lowerRoman"/>
+      <w:lvlText w:val="%6."/>
+      <w:lvlJc w:val="right"/>
+      <w:pPr>
+        <w:ind w:left="4320" w:hanging="180"/>
+      </w:pPr>
+    </w:lvl>
+    <w:lvl w:ilvl="6" w:tplc="0809000F" w:tentative="1">
+      <w:start w:val="1"/>
+      <w:numFmt w:val="decimal"/>
+      <w:lvlText w:val="%7."/>
+      <w:lvlJc w:val="left"/>
+      <w:pPr>
+        <w:ind w:left="5040" w:hanging="360"/>
+      </w:pPr>
+    </w:lvl>
+    <w:lvl w:ilvl="7" w:tplc="08090019" w:tentative="1">
+      <w:start w:val="1"/>
+      <w:numFmt w:val="lowerLetter"/>
+      <w:lvlText w:val="%8."/>
+      <w:lvlJc w:val="left"/>
+      <w:pPr>
+        <w:ind w:left="5760" w:hanging="360"/>
+      </w:pPr>
+    </w:lvl>
+    <w:lvl w:ilvl="8" w:tplc="0809001B" w:tentative="1">
+      <w:start w:val="1"/>
+      <w:numFmt w:val="lowerRoman"/>
+      <w:lvlText w:val="%9."/>
+      <w:lvlJc w:val="right"/>
+      <w:pPr>
+        <w:ind w:left="6480" w:hanging="180"/>
+      </w:pPr>
+    </w:lvl>
+  </w:abstractNum>
+  <w:abstractNum w:abstractNumId="10" w15:restartNumberingAfterBreak="0">
     <w:nsid w:val="715B6ED0"/>
     <w:multiLevelType w:val="hybridMultilevel"/>
     <w:tmpl w:val="BC76ADEA"/>
@@ -4685,26 +10069,190 @@
       </w:pPr>
     </w:lvl>
   </w:abstractNum>
+  <w:abstractNum w:abstractNumId="11" w15:restartNumberingAfterBreak="0">
+    <w:nsid w:val="7AD0611E"/>
+    <w:multiLevelType w:val="multilevel"/>
+    <w:tmpl w:val="07F6C5D8"/>
+    <w:lvl w:ilvl="0">
+      <w:start w:val="1"/>
+      <w:numFmt w:val="bullet"/>
+      <w:lvlText w:val=""/>
+      <w:lvlJc w:val="left"/>
+      <w:pPr>
+        <w:tabs>
+          <w:tab w:val="num" w:pos="720"/>
+        </w:tabs>
+        <w:ind w:left="720" w:hanging="360"/>
+      </w:pPr>
+      <w:rPr>
+        <w:rFonts w:ascii="Symbol" w:hAnsi="Symbol" w:hint="default"/>
+        <w:sz w:val="20"/>
+      </w:rPr>
+    </w:lvl>
+    <w:lvl w:ilvl="1" w:tentative="1">
+      <w:start w:val="1"/>
+      <w:numFmt w:val="bullet"/>
+      <w:lvlText w:val="o"/>
+      <w:lvlJc w:val="left"/>
+      <w:pPr>
+        <w:tabs>
+          <w:tab w:val="num" w:pos="1440"/>
+        </w:tabs>
+        <w:ind w:left="1440" w:hanging="360"/>
+      </w:pPr>
+      <w:rPr>
+        <w:rFonts w:ascii="Courier New" w:hAnsi="Courier New" w:hint="default"/>
+        <w:sz w:val="20"/>
+      </w:rPr>
+    </w:lvl>
+    <w:lvl w:ilvl="2" w:tentative="1">
+      <w:start w:val="1"/>
+      <w:numFmt w:val="bullet"/>
+      <w:lvlText w:val=""/>
+      <w:lvlJc w:val="left"/>
+      <w:pPr>
+        <w:tabs>
+          <w:tab w:val="num" w:pos="2160"/>
+        </w:tabs>
+        <w:ind w:left="2160" w:hanging="360"/>
+      </w:pPr>
+      <w:rPr>
+        <w:rFonts w:ascii="Wingdings" w:hAnsi="Wingdings" w:hint="default"/>
+        <w:sz w:val="20"/>
+      </w:rPr>
+    </w:lvl>
+    <w:lvl w:ilvl="3" w:tentative="1">
+      <w:start w:val="1"/>
+      <w:numFmt w:val="bullet"/>
+      <w:lvlText w:val=""/>
+      <w:lvlJc w:val="left"/>
+      <w:pPr>
+        <w:tabs>
+          <w:tab w:val="num" w:pos="2880"/>
+        </w:tabs>
+        <w:ind w:left="2880" w:hanging="360"/>
+      </w:pPr>
+      <w:rPr>
+        <w:rFonts w:ascii="Wingdings" w:hAnsi="Wingdings" w:hint="default"/>
+        <w:sz w:val="20"/>
+      </w:rPr>
+    </w:lvl>
+    <w:lvl w:ilvl="4" w:tentative="1">
+      <w:start w:val="1"/>
+      <w:numFmt w:val="bullet"/>
+      <w:lvlText w:val=""/>
+      <w:lvlJc w:val="left"/>
+      <w:pPr>
+        <w:tabs>
+          <w:tab w:val="num" w:pos="3600"/>
+        </w:tabs>
+        <w:ind w:left="3600" w:hanging="360"/>
+      </w:pPr>
+      <w:rPr>
+        <w:rFonts w:ascii="Wingdings" w:hAnsi="Wingdings" w:hint="default"/>
+        <w:sz w:val="20"/>
+      </w:rPr>
+    </w:lvl>
+    <w:lvl w:ilvl="5" w:tentative="1">
+      <w:start w:val="1"/>
+      <w:numFmt w:val="bullet"/>
+      <w:lvlText w:val=""/>
+      <w:lvlJc w:val="left"/>
+      <w:pPr>
+        <w:tabs>
+          <w:tab w:val="num" w:pos="4320"/>
+        </w:tabs>
+        <w:ind w:left="4320" w:hanging="360"/>
+      </w:pPr>
+      <w:rPr>
+        <w:rFonts w:ascii="Wingdings" w:hAnsi="Wingdings" w:hint="default"/>
+        <w:sz w:val="20"/>
+      </w:rPr>
+    </w:lvl>
+    <w:lvl w:ilvl="6" w:tentative="1">
+      <w:start w:val="1"/>
+      <w:numFmt w:val="bullet"/>
+      <w:lvlText w:val=""/>
+      <w:lvlJc w:val="left"/>
+      <w:pPr>
+        <w:tabs>
+          <w:tab w:val="num" w:pos="5040"/>
+        </w:tabs>
+        <w:ind w:left="5040" w:hanging="360"/>
+      </w:pPr>
+      <w:rPr>
+        <w:rFonts w:ascii="Wingdings" w:hAnsi="Wingdings" w:hint="default"/>
+        <w:sz w:val="20"/>
+      </w:rPr>
+    </w:lvl>
+    <w:lvl w:ilvl="7" w:tentative="1">
+      <w:start w:val="1"/>
+      <w:numFmt w:val="bullet"/>
+      <w:lvlText w:val=""/>
+      <w:lvlJc w:val="left"/>
+      <w:pPr>
+        <w:tabs>
+          <w:tab w:val="num" w:pos="5760"/>
+        </w:tabs>
+        <w:ind w:left="5760" w:hanging="360"/>
+      </w:pPr>
+      <w:rPr>
+        <w:rFonts w:ascii="Wingdings" w:hAnsi="Wingdings" w:hint="default"/>
+        <w:sz w:val="20"/>
+      </w:rPr>
+    </w:lvl>
+    <w:lvl w:ilvl="8" w:tentative="1">
+      <w:start w:val="1"/>
+      <w:numFmt w:val="bullet"/>
+      <w:lvlText w:val=""/>
+      <w:lvlJc w:val="left"/>
+      <w:pPr>
+        <w:tabs>
+          <w:tab w:val="num" w:pos="6480"/>
+        </w:tabs>
+        <w:ind w:left="6480" w:hanging="360"/>
+      </w:pPr>
+      <w:rPr>
+        <w:rFonts w:ascii="Wingdings" w:hAnsi="Wingdings" w:hint="default"/>
+        <w:sz w:val="20"/>
+      </w:rPr>
+    </w:lvl>
+  </w:abstractNum>
   <w:num w:numId="1" w16cid:durableId="768352851">
     <w:abstractNumId w:val="0"/>
   </w:num>
   <w:num w:numId="2" w16cid:durableId="1801998467">
+    <w:abstractNumId w:val="10"/>
+  </w:num>
+  <w:num w:numId="3" w16cid:durableId="668943585">
+    <w:abstractNumId w:val="3"/>
+  </w:num>
+  <w:num w:numId="4" w16cid:durableId="1564636488">
+    <w:abstractNumId w:val="2"/>
+  </w:num>
+  <w:num w:numId="5" w16cid:durableId="203366536">
+    <w:abstractNumId w:val="7"/>
+  </w:num>
+  <w:num w:numId="6" w16cid:durableId="352531838">
+    <w:abstractNumId w:val="8"/>
+  </w:num>
+  <w:num w:numId="7" w16cid:durableId="923027546">
+    <w:abstractNumId w:val="5"/>
+  </w:num>
+  <w:num w:numId="8" w16cid:durableId="1727027581">
     <w:abstractNumId w:val="6"/>
   </w:num>
-  <w:num w:numId="3" w16cid:durableId="668943585">
-    <w:abstractNumId w:val="2"/>
+  <w:num w:numId="9" w16cid:durableId="1312371558">
+    <w:abstractNumId w:val="4"/>
   </w:num>
-  <w:num w:numId="4" w16cid:durableId="1564636488">
+  <w:num w:numId="10" w16cid:durableId="227572086">
     <w:abstractNumId w:val="1"/>
   </w:num>
-  <w:num w:numId="5" w16cid:durableId="203366536">
-    <w:abstractNumId w:val="4"/>
+  <w:num w:numId="11" w16cid:durableId="1250232000">
+    <w:abstractNumId w:val="11"/>
   </w:num>
-  <w:num w:numId="6" w16cid:durableId="352531838">
-    <w:abstractNumId w:val="5"/>
-  </w:num>
-  <w:num w:numId="7" w16cid:durableId="923027546">
-    <w:abstractNumId w:val="3"/>
+  <w:num w:numId="12" w16cid:durableId="1145514018">
+    <w:abstractNumId w:val="9"/>
   </w:num>
 </w:numbering>
 </file>
@@ -5167,10 +10715,9 @@
     <w:next w:val="Normal"/>
     <w:link w:val="Heading3Char"/>
     <w:uiPriority w:val="9"/>
-    <w:semiHidden/>
     <w:unhideWhenUsed/>
     <w:qFormat/>
-    <w:rsid w:val="00F7332B"/>
+    <w:rsid w:val="00E0710F"/>
     <w:pPr>
       <w:keepNext/>
       <w:keepLines/>
@@ -5179,8 +10726,8 @@
     </w:pPr>
     <w:rPr>
       <w:rFonts w:eastAsiaTheme="majorEastAsia" w:cstheme="majorBidi"/>
-      <w:color w:val="2F5496" w:themeColor="accent1" w:themeShade="BF"/>
-      <w:sz w:val="28"/>
+      <w:b/>
+      <w:sz w:val="22"/>
       <w:szCs w:val="28"/>
     </w:rPr>
   </w:style>
@@ -5372,12 +10919,10 @@
     <w:basedOn w:val="DefaultParagraphFont"/>
     <w:link w:val="Heading3"/>
     <w:uiPriority w:val="9"/>
-    <w:semiHidden/>
-    <w:rsid w:val="00F7332B"/>
+    <w:rsid w:val="00E0710F"/>
     <w:rPr>
       <w:rFonts w:eastAsiaTheme="majorEastAsia" w:cstheme="majorBidi"/>
-      <w:color w:val="2F5496" w:themeColor="accent1" w:themeShade="BF"/>
-      <w:sz w:val="28"/>
+      <w:b/>
       <w:szCs w:val="28"/>
     </w:rPr>
   </w:style>
@@ -5907,6 +11452,30 @@
       <w:spacing w:after="0"/>
     </w:pPr>
   </w:style>
+  <w:style w:type="character" w:styleId="Strong">
+    <w:name w:val="Strong"/>
+    <w:basedOn w:val="DefaultParagraphFont"/>
+    <w:uiPriority w:val="22"/>
+    <w:qFormat/>
+    <w:rsid w:val="0060341E"/>
+    <w:rPr>
+      <w:b/>
+      <w:bCs/>
+    </w:rPr>
+  </w:style>
+  <w:style w:type="paragraph" w:styleId="TOC3">
+    <w:name w:val="toc 3"/>
+    <w:basedOn w:val="Normal"/>
+    <w:next w:val="Normal"/>
+    <w:autoRedefine/>
+    <w:uiPriority w:val="39"/>
+    <w:unhideWhenUsed/>
+    <w:rsid w:val="00CC1E9F"/>
+    <w:pPr>
+      <w:spacing w:after="100"/>
+      <w:ind w:left="400"/>
+    </w:pPr>
+  </w:style>
 </w:styles>
 </file>
 
